--- a/VisionLine_Plan_Projektu.docx
+++ b/VisionLine_Plan_Projektu.docx
@@ -6430,6 +6430,26 @@
         <w:pStyle w:val="BodyText"/>
       </w:pPr>
       <w:r>
+        <w:t xml:space="preserve">Zasada formatowania:</w:t>
+      </w:r>
+      <w:r>
+        <w:t xml:space="preserve"> </w:t>
+      </w:r>
+      <w:r>
+        <w:rPr>
+          <w:b/>
+        </w:rPr>
+        <w:t xml:space="preserve">każda komenda w osobnym bloku kodu</w:t>
+      </w:r>
+      <w:r>
+        <w:t xml:space="preserve">, opis obok jako tekst.</w:t>
+      </w:r>
+    </w:p>
+    <w:p>
+      <w:pPr>
+        <w:pStyle w:val="BodyText"/>
+      </w:pPr>
+      <w:r>
         <w:t xml:space="preserve">Legenda statusu:</w:t>
       </w:r>
       <w:r>
@@ -6492,6 +6512,245 @@
     </w:p>
     <w:p>
       <w:pPr>
+        <w:pStyle w:val="FirstParagraph"/>
+      </w:pPr>
+      <w:r>
+        <w:t xml:space="preserve">Otwórz VS Code →</w:t>
+      </w:r>
+      <w:r>
+        <w:t xml:space="preserve"> </w:t>
+      </w:r>
+      <w:r>
+        <w:rPr>
+          <w:rStyle w:val="VerbatimChar"/>
+        </w:rPr>
+        <w:t xml:space="preserve">Terminal → New Terminal</w:t>
+      </w:r>
+      <w:r>
+        <w:t xml:space="preserve"> </w:t>
+      </w:r>
+      <w:r>
+        <w:t xml:space="preserve">w folderze projektu.</w:t>
+      </w:r>
+    </w:p>
+    <w:p>
+      <w:pPr>
+        <w:pStyle w:val="BodyText"/>
+      </w:pPr>
+      <w:r>
+        <w:rPr>
+          <w:b/>
+        </w:rPr>
+        <w:t xml:space="preserve">1. Sprawdź, że Git jest zainstalowany:</w:t>
+      </w:r>
+    </w:p>
+    <w:p>
+      <w:pPr>
+        <w:pStyle w:val="SourceCode"/>
+      </w:pPr>
+      <w:r>
+        <w:rPr>
+          <w:rStyle w:val="VerbatimChar"/>
+        </w:rPr>
+        <w:t xml:space="preserve">git --version</w:t>
+      </w:r>
+    </w:p>
+    <w:p>
+      <w:pPr>
+        <w:pStyle w:val="FirstParagraph"/>
+      </w:pPr>
+      <w:r>
+        <w:rPr>
+          <w:b/>
+        </w:rPr>
+        <w:t xml:space="preserve">2. Załóż repo na GitHub</w:t>
+      </w:r>
+      <w:r>
+        <w:t xml:space="preserve"> </w:t>
+      </w:r>
+      <w:r>
+        <w:t xml:space="preserve">(przez stronę): New repository → nazwa → Public → bez „Add a README".</w:t>
+      </w:r>
+    </w:p>
+    <w:p>
+      <w:pPr>
+        <w:pStyle w:val="BodyText"/>
+      </w:pPr>
+      <w:r>
+        <w:rPr>
+          <w:b/>
+        </w:rPr>
+        <w:t xml:space="preserve">3. Zainicjuj i wyślij repo:</w:t>
+      </w:r>
+    </w:p>
+    <w:p>
+      <w:pPr>
+        <w:pStyle w:val="SourceCode"/>
+      </w:pPr>
+      <w:r>
+        <w:rPr>
+          <w:rStyle w:val="VerbatimChar"/>
+        </w:rPr>
+        <w:t xml:space="preserve">git init</w:t>
+      </w:r>
+      <w:r>
+        <w:br/>
+      </w:r>
+      <w:r>
+        <w:rPr>
+          <w:rStyle w:val="VerbatimChar"/>
+        </w:rPr>
+        <w:t xml:space="preserve">git branch -M main</w:t>
+      </w:r>
+      <w:r>
+        <w:br/>
+      </w:r>
+      <w:r>
+        <w:rPr>
+          <w:rStyle w:val="VerbatimChar"/>
+        </w:rPr>
+        <w:t xml:space="preserve">git add .</w:t>
+      </w:r>
+      <w:r>
+        <w:br/>
+      </w:r>
+      <w:r>
+        <w:rPr>
+          <w:rStyle w:val="VerbatimChar"/>
+        </w:rPr>
+        <w:t xml:space="preserve">git commit -m "Init: dokumentacja projektu VisionLine"</w:t>
+      </w:r>
+      <w:r>
+        <w:br/>
+      </w:r>
+      <w:r>
+        <w:rPr>
+          <w:rStyle w:val="VerbatimChar"/>
+        </w:rPr>
+        <w:t xml:space="preserve">git remote add origin URL_REPO</w:t>
+      </w:r>
+      <w:r>
+        <w:br/>
+      </w:r>
+      <w:r>
+        <w:rPr>
+          <w:rStyle w:val="VerbatimChar"/>
+        </w:rPr>
+        <w:t xml:space="preserve">git push -u origin main</w:t>
+      </w:r>
+    </w:p>
+    <w:p>
+      <w:pPr>
+        <w:pStyle w:val="FirstParagraph"/>
+      </w:pPr>
+      <w:r>
+        <w:t xml:space="preserve">Znaczenie:</w:t>
+      </w:r>
+      <w:r>
+        <w:t xml:space="preserve"> </w:t>
+      </w:r>
+      <w:r>
+        <w:rPr>
+          <w:rStyle w:val="VerbatimChar"/>
+        </w:rPr>
+        <w:t xml:space="preserve">init</w:t>
+      </w:r>
+      <w:r>
+        <w:t xml:space="preserve"> </w:t>
+      </w:r>
+      <w:r>
+        <w:t xml:space="preserve">zakłada lokalne repo,</w:t>
+      </w:r>
+      <w:r>
+        <w:t xml:space="preserve"> </w:t>
+      </w:r>
+      <w:r>
+        <w:rPr>
+          <w:rStyle w:val="VerbatimChar"/>
+        </w:rPr>
+        <w:t xml:space="preserve">branch -M main</w:t>
+      </w:r>
+      <w:r>
+        <w:t xml:space="preserve"> </w:t>
+      </w:r>
+      <w:r>
+        <w:t xml:space="preserve">nazywa gałąź główną,</w:t>
+      </w:r>
+      <w:r>
+        <w:t xml:space="preserve"> </w:t>
+      </w:r>
+      <w:r>
+        <w:rPr>
+          <w:rStyle w:val="VerbatimChar"/>
+        </w:rPr>
+        <w:t xml:space="preserve">add .</w:t>
+      </w:r>
+      <w:r>
+        <w:t xml:space="preserve"> </w:t>
+      </w:r>
+      <w:r>
+        <w:t xml:space="preserve">dodaje pliki (poza</w:t>
+      </w:r>
+      <w:r>
+        <w:t xml:space="preserve"> </w:t>
+      </w:r>
+      <w:r>
+        <w:rPr>
+          <w:rStyle w:val="VerbatimChar"/>
+        </w:rPr>
+        <w:t xml:space="preserve">.gitignore</w:t>
+      </w:r>
+      <w:r>
+        <w:t xml:space="preserve">),</w:t>
+      </w:r>
+      <w:r>
+        <w:t xml:space="preserve"> </w:t>
+      </w:r>
+      <w:r>
+        <w:rPr>
+          <w:rStyle w:val="VerbatimChar"/>
+        </w:rPr>
+        <w:t xml:space="preserve">commit</w:t>
+      </w:r>
+      <w:r>
+        <w:t xml:space="preserve"> </w:t>
+      </w:r>
+      <w:r>
+        <w:t xml:space="preserve">robi migawkę,</w:t>
+      </w:r>
+      <w:r>
+        <w:t xml:space="preserve"> </w:t>
+      </w:r>
+      <w:r>
+        <w:rPr>
+          <w:rStyle w:val="VerbatimChar"/>
+        </w:rPr>
+        <w:t xml:space="preserve">remote add</w:t>
+      </w:r>
+      <w:r>
+        <w:t xml:space="preserve"> </w:t>
+      </w:r>
+      <w:r>
+        <w:t xml:space="preserve">podłącza repo zdalne,</w:t>
+      </w:r>
+      <w:r>
+        <w:t xml:space="preserve"> </w:t>
+      </w:r>
+      <w:r>
+        <w:rPr>
+          <w:rStyle w:val="VerbatimChar"/>
+        </w:rPr>
+        <w:t xml:space="preserve">push</w:t>
+      </w:r>
+      <w:r>
+        <w:t xml:space="preserve"> </w:t>
+      </w:r>
+      <w:r>
+        <w:t xml:space="preserve">wysyła na GitHub.</w:t>
+      </w:r>
+    </w:p>
+    <w:p>
+      <w:pPr>
         <w:numPr>
           <w:ilvl w:val="0"/>
           <w:numId w:val="1031"/>
@@ -6499,136 +6758,481 @@
         <w:pStyle w:val="Compact"/>
       </w:pPr>
       <w:r>
-        <w:t xml:space="preserve">Otwórz VS Code →</w:t>
-      </w:r>
-      <w:r>
-        <w:t xml:space="preserve"> </w:t>
-      </w:r>
-      <w:r>
-        <w:rPr>
-          <w:rStyle w:val="VerbatimChar"/>
-        </w:rPr>
-        <w:t xml:space="preserve">Terminal → New Terminal</w:t>
-      </w:r>
-      <w:r>
-        <w:t xml:space="preserve"> </w:t>
-      </w:r>
-      <w:r>
-        <w:t xml:space="preserve">w folderze projektu.</w:t>
-      </w:r>
-    </w:p>
-    <w:p>
-      <w:pPr>
-        <w:numPr>
-          <w:ilvl w:val="0"/>
-          <w:numId w:val="1031"/>
-        </w:numPr>
-        <w:pStyle w:val="Compact"/>
-      </w:pPr>
-      <w:r>
-        <w:rPr>
-          <w:rStyle w:val="VerbatimChar"/>
-        </w:rPr>
-        <w:t xml:space="preserve">git --version</w:t>
-      </w:r>
-      <w:r>
-        <w:t xml:space="preserve"> </w:t>
-      </w:r>
-      <w:r>
-        <w:t xml:space="preserve">— sprawdź, że Git jest zainstalowany.</w:t>
-      </w:r>
-    </w:p>
-    <w:p>
-      <w:pPr>
-        <w:numPr>
-          <w:ilvl w:val="0"/>
-          <w:numId w:val="1031"/>
-        </w:numPr>
-        <w:pStyle w:val="Compact"/>
-      </w:pPr>
-      <w:r>
-        <w:t xml:space="preserve">Na github.com:</w:t>
-      </w:r>
-      <w:r>
-        <w:t xml:space="preserve"> </w:t>
-      </w:r>
-      <w:r>
-        <w:rPr>
-          <w:b/>
-        </w:rPr>
-        <w:t xml:space="preserve">New repository</w:t>
-      </w:r>
-      <w:r>
-        <w:t xml:space="preserve"> </w:t>
-      </w:r>
-      <w:r>
-        <w:t xml:space="preserve">→ nazwa →</w:t>
-      </w:r>
-      <w:r>
-        <w:t xml:space="preserve"> </w:t>
-      </w:r>
-      <w:r>
-        <w:rPr>
-          <w:b/>
-        </w:rPr>
-        <w:t xml:space="preserve">Public</w:t>
-      </w:r>
-      <w:r>
-        <w:t xml:space="preserve"> </w:t>
-      </w:r>
-      <w:r>
-        <w:t xml:space="preserve">→ bez „Add a README".</w:t>
-      </w:r>
-    </w:p>
-    <w:p>
-      <w:pPr>
-        <w:numPr>
-          <w:ilvl w:val="0"/>
-          <w:numId w:val="1031"/>
-        </w:numPr>
-        <w:pStyle w:val="Compact"/>
-      </w:pPr>
-      <w:r>
-        <w:rPr>
-          <w:rStyle w:val="VerbatimChar"/>
-        </w:rPr>
-        <w:t xml:space="preserve">git init</w:t>
-      </w:r>
-      <w:r>
-        <w:t xml:space="preserve"> </w:t>
-      </w:r>
-      <w:r>
-        <w:t xml:space="preserve">— załóż lokalne repo.</w:t>
-      </w:r>
-    </w:p>
-    <w:p>
-      <w:pPr>
-        <w:numPr>
-          <w:ilvl w:val="0"/>
-          <w:numId w:val="1031"/>
-        </w:numPr>
-        <w:pStyle w:val="Compact"/>
-      </w:pPr>
-      <w:r>
-        <w:rPr>
-          <w:rStyle w:val="VerbatimChar"/>
-        </w:rPr>
-        <w:t xml:space="preserve">git branch -M main</w:t>
-      </w:r>
-      <w:r>
-        <w:t xml:space="preserve"> </w:t>
-      </w:r>
-      <w:r>
-        <w:t xml:space="preserve">— nazwij główną gałąź</w:t>
-      </w:r>
-      <w:r>
-        <w:t xml:space="preserve"> </w:t>
-      </w:r>
-      <w:r>
-        <w:rPr>
-          <w:rStyle w:val="VerbatimChar"/>
-        </w:rPr>
-        <w:t xml:space="preserve">main</w:t>
+        <w:rPr>
+          <w:b/>
+        </w:rPr>
+        <w:t xml:space="preserve">Checkpoint:</w:t>
+      </w:r>
+      <w:r>
+        <w:t xml:space="preserve"> </w:t>
+      </w:r>
+      <w:r>
+        <w:t xml:space="preserve">pliki widoczne na GitHub, README renderuje się na stronie repo. ✅</w:t>
+      </w:r>
+    </w:p>
+    <w:p>
+      <w:pPr>
+        <w:pStyle w:val="Heading3"/>
+      </w:pPr>
+      <w:bookmarkStart w:id="84" w:name="X3143f8f9ae8fd59942caec4704d43b3a1116f4f"/>
+      <w:r>
+        <w:t xml:space="preserve">[x] Krok 0.2 — Środowisko wirtualne (venv) + instalacja</w:t>
+      </w:r>
+      <w:bookmarkEnd w:id="84"/>
+    </w:p>
+    <w:p>
+      <w:pPr>
+        <w:pStyle w:val="FirstParagraph"/>
+      </w:pPr>
+      <w:r>
+        <w:rPr>
+          <w:b/>
+        </w:rPr>
+        <w:t xml:space="preserve">1. Sprawdź Pythona (3.8+):</w:t>
+      </w:r>
+    </w:p>
+    <w:p>
+      <w:pPr>
+        <w:pStyle w:val="SourceCode"/>
+      </w:pPr>
+      <w:r>
+        <w:rPr>
+          <w:rStyle w:val="VerbatimChar"/>
+        </w:rPr>
+        <w:t xml:space="preserve">python --version</w:t>
+      </w:r>
+    </w:p>
+    <w:p>
+      <w:pPr>
+        <w:pStyle w:val="FirstParagraph"/>
+      </w:pPr>
+      <w:r>
+        <w:rPr>
+          <w:b/>
+        </w:rPr>
+        <w:t xml:space="preserve">2. Utwórz środowisko wirtualne w</w:t>
+      </w:r>
+      <w:r>
+        <w:rPr>
+          <w:b/>
+        </w:rPr>
+        <w:t xml:space="preserve"> </w:t>
+      </w:r>
+      <w:r>
+        <w:rPr>
+          <w:rStyle w:val="VerbatimChar"/>
+          <w:b/>
+        </w:rPr>
+        <w:t xml:space="preserve">.venv/</w:t>
+      </w:r>
+      <w:r>
+        <w:rPr>
+          <w:b/>
+        </w:rPr>
+        <w:t xml:space="preserve">:</w:t>
+      </w:r>
+    </w:p>
+    <w:p>
+      <w:pPr>
+        <w:pStyle w:val="SourceCode"/>
+      </w:pPr>
+      <w:r>
+        <w:rPr>
+          <w:rStyle w:val="VerbatimChar"/>
+        </w:rPr>
+        <w:t xml:space="preserve">python -m venv .venv</w:t>
+      </w:r>
+    </w:p>
+    <w:p>
+      <w:pPr>
+        <w:pStyle w:val="FirstParagraph"/>
+      </w:pPr>
+      <w:r>
+        <w:rPr>
+          <w:b/>
+        </w:rPr>
+        <w:t xml:space="preserve">3. Aktywuj je (Windows/PowerShell)</w:t>
+      </w:r>
+      <w:r>
+        <w:t xml:space="preserve"> </w:t>
+      </w:r>
+      <w:r>
+        <w:t xml:space="preserve">— prompt pokaże</w:t>
+      </w:r>
+      <w:r>
+        <w:t xml:space="preserve"> </w:t>
+      </w:r>
+      <w:r>
+        <w:rPr>
+          <w:rStyle w:val="VerbatimChar"/>
+        </w:rPr>
+        <w:t xml:space="preserve">(.venv)</w:t>
+      </w:r>
+      <w:r>
+        <w:t xml:space="preserve">:</w:t>
+      </w:r>
+    </w:p>
+    <w:p>
+      <w:pPr>
+        <w:pStyle w:val="SourceCode"/>
+      </w:pPr>
+      <w:r>
+        <w:rPr>
+          <w:rStyle w:val="VerbatimChar"/>
+        </w:rPr>
+        <w:t xml:space="preserve">.\.venv\Scripts\Activate.ps1</w:t>
+      </w:r>
+    </w:p>
+    <w:p>
+      <w:pPr>
+        <w:pStyle w:val="FirstParagraph"/>
+      </w:pPr>
+      <w:r>
+        <w:t xml:space="preserve">Jeśli PowerShell zablokuje skrypt, odblokuj raz dla siebie i ponów aktywację:</w:t>
+      </w:r>
+    </w:p>
+    <w:p>
+      <w:pPr>
+        <w:pStyle w:val="SourceCode"/>
+      </w:pPr>
+      <w:r>
+        <w:rPr>
+          <w:rStyle w:val="VerbatimChar"/>
+        </w:rPr>
+        <w:t xml:space="preserve">Set-ExecutionPolicy -Scope CurrentUser RemoteSigned</w:t>
+      </w:r>
+    </w:p>
+    <w:p>
+      <w:pPr>
+        <w:pStyle w:val="FirstParagraph"/>
+      </w:pPr>
+      <w:r>
+        <w:rPr>
+          <w:b/>
+        </w:rPr>
+        <w:t xml:space="preserve">4. Zaktualizuj pip i zainstaluj Ultralytics</w:t>
+      </w:r>
+      <w:r>
+        <w:t xml:space="preserve"> </w:t>
+      </w:r>
+      <w:r>
+        <w:t xml:space="preserve">(ciągnie PyTorch):</w:t>
+      </w:r>
+    </w:p>
+    <w:p>
+      <w:pPr>
+        <w:pStyle w:val="SourceCode"/>
+      </w:pPr>
+      <w:r>
+        <w:rPr>
+          <w:rStyle w:val="VerbatimChar"/>
+        </w:rPr>
+        <w:t xml:space="preserve">python -m pip install --upgrade pip</w:t>
+      </w:r>
+      <w:r>
+        <w:br/>
+      </w:r>
+      <w:r>
+        <w:rPr>
+          <w:rStyle w:val="VerbatimChar"/>
+        </w:rPr>
+        <w:t xml:space="preserve">pip install ultralytics</w:t>
+      </w:r>
+    </w:p>
+    <w:p>
+      <w:pPr>
+        <w:pStyle w:val="FirstParagraph"/>
+      </w:pPr>
+      <w:r>
+        <w:rPr>
+          <w:b/>
+        </w:rPr>
+        <w:t xml:space="preserve">5. Sprawdź instalację:</w:t>
+      </w:r>
+    </w:p>
+    <w:p>
+      <w:pPr>
+        <w:pStyle w:val="SourceCode"/>
+      </w:pPr>
+      <w:r>
+        <w:rPr>
+          <w:rStyle w:val="VerbatimChar"/>
+        </w:rPr>
+        <w:t xml:space="preserve">yolo version</w:t>
+      </w:r>
+    </w:p>
+    <w:p>
+      <w:pPr>
+        <w:pStyle w:val="FirstParagraph"/>
+      </w:pPr>
+      <w:r>
+        <w:t xml:space="preserve">→</w:t>
+      </w:r>
+      <w:r>
+        <w:t xml:space="preserve"> </w:t>
+      </w:r>
+      <w:r>
+        <w:rPr>
+          <w:rStyle w:val="VerbatimChar"/>
+        </w:rPr>
+        <w:t xml:space="preserve">8.4.117</w:t>
+      </w:r>
+    </w:p>
+    <w:p>
+      <w:pPr>
+        <w:numPr>
+          <w:ilvl w:val="0"/>
+          <w:numId w:val="1032"/>
+        </w:numPr>
+        <w:pStyle w:val="Compact"/>
+      </w:pPr>
+      <w:r>
+        <w:rPr>
+          <w:b/>
+        </w:rPr>
+        <w:t xml:space="preserve">Checkpoint:</w:t>
+      </w:r>
+      <w:r>
+        <w:t xml:space="preserve"> </w:t>
+      </w:r>
+      <w:r>
+        <w:t xml:space="preserve">prompt z</w:t>
+      </w:r>
+      <w:r>
+        <w:t xml:space="preserve"> </w:t>
+      </w:r>
+      <w:r>
+        <w:rPr>
+          <w:rStyle w:val="VerbatimChar"/>
+        </w:rPr>
+        <w:t xml:space="preserve">(.venv)</w:t>
+      </w:r>
+      <w:r>
+        <w:t xml:space="preserve"> </w:t>
+      </w:r>
+      <w:r>
+        <w:t xml:space="preserve">i</w:t>
+      </w:r>
+      <w:r>
+        <w:t xml:space="preserve"> </w:t>
+      </w:r>
+      <w:r>
+        <w:rPr>
+          <w:rStyle w:val="VerbatimChar"/>
+        </w:rPr>
+        <w:t xml:space="preserve">yolo version</w:t>
+      </w:r>
+      <w:r>
+        <w:t xml:space="preserve"> </w:t>
+      </w:r>
+      <w:r>
+        <w:t xml:space="preserve">zwraca numer. ✅</w:t>
+      </w:r>
+    </w:p>
+    <w:p>
+      <w:pPr>
+        <w:pStyle w:val="Heading3"/>
+      </w:pPr>
+      <w:bookmarkStart w:id="85" w:name="x-krok-0.3-gpu-i-cuda"/>
+      <w:r>
+        <w:t xml:space="preserve">[x] Krok 0.3 — GPU i CUDA</w:t>
+      </w:r>
+      <w:bookmarkEnd w:id="85"/>
+    </w:p>
+    <w:p>
+      <w:pPr>
+        <w:pStyle w:val="FirstParagraph"/>
+      </w:pPr>
+      <w:r>
+        <w:t xml:space="preserve">Sprzęt: RTX 3050 Ti Laptop (4 GB VRAM), sterownik 561.17, CUDA 12.6.</w:t>
+      </w:r>
+    </w:p>
+    <w:p>
+      <w:pPr>
+        <w:pStyle w:val="BodyText"/>
+      </w:pPr>
+      <w:r>
+        <w:rPr>
+          <w:b/>
+        </w:rPr>
+        <w:t xml:space="preserve">1. Sprawdź kartę, sterownik i maks. wersję CUDA:</w:t>
+      </w:r>
+    </w:p>
+    <w:p>
+      <w:pPr>
+        <w:pStyle w:val="SourceCode"/>
+      </w:pPr>
+      <w:r>
+        <w:rPr>
+          <w:rStyle w:val="VerbatimChar"/>
+        </w:rPr>
+        <w:t xml:space="preserve">nvidia-smi</w:t>
+      </w:r>
+    </w:p>
+    <w:p>
+      <w:pPr>
+        <w:pStyle w:val="FirstParagraph"/>
+      </w:pPr>
+      <w:r>
+        <w:t xml:space="preserve">→ CUDA 12.6.</w:t>
+      </w:r>
+    </w:p>
+    <w:p>
+      <w:pPr>
+        <w:pStyle w:val="BodyText"/>
+      </w:pPr>
+      <w:r>
+        <w:rPr>
+          <w:b/>
+        </w:rPr>
+        <w:t xml:space="preserve">2. Sprawdź, czy PyTorch widzi GPU:</w:t>
+      </w:r>
+    </w:p>
+    <w:p>
+      <w:pPr>
+        <w:pStyle w:val="SourceCode"/>
+      </w:pPr>
+      <w:r>
+        <w:rPr>
+          <w:rStyle w:val="VerbatimChar"/>
+        </w:rPr>
+        <w:t xml:space="preserve">python -c "import torch; print(torch.__version__); print(torch.cuda.is_available())"</w:t>
+      </w:r>
+    </w:p>
+    <w:p>
+      <w:pPr>
+        <w:pStyle w:val="FirstParagraph"/>
+      </w:pPr>
+      <w:r>
+        <w:t xml:space="preserve">→ wyszło</w:t>
+      </w:r>
+      <w:r>
+        <w:t xml:space="preserve"> </w:t>
+      </w:r>
+      <w:r>
+        <w:rPr>
+          <w:rStyle w:val="VerbatimChar"/>
+        </w:rPr>
+        <w:t xml:space="preserve">2.13.0+cpu</w:t>
+      </w:r>
+      <w:r>
+        <w:t xml:space="preserve">,</w:t>
+      </w:r>
+      <w:r>
+        <w:t xml:space="preserve"> </w:t>
+      </w:r>
+      <w:r>
+        <w:rPr>
+          <w:rStyle w:val="VerbatimChar"/>
+        </w:rPr>
+        <w:t xml:space="preserve">False</w:t>
+      </w:r>
+      <w:r>
+        <w:t xml:space="preserve"> </w:t>
+      </w:r>
+      <w:r>
+        <w:t xml:space="preserve">— pip dał wersję tylko na CPU.</w:t>
+      </w:r>
+    </w:p>
+    <w:p>
+      <w:pPr>
+        <w:pStyle w:val="BodyText"/>
+      </w:pPr>
+      <w:r>
+        <w:rPr>
+          <w:b/>
+        </w:rPr>
+        <w:t xml:space="preserve">3. Napraw — podmień na build pod CUDA 12.6</w:t>
+      </w:r>
+      <w:r>
+        <w:t xml:space="preserve"> </w:t>
+      </w:r>
+      <w:r>
+        <w:t xml:space="preserve">(fallback:</w:t>
+      </w:r>
+      <w:r>
+        <w:t xml:space="preserve"> </w:t>
+      </w:r>
+      <w:r>
+        <w:rPr>
+          <w:rStyle w:val="VerbatimChar"/>
+        </w:rPr>
+        <w:t xml:space="preserve">cu124</w:t>
+      </w:r>
+      <w:r>
+        <w:t xml:space="preserve">):</w:t>
+      </w:r>
+    </w:p>
+    <w:p>
+      <w:pPr>
+        <w:pStyle w:val="SourceCode"/>
+      </w:pPr>
+      <w:r>
+        <w:rPr>
+          <w:rStyle w:val="VerbatimChar"/>
+        </w:rPr>
+        <w:t xml:space="preserve">pip uninstall -y torch torchvision</w:t>
+      </w:r>
+      <w:r>
+        <w:br/>
+      </w:r>
+      <w:r>
+        <w:rPr>
+          <w:rStyle w:val="VerbatimChar"/>
+        </w:rPr>
+        <w:t xml:space="preserve">pip install torch torchvision --index-url https://download.pytorch.org/whl/cu126</w:t>
+      </w:r>
+    </w:p>
+    <w:p>
+      <w:pPr>
+        <w:pStyle w:val="FirstParagraph"/>
+      </w:pPr>
+      <w:r>
+        <w:rPr>
+          <w:b/>
+        </w:rPr>
+        <w:t xml:space="preserve">4. Ponów sprawdzenie z punktu 2:</w:t>
+      </w:r>
+    </w:p>
+    <w:p>
+      <w:pPr>
+        <w:pStyle w:val="BodyText"/>
+      </w:pPr>
+      <w:r>
+        <w:t xml:space="preserve">→</w:t>
+      </w:r>
+      <w:r>
+        <w:t xml:space="preserve"> </w:t>
+      </w:r>
+      <w:r>
+        <w:rPr>
+          <w:rStyle w:val="VerbatimChar"/>
+        </w:rPr>
+        <w:t xml:space="preserve">2.13.0+cu126</w:t>
+      </w:r>
+      <w:r>
+        <w:t xml:space="preserve">,</w:t>
+      </w:r>
+      <w:r>
+        <w:t xml:space="preserve"> </w:t>
+      </w:r>
+      <w:r>
+        <w:rPr>
+          <w:rStyle w:val="VerbatimChar"/>
+        </w:rPr>
+        <w:t xml:space="preserve">CUDA: True</w:t>
+      </w:r>
+      <w:r>
+        <w:t xml:space="preserve">,</w:t>
+      </w:r>
+      <w:r>
+        <w:t xml:space="preserve"> </w:t>
+      </w:r>
+      <w:r>
+        <w:rPr>
+          <w:rStyle w:val="VerbatimChar"/>
+        </w:rPr>
+        <w:t xml:space="preserve">RTX 3050 Ti Laptop GPU</w:t>
       </w:r>
       <w:r>
         <w:t xml:space="preserve">.</w:t>
@@ -6638,30 +7242,63 @@
       <w:pPr>
         <w:numPr>
           <w:ilvl w:val="0"/>
-          <w:numId w:val="1031"/>
-        </w:numPr>
-        <w:pStyle w:val="Compact"/>
-      </w:pPr>
-      <w:r>
-        <w:rPr>
-          <w:rStyle w:val="VerbatimChar"/>
-        </w:rPr>
-        <w:t xml:space="preserve">git add .</w:t>
-      </w:r>
-      <w:r>
-        <w:t xml:space="preserve"> </w:t>
-      </w:r>
-      <w:r>
-        <w:t xml:space="preserve">— dodaj pliki do stagingu (poza</w:t>
-      </w:r>
-      <w:r>
-        <w:t xml:space="preserve"> </w:t>
-      </w:r>
-      <w:r>
-        <w:rPr>
-          <w:rStyle w:val="VerbatimChar"/>
-        </w:rPr>
-        <w:t xml:space="preserve">.gitignore</w:t>
+          <w:numId w:val="1033"/>
+        </w:numPr>
+        <w:pStyle w:val="Compact"/>
+      </w:pPr>
+      <w:r>
+        <w:rPr>
+          <w:b/>
+        </w:rPr>
+        <w:t xml:space="preserve">Checkpoint:</w:t>
+      </w:r>
+      <w:r>
+        <w:t xml:space="preserve"> </w:t>
+      </w:r>
+      <w:r>
+        <w:rPr>
+          <w:rStyle w:val="VerbatimChar"/>
+        </w:rPr>
+        <w:t xml:space="preserve">torch.cuda.is_available() == True</w:t>
+      </w:r>
+      <w:r>
+        <w:t xml:space="preserve">. ✅</w:t>
+      </w:r>
+    </w:p>
+    <w:p>
+      <w:pPr>
+        <w:numPr>
+          <w:ilvl w:val="0"/>
+          <w:numId w:val="1033"/>
+        </w:numPr>
+        <w:pStyle w:val="Compact"/>
+      </w:pPr>
+      <w:r>
+        <w:rPr>
+          <w:b/>
+        </w:rPr>
+        <w:t xml:space="preserve">Uwaga:</w:t>
+      </w:r>
+      <w:r>
+        <w:t xml:space="preserve"> </w:t>
+      </w:r>
+      <w:r>
+        <w:t xml:space="preserve">4 GB VRAM → używamy małych wariantów modelu (</w:t>
+      </w:r>
+      <w:r>
+        <w:rPr>
+          <w:rStyle w:val="VerbatimChar"/>
+        </w:rPr>
+        <w:t xml:space="preserve">yolo26n</w:t>
+      </w:r>
+      <w:r>
+        <w:t xml:space="preserve">/</w:t>
+      </w:r>
+      <w:r>
+        <w:rPr>
+          <w:rStyle w:val="VerbatimChar"/>
+        </w:rPr>
+        <w:t xml:space="preserve">yolo26s</w:t>
       </w:r>
       <w:r>
         <w:t xml:space="preserve">).</w:t>
@@ -6669,72 +7306,116 @@
     </w:p>
     <w:p>
       <w:pPr>
-        <w:numPr>
-          <w:ilvl w:val="0"/>
-          <w:numId w:val="1031"/>
-        </w:numPr>
-        <w:pStyle w:val="Compact"/>
-      </w:pPr>
-      <w:r>
-        <w:rPr>
-          <w:rStyle w:val="VerbatimChar"/>
-        </w:rPr>
-        <w:t xml:space="preserve">git commit -m "Init: dokumentacja projektu VisionLine"</w:t>
-      </w:r>
-      <w:r>
-        <w:t xml:space="preserve"> </w:t>
-      </w:r>
-      <w:r>
-        <w:t xml:space="preserve">— pierwsza migawka.</w:t>
-      </w:r>
-    </w:p>
-    <w:p>
-      <w:pPr>
-        <w:numPr>
-          <w:ilvl w:val="0"/>
-          <w:numId w:val="1031"/>
-        </w:numPr>
-        <w:pStyle w:val="Compact"/>
-      </w:pPr>
-      <w:r>
-        <w:rPr>
-          <w:rStyle w:val="VerbatimChar"/>
-        </w:rPr>
-        <w:t xml:space="preserve">git remote add origin URL_REPO</w:t>
-      </w:r>
-      <w:r>
-        <w:t xml:space="preserve"> </w:t>
-      </w:r>
-      <w:r>
-        <w:t xml:space="preserve">— podłącz zdalne repo.</w:t>
-      </w:r>
-    </w:p>
-    <w:p>
-      <w:pPr>
-        <w:numPr>
-          <w:ilvl w:val="0"/>
-          <w:numId w:val="1031"/>
-        </w:numPr>
-        <w:pStyle w:val="Compact"/>
-      </w:pPr>
-      <w:r>
-        <w:rPr>
-          <w:rStyle w:val="VerbatimChar"/>
-        </w:rPr>
-        <w:t xml:space="preserve">git push -u origin main</w:t>
-      </w:r>
-      <w:r>
-        <w:t xml:space="preserve"> </w:t>
-      </w:r>
-      <w:r>
-        <w:t xml:space="preserve">— wyślij na GitHub.</w:t>
-      </w:r>
-    </w:p>
-    <w:p>
-      <w:pPr>
-        <w:numPr>
-          <w:ilvl w:val="0"/>
-          <w:numId w:val="1032"/>
+        <w:pStyle w:val="Heading3"/>
+      </w:pPr>
+      <w:bookmarkStart w:id="86" w:name="X8d4727dda8c57ff0e7a3386b689c18580b31e49"/>
+      <w:r>
+        <w:t xml:space="preserve">[x] Krok 0.4 — Połączenie z platformą Ultralytics</w:t>
+      </w:r>
+      <w:bookmarkEnd w:id="86"/>
+    </w:p>
+    <w:p>
+      <w:pPr>
+        <w:pStyle w:val="FirstParagraph"/>
+      </w:pPr>
+      <w:r>
+        <w:rPr>
+          <w:b/>
+        </w:rPr>
+        <w:t xml:space="preserve">1. Pobierz klucz API:</w:t>
+      </w:r>
+      <w:r>
+        <w:t xml:space="preserve"> </w:t>
+      </w:r>
+      <w:r>
+        <w:rPr>
+          <w:rStyle w:val="VerbatimChar"/>
+        </w:rPr>
+        <w:t xml:space="preserve">platform.ultralytics.com</w:t>
+      </w:r>
+      <w:r>
+        <w:t xml:space="preserve"> </w:t>
+      </w:r>
+      <w:r>
+        <w:t xml:space="preserve">→ Settings → API Keys → skopiuj klucz (</w:t>
+      </w:r>
+      <w:r>
+        <w:rPr>
+          <w:rStyle w:val="VerbatimChar"/>
+        </w:rPr>
+        <w:t xml:space="preserve">ul_...</w:t>
+      </w:r>
+      <w:r>
+        <w:t xml:space="preserve">).</w:t>
+      </w:r>
+    </w:p>
+    <w:p>
+      <w:pPr>
+        <w:pStyle w:val="BodyText"/>
+      </w:pPr>
+      <w:r>
+        <w:rPr>
+          <w:b/>
+        </w:rPr>
+        <w:t xml:space="preserve">2. Zaloguj się</w:t>
+      </w:r>
+      <w:r>
+        <w:t xml:space="preserve"> </w:t>
+      </w:r>
+      <w:r>
+        <w:t xml:space="preserve">(klucz zapisze się w</w:t>
+      </w:r>
+      <w:r>
+        <w:t xml:space="preserve"> </w:t>
+      </w:r>
+      <w:r>
+        <w:rPr>
+          <w:rStyle w:val="VerbatimChar"/>
+        </w:rPr>
+        <w:t xml:space="preserve">settings.json</w:t>
+      </w:r>
+      <w:r>
+        <w:t xml:space="preserve">):</w:t>
+      </w:r>
+    </w:p>
+    <w:p>
+      <w:pPr>
+        <w:pStyle w:val="SourceCode"/>
+      </w:pPr>
+      <w:r>
+        <w:rPr>
+          <w:rStyle w:val="VerbatimChar"/>
+        </w:rPr>
+        <w:t xml:space="preserve">yolo login TWOJ_KLUCZ_API</w:t>
+      </w:r>
+    </w:p>
+    <w:p>
+      <w:pPr>
+        <w:pStyle w:val="FirstParagraph"/>
+      </w:pPr>
+      <w:r>
+        <w:rPr>
+          <w:b/>
+        </w:rPr>
+        <w:t xml:space="preserve">3. Sprawdź, że klucz zapisany:</w:t>
+      </w:r>
+    </w:p>
+    <w:p>
+      <w:pPr>
+        <w:pStyle w:val="SourceCode"/>
+      </w:pPr>
+      <w:r>
+        <w:rPr>
+          <w:rStyle w:val="VerbatimChar"/>
+        </w:rPr>
+        <w:t xml:space="preserve">yolo settings</w:t>
+      </w:r>
+    </w:p>
+    <w:p>
+      <w:pPr>
+        <w:numPr>
+          <w:ilvl w:val="0"/>
+          <w:numId w:val="1034"/>
         </w:numPr>
         <w:pStyle w:val="Compact"/>
       </w:pPr>
@@ -6748,68 +7429,110 @@
         <w:t xml:space="preserve"> </w:t>
       </w:r>
       <w:r>
-        <w:t xml:space="preserve">pliki widoczne na GitHub, README renderuje się na stronie repo. ✅</w:t>
+        <w:t xml:space="preserve">logowanie „SUCCESS". ✅</w:t>
+      </w:r>
+    </w:p>
+    <w:p>
+      <w:pPr>
+        <w:numPr>
+          <w:ilvl w:val="0"/>
+          <w:numId w:val="1034"/>
+        </w:numPr>
+        <w:pStyle w:val="Compact"/>
+      </w:pPr>
+      <w:r>
+        <w:rPr>
+          <w:b/>
+        </w:rPr>
+        <w:t xml:space="preserve">Bezpieczeństwo:</w:t>
+      </w:r>
+      <w:r>
+        <w:t xml:space="preserve"> </w:t>
+      </w:r>
+      <w:r>
+        <w:t xml:space="preserve">klucza NIE wpisujemy do plików w repo ani do czatu. Siedzi w</w:t>
+      </w:r>
+      <w:r>
+        <w:t xml:space="preserve"> </w:t>
+      </w:r>
+      <w:r>
+        <w:rPr>
+          <w:rStyle w:val="VerbatimChar"/>
+        </w:rPr>
+        <w:t xml:space="preserve">settings.json</w:t>
+      </w:r>
+      <w:r>
+        <w:t xml:space="preserve"> </w:t>
+      </w:r>
+      <w:r>
+        <w:t xml:space="preserve">poza projektem.</w:t>
       </w:r>
     </w:p>
     <w:p>
       <w:pPr>
         <w:pStyle w:val="Heading3"/>
       </w:pPr>
-      <w:bookmarkStart w:id="84" w:name="X3143f8f9ae8fd59942caec4704d43b3a1116f4f"/>
-      <w:r>
-        <w:t xml:space="preserve">[x] Krok 0.2 — Środowisko wirtualne (venv) + instalacja</w:t>
-      </w:r>
-      <w:bookmarkEnd w:id="84"/>
-    </w:p>
-    <w:p>
-      <w:pPr>
-        <w:numPr>
-          <w:ilvl w:val="0"/>
-          <w:numId w:val="1033"/>
-        </w:numPr>
-        <w:pStyle w:val="Compact"/>
-      </w:pPr>
-      <w:r>
-        <w:rPr>
-          <w:rStyle w:val="VerbatimChar"/>
-        </w:rPr>
-        <w:t xml:space="preserve">python --version</w:t>
-      </w:r>
-      <w:r>
-        <w:t xml:space="preserve"> </w:t>
-      </w:r>
-      <w:r>
-        <w:t xml:space="preserve">— sprawdź Pythona (3.8+).</w:t>
-      </w:r>
-    </w:p>
-    <w:p>
-      <w:pPr>
-        <w:numPr>
-          <w:ilvl w:val="0"/>
-          <w:numId w:val="1033"/>
-        </w:numPr>
-        <w:pStyle w:val="Compact"/>
-      </w:pPr>
-      <w:r>
-        <w:rPr>
-          <w:rStyle w:val="VerbatimChar"/>
-        </w:rPr>
-        <w:t xml:space="preserve">python -m venv .venv</w:t>
-      </w:r>
-      <w:r>
-        <w:t xml:space="preserve"> </w:t>
-      </w:r>
-      <w:r>
-        <w:t xml:space="preserve">— utwórz środowisko wirtualne w</w:t>
-      </w:r>
-      <w:r>
-        <w:t xml:space="preserve"> </w:t>
-      </w:r>
-      <w:r>
-        <w:rPr>
-          <w:rStyle w:val="VerbatimChar"/>
-        </w:rPr>
-        <w:t xml:space="preserve">.venv/</w:t>
+      <w:bookmarkStart w:id="87" w:name="x-krok-0.5-pierwsza-detekcja"/>
+      <w:r>
+        <w:t xml:space="preserve">[x] Krok 0.5 — Pierwsza detekcja</w:t>
+      </w:r>
+      <w:bookmarkEnd w:id="87"/>
+    </w:p>
+    <w:p>
+      <w:pPr>
+        <w:pStyle w:val="FirstParagraph"/>
+      </w:pPr>
+      <w:r>
+        <w:rPr>
+          <w:b/>
+        </w:rPr>
+        <w:t xml:space="preserve">A) Test z linii komend</w:t>
+      </w:r>
+      <w:r>
+        <w:t xml:space="preserve"> </w:t>
+      </w:r>
+      <w:r>
+        <w:t xml:space="preserve">(pobiera wagi</w:t>
+      </w:r>
+      <w:r>
+        <w:t xml:space="preserve"> </w:t>
+      </w:r>
+      <w:r>
+        <w:rPr>
+          <w:rStyle w:val="VerbatimChar"/>
+        </w:rPr>
+        <w:t xml:space="preserve">yolo26n.pt</w:t>
+      </w:r>
+      <w:r>
+        <w:t xml:space="preserve">):</w:t>
+      </w:r>
+    </w:p>
+    <w:p>
+      <w:pPr>
+        <w:pStyle w:val="SourceCode"/>
+      </w:pPr>
+      <w:r>
+        <w:rPr>
+          <w:rStyle w:val="VerbatimChar"/>
+        </w:rPr>
+        <w:t xml:space="preserve">yolo predict model=yolo26n.pt source='https://ultralytics.com/images/bus.jpg'</w:t>
+      </w:r>
+    </w:p>
+    <w:p>
+      <w:pPr>
+        <w:pStyle w:val="FirstParagraph"/>
+      </w:pPr>
+      <w:r>
+        <w:t xml:space="preserve">→ obraz z ramkami w</w:t>
+      </w:r>
+      <w:r>
+        <w:t xml:space="preserve"> </w:t>
+      </w:r>
+      <w:r>
+        <w:rPr>
+          <w:rStyle w:val="VerbatimChar"/>
+        </w:rPr>
+        <w:t xml:space="preserve">runs/detect/predict/</w:t>
       </w:r>
       <w:r>
         <w:t xml:space="preserve">.</w:t>
@@ -6817,137 +7540,549 @@
     </w:p>
     <w:p>
       <w:pPr>
-        <w:numPr>
-          <w:ilvl w:val="0"/>
-          <w:numId w:val="1033"/>
-        </w:numPr>
-        <w:pStyle w:val="Compact"/>
-      </w:pPr>
-      <w:r>
-        <w:rPr>
-          <w:rStyle w:val="VerbatimChar"/>
-        </w:rPr>
-        <w:t xml:space="preserve">.\.venv\Scripts\Activate.ps1</w:t>
-      </w:r>
-      <w:r>
-        <w:t xml:space="preserve"> </w:t>
-      </w:r>
-      <w:r>
-        <w:t xml:space="preserve">— aktywuj (Windows/PowerShell). Prompt pokaże</w:t>
-      </w:r>
-      <w:r>
-        <w:t xml:space="preserve"> </w:t>
-      </w:r>
-      <w:r>
-        <w:rPr>
-          <w:rStyle w:val="VerbatimChar"/>
-        </w:rPr>
-        <w:t xml:space="preserve">(.venv)</w:t>
-      </w:r>
-      <w:r>
-        <w:t xml:space="preserve">.</w:t>
-      </w:r>
-    </w:p>
-    <w:p>
-      <w:pPr>
-        <w:numPr>
-          <w:ilvl w:val="1"/>
-          <w:numId w:val="1034"/>
-        </w:numPr>
-        <w:pStyle w:val="Compact"/>
-      </w:pPr>
-      <w:r>
-        <w:t xml:space="preserve">Jeśli blokada:</w:t>
-      </w:r>
-      <w:r>
-        <w:t xml:space="preserve"> </w:t>
-      </w:r>
-      <w:r>
-        <w:rPr>
-          <w:rStyle w:val="VerbatimChar"/>
-        </w:rPr>
-        <w:t xml:space="preserve">Set-ExecutionPolicy -Scope CurrentUser RemoteSigned</w:t>
-      </w:r>
-      <w:r>
-        <w:t xml:space="preserve">, potem ponów.</w:t>
-      </w:r>
-    </w:p>
-    <w:p>
-      <w:pPr>
-        <w:numPr>
-          <w:ilvl w:val="0"/>
-          <w:numId w:val="1033"/>
-        </w:numPr>
-        <w:pStyle w:val="Compact"/>
-      </w:pPr>
-      <w:r>
-        <w:rPr>
-          <w:rStyle w:val="VerbatimChar"/>
-        </w:rPr>
-        <w:t xml:space="preserve">python -m pip install --upgrade pip</w:t>
-      </w:r>
-      <w:r>
-        <w:t xml:space="preserve"> </w:t>
-      </w:r>
-      <w:r>
-        <w:t xml:space="preserve">— zaktualizuj pip.</w:t>
-      </w:r>
-    </w:p>
-    <w:p>
-      <w:pPr>
-        <w:numPr>
-          <w:ilvl w:val="0"/>
-          <w:numId w:val="1033"/>
-        </w:numPr>
-        <w:pStyle w:val="Compact"/>
-      </w:pPr>
-      <w:r>
-        <w:rPr>
-          <w:rStyle w:val="VerbatimChar"/>
-        </w:rPr>
-        <w:t xml:space="preserve">pip install ultralytics</w:t>
-      </w:r>
-      <w:r>
-        <w:t xml:space="preserve"> </w:t>
-      </w:r>
-      <w:r>
-        <w:t xml:space="preserve">— instaluj Ultralytics (ciągnie PyTorch).</w:t>
-      </w:r>
-    </w:p>
-    <w:p>
-      <w:pPr>
-        <w:numPr>
-          <w:ilvl w:val="0"/>
-          <w:numId w:val="1033"/>
-        </w:numPr>
-        <w:pStyle w:val="Compact"/>
-      </w:pPr>
-      <w:r>
-        <w:rPr>
-          <w:rStyle w:val="VerbatimChar"/>
-        </w:rPr>
-        <w:t xml:space="preserve">yolo version</w:t>
-      </w:r>
-      <w:r>
-        <w:t xml:space="preserve"> </w:t>
-      </w:r>
-      <w:r>
-        <w:t xml:space="preserve">— sprawdź instalację. →</w:t>
-      </w:r>
-      <w:r>
-        <w:t xml:space="preserve"> </w:t>
-      </w:r>
-      <w:r>
-        <w:rPr>
-          <w:b/>
-        </w:rPr>
-        <w:t xml:space="preserve">8.4.117</w:t>
-      </w:r>
-      <w:r>
-        <w:t xml:space="preserve"> </w:t>
-      </w:r>
-      <w:r>
-        <w:t xml:space="preserve">✅</w:t>
+        <w:pStyle w:val="BodyText"/>
+      </w:pPr>
+      <w:r>
+        <w:rPr>
+          <w:b/>
+        </w:rPr>
+        <w:t xml:space="preserve">B) Własny skrypt</w:t>
+      </w:r>
+      <w:r>
+        <w:rPr>
+          <w:b/>
+        </w:rPr>
+        <w:t xml:space="preserve"> </w:t>
+      </w:r>
+      <w:r>
+        <w:rPr>
+          <w:rStyle w:val="VerbatimChar"/>
+          <w:b/>
+        </w:rPr>
+        <w:t xml:space="preserve">first_detection.py</w:t>
+      </w:r>
+      <w:r>
+        <w:rPr>
+          <w:b/>
+        </w:rPr>
+        <w:t xml:space="preserve">:</w:t>
+      </w:r>
+    </w:p>
+    <w:p>
+      <w:pPr>
+        <w:pStyle w:val="SourceCode"/>
+      </w:pPr>
+      <w:r>
+        <w:rPr>
+          <w:rStyle w:val="ImportTok"/>
+        </w:rPr>
+        <w:t xml:space="preserve">from</w:t>
+      </w:r>
+      <w:r>
+        <w:rPr>
+          <w:rStyle w:val="NormalTok"/>
+        </w:rPr>
+        <w:t xml:space="preserve"> ultralytics </w:t>
+      </w:r>
+      <w:r>
+        <w:rPr>
+          <w:rStyle w:val="ImportTok"/>
+        </w:rPr>
+        <w:t xml:space="preserve">import</w:t>
+      </w:r>
+      <w:r>
+        <w:rPr>
+          <w:rStyle w:val="NormalTok"/>
+        </w:rPr>
+        <w:t xml:space="preserve"> YOLO</w:t>
+      </w:r>
+      <w:r>
+        <w:br/>
+      </w:r>
+      <w:r>
+        <w:br/>
+      </w:r>
+      <w:r>
+        <w:rPr>
+          <w:rStyle w:val="CommentTok"/>
+        </w:rPr>
+        <w:t xml:space="preserve"># 1. Wczytaj gotowy model YOLO26 (wariant nano - najlżejszy, pod 4 GB VRAM)</w:t>
+      </w:r>
+      <w:r>
+        <w:br/>
+      </w:r>
+      <w:r>
+        <w:rPr>
+          <w:rStyle w:val="NormalTok"/>
+        </w:rPr>
+        <w:t xml:space="preserve">model </w:t>
+      </w:r>
+      <w:r>
+        <w:rPr>
+          <w:rStyle w:val="OperatorTok"/>
+        </w:rPr>
+        <w:t xml:space="preserve">=</w:t>
+      </w:r>
+      <w:r>
+        <w:rPr>
+          <w:rStyle w:val="NormalTok"/>
+        </w:rPr>
+        <w:t xml:space="preserve"> YOLO(</w:t>
+      </w:r>
+      <w:r>
+        <w:rPr>
+          <w:rStyle w:val="StringTok"/>
+        </w:rPr>
+        <w:t xml:space="preserve">"yolo26n.pt"</w:t>
+      </w:r>
+      <w:r>
+        <w:rPr>
+          <w:rStyle w:val="NormalTok"/>
+        </w:rPr>
+        <w:t xml:space="preserve">)</w:t>
+      </w:r>
+      <w:r>
+        <w:br/>
+      </w:r>
+      <w:r>
+        <w:br/>
+      </w:r>
+      <w:r>
+        <w:rPr>
+          <w:rStyle w:val="CommentTok"/>
+        </w:rPr>
+        <w:t xml:space="preserve"># 2. Detekcja na obrazie; device=0 = licz na GPU; save=True zapisuje obraz z ramkami</w:t>
+      </w:r>
+      <w:r>
+        <w:br/>
+      </w:r>
+      <w:r>
+        <w:rPr>
+          <w:rStyle w:val="NormalTok"/>
+        </w:rPr>
+        <w:t xml:space="preserve">results </w:t>
+      </w:r>
+      <w:r>
+        <w:rPr>
+          <w:rStyle w:val="OperatorTok"/>
+        </w:rPr>
+        <w:t xml:space="preserve">=</w:t>
+      </w:r>
+      <w:r>
+        <w:rPr>
+          <w:rStyle w:val="NormalTok"/>
+        </w:rPr>
+        <w:t xml:space="preserve"> model.predict(source</w:t>
+      </w:r>
+      <w:r>
+        <w:rPr>
+          <w:rStyle w:val="OperatorTok"/>
+        </w:rPr>
+        <w:t xml:space="preserve">=</w:t>
+      </w:r>
+      <w:r>
+        <w:rPr>
+          <w:rStyle w:val="StringTok"/>
+        </w:rPr>
+        <w:t xml:space="preserve">"https://ultralytics.com/images/bus.jpg"</w:t>
+      </w:r>
+      <w:r>
+        <w:rPr>
+          <w:rStyle w:val="NormalTok"/>
+        </w:rPr>
+        <w:t xml:space="preserve">, device</w:t>
+      </w:r>
+      <w:r>
+        <w:rPr>
+          <w:rStyle w:val="OperatorTok"/>
+        </w:rPr>
+        <w:t xml:space="preserve">=</w:t>
+      </w:r>
+      <w:r>
+        <w:rPr>
+          <w:rStyle w:val="DecValTok"/>
+        </w:rPr>
+        <w:t xml:space="preserve">0</w:t>
+      </w:r>
+      <w:r>
+        <w:rPr>
+          <w:rStyle w:val="NormalTok"/>
+        </w:rPr>
+        <w:t xml:space="preserve">, save</w:t>
+      </w:r>
+      <w:r>
+        <w:rPr>
+          <w:rStyle w:val="OperatorTok"/>
+        </w:rPr>
+        <w:t xml:space="preserve">=</w:t>
+      </w:r>
+      <w:r>
+        <w:rPr>
+          <w:rStyle w:val="VariableTok"/>
+        </w:rPr>
+        <w:t xml:space="preserve">True</w:t>
+      </w:r>
+      <w:r>
+        <w:rPr>
+          <w:rStyle w:val="NormalTok"/>
+        </w:rPr>
+        <w:t xml:space="preserve">)</w:t>
+      </w:r>
+      <w:r>
+        <w:br/>
+      </w:r>
+      <w:r>
+        <w:br/>
+      </w:r>
+      <w:r>
+        <w:rPr>
+          <w:rStyle w:val="CommentTok"/>
+        </w:rPr>
+        <w:t xml:space="preserve"># 3. Wypisz, co model wykrył</w:t>
+      </w:r>
+      <w:r>
+        <w:br/>
+      </w:r>
+      <w:r>
+        <w:rPr>
+          <w:rStyle w:val="ControlFlowTok"/>
+        </w:rPr>
+        <w:t xml:space="preserve">for</w:t>
+      </w:r>
+      <w:r>
+        <w:rPr>
+          <w:rStyle w:val="NormalTok"/>
+        </w:rPr>
+        <w:t xml:space="preserve"> r </w:t>
+      </w:r>
+      <w:r>
+        <w:rPr>
+          <w:rStyle w:val="KeywordTok"/>
+        </w:rPr>
+        <w:t xml:space="preserve">in</w:t>
+      </w:r>
+      <w:r>
+        <w:rPr>
+          <w:rStyle w:val="NormalTok"/>
+        </w:rPr>
+        <w:t xml:space="preserve"> results:</w:t>
+      </w:r>
+      <w:r>
+        <w:br/>
+      </w:r>
+      <w:r>
+        <w:rPr>
+          <w:rStyle w:val="NormalTok"/>
+        </w:rPr>
+        <w:t xml:space="preserve">    </w:t>
+      </w:r>
+      <w:r>
+        <w:rPr>
+          <w:rStyle w:val="ControlFlowTok"/>
+        </w:rPr>
+        <w:t xml:space="preserve">for</w:t>
+      </w:r>
+      <w:r>
+        <w:rPr>
+          <w:rStyle w:val="NormalTok"/>
+        </w:rPr>
+        <w:t xml:space="preserve"> box </w:t>
+      </w:r>
+      <w:r>
+        <w:rPr>
+          <w:rStyle w:val="KeywordTok"/>
+        </w:rPr>
+        <w:t xml:space="preserve">in</w:t>
+      </w:r>
+      <w:r>
+        <w:rPr>
+          <w:rStyle w:val="NormalTok"/>
+        </w:rPr>
+        <w:t xml:space="preserve"> r.boxes:</w:t>
+      </w:r>
+      <w:r>
+        <w:br/>
+      </w:r>
+      <w:r>
+        <w:rPr>
+          <w:rStyle w:val="NormalTok"/>
+        </w:rPr>
+        <w:t xml:space="preserve">        cls_id </w:t>
+      </w:r>
+      <w:r>
+        <w:rPr>
+          <w:rStyle w:val="OperatorTok"/>
+        </w:rPr>
+        <w:t xml:space="preserve">=</w:t>
+      </w:r>
+      <w:r>
+        <w:rPr>
+          <w:rStyle w:val="NormalTok"/>
+        </w:rPr>
+        <w:t xml:space="preserve"> </w:t>
+      </w:r>
+      <w:r>
+        <w:rPr>
+          <w:rStyle w:val="BuiltInTok"/>
+        </w:rPr>
+        <w:t xml:space="preserve">int</w:t>
+      </w:r>
+      <w:r>
+        <w:rPr>
+          <w:rStyle w:val="NormalTok"/>
+        </w:rPr>
+        <w:t xml:space="preserve">(box.cls[</w:t>
+      </w:r>
+      <w:r>
+        <w:rPr>
+          <w:rStyle w:val="DecValTok"/>
+        </w:rPr>
+        <w:t xml:space="preserve">0</w:t>
+      </w:r>
+      <w:r>
+        <w:rPr>
+          <w:rStyle w:val="NormalTok"/>
+        </w:rPr>
+        <w:t xml:space="preserve">])       </w:t>
+      </w:r>
+      <w:r>
+        <w:rPr>
+          <w:rStyle w:val="CommentTok"/>
+        </w:rPr>
+        <w:t xml:space="preserve"># numer klasy</w:t>
+      </w:r>
+      <w:r>
+        <w:br/>
+      </w:r>
+      <w:r>
+        <w:rPr>
+          <w:rStyle w:val="NormalTok"/>
+        </w:rPr>
+        <w:t xml:space="preserve">        name </w:t>
+      </w:r>
+      <w:r>
+        <w:rPr>
+          <w:rStyle w:val="OperatorTok"/>
+        </w:rPr>
+        <w:t xml:space="preserve">=</w:t>
+      </w:r>
+      <w:r>
+        <w:rPr>
+          <w:rStyle w:val="NormalTok"/>
+        </w:rPr>
+        <w:t xml:space="preserve"> model.names[cls_id]     </w:t>
+      </w:r>
+      <w:r>
+        <w:rPr>
+          <w:rStyle w:val="CommentTok"/>
+        </w:rPr>
+        <w:t xml:space="preserve"># nazwa klasy, np. 'person'</w:t>
+      </w:r>
+      <w:r>
+        <w:br/>
+      </w:r>
+      <w:r>
+        <w:rPr>
+          <w:rStyle w:val="NormalTok"/>
+        </w:rPr>
+        <w:t xml:space="preserve">        conf </w:t>
+      </w:r>
+      <w:r>
+        <w:rPr>
+          <w:rStyle w:val="OperatorTok"/>
+        </w:rPr>
+        <w:t xml:space="preserve">=</w:t>
+      </w:r>
+      <w:r>
+        <w:rPr>
+          <w:rStyle w:val="NormalTok"/>
+        </w:rPr>
+        <w:t xml:space="preserve"> </w:t>
+      </w:r>
+      <w:r>
+        <w:rPr>
+          <w:rStyle w:val="BuiltInTok"/>
+        </w:rPr>
+        <w:t xml:space="preserve">float</w:t>
+      </w:r>
+      <w:r>
+        <w:rPr>
+          <w:rStyle w:val="NormalTok"/>
+        </w:rPr>
+        <w:t xml:space="preserve">(box.conf[</w:t>
+      </w:r>
+      <w:r>
+        <w:rPr>
+          <w:rStyle w:val="DecValTok"/>
+        </w:rPr>
+        <w:t xml:space="preserve">0</w:t>
+      </w:r>
+      <w:r>
+        <w:rPr>
+          <w:rStyle w:val="NormalTok"/>
+        </w:rPr>
+        <w:t xml:space="preserve">])      </w:t>
+      </w:r>
+      <w:r>
+        <w:rPr>
+          <w:rStyle w:val="CommentTok"/>
+        </w:rPr>
+        <w:t xml:space="preserve"># pewność detekcji 0-1</w:t>
+      </w:r>
+      <w:r>
+        <w:br/>
+      </w:r>
+      <w:r>
+        <w:rPr>
+          <w:rStyle w:val="NormalTok"/>
+        </w:rPr>
+        <w:t xml:space="preserve">        </w:t>
+      </w:r>
+      <w:r>
+        <w:rPr>
+          <w:rStyle w:val="BuiltInTok"/>
+        </w:rPr>
+        <w:t xml:space="preserve">print</w:t>
+      </w:r>
+      <w:r>
+        <w:rPr>
+          <w:rStyle w:val="NormalTok"/>
+        </w:rPr>
+        <w:t xml:space="preserve">(</w:t>
+      </w:r>
+      <w:r>
+        <w:rPr>
+          <w:rStyle w:val="SpecialStringTok"/>
+        </w:rPr>
+        <w:t xml:space="preserve">f"</w:t>
+      </w:r>
+      <w:r>
+        <w:rPr>
+          <w:rStyle w:val="SpecialCharTok"/>
+        </w:rPr>
+        <w:t xml:space="preserve">{</w:t>
+      </w:r>
+      <w:r>
+        <w:rPr>
+          <w:rStyle w:val="NormalTok"/>
+        </w:rPr>
+        <w:t xml:space="preserve">name</w:t>
+      </w:r>
+      <w:r>
+        <w:rPr>
+          <w:rStyle w:val="SpecialCharTok"/>
+        </w:rPr>
+        <w:t xml:space="preserve">}</w:t>
+      </w:r>
+      <w:r>
+        <w:rPr>
+          <w:rStyle w:val="SpecialStringTok"/>
+        </w:rPr>
+        <w:t xml:space="preserve">: </w:t>
+      </w:r>
+      <w:r>
+        <w:rPr>
+          <w:rStyle w:val="SpecialCharTok"/>
+        </w:rPr>
+        <w:t xml:space="preserve">{</w:t>
+      </w:r>
+      <w:r>
+        <w:rPr>
+          <w:rStyle w:val="NormalTok"/>
+        </w:rPr>
+        <w:t xml:space="preserve">conf</w:t>
+      </w:r>
+      <w:r>
+        <w:rPr>
+          <w:rStyle w:val="SpecialCharTok"/>
+        </w:rPr>
+        <w:t xml:space="preserve">:.2f}</w:t>
+      </w:r>
+      <w:r>
+        <w:rPr>
+          <w:rStyle w:val="SpecialStringTok"/>
+        </w:rPr>
+        <w:t xml:space="preserve">"</w:t>
+      </w:r>
+      <w:r>
+        <w:rPr>
+          <w:rStyle w:val="NormalTok"/>
+        </w:rPr>
+        <w:t xml:space="preserve">)</w:t>
+      </w:r>
+    </w:p>
+    <w:p>
+      <w:pPr>
+        <w:pStyle w:val="FirstParagraph"/>
+      </w:pPr>
+      <w:r>
+        <w:t xml:space="preserve">Uruchom:</w:t>
+      </w:r>
+    </w:p>
+    <w:p>
+      <w:pPr>
+        <w:pStyle w:val="SourceCode"/>
+      </w:pPr>
+      <w:r>
+        <w:rPr>
+          <w:rStyle w:val="VerbatimChar"/>
+        </w:rPr>
+        <w:t xml:space="preserve">python first_detection.py</w:t>
+      </w:r>
+    </w:p>
+    <w:p>
+      <w:pPr>
+        <w:pStyle w:val="FirstParagraph"/>
+      </w:pPr>
+      <w:r>
+        <w:rPr>
+          <w:b/>
+        </w:rPr>
+        <w:t xml:space="preserve">C) Kamerka na żywo</w:t>
+      </w:r>
+      <w:r>
+        <w:t xml:space="preserve"> </w:t>
+      </w:r>
+      <w:r>
+        <w:t xml:space="preserve">(stop:</w:t>
+      </w:r>
+      <w:r>
+        <w:t xml:space="preserve"> </w:t>
+      </w:r>
+      <w:r>
+        <w:rPr>
+          <w:rStyle w:val="VerbatimChar"/>
+        </w:rPr>
+        <w:t xml:space="preserve">q</w:t>
+      </w:r>
+      <w:r>
+        <w:t xml:space="preserve"> </w:t>
+      </w:r>
+      <w:r>
+        <w:t xml:space="preserve">w oknie lub</w:t>
+      </w:r>
+      <w:r>
+        <w:t xml:space="preserve"> </w:t>
+      </w:r>
+      <w:r>
+        <w:rPr>
+          <w:rStyle w:val="VerbatimChar"/>
+        </w:rPr>
+        <w:t xml:space="preserve">Ctrl+C</w:t>
+      </w:r>
+      <w:r>
+        <w:t xml:space="preserve">):</w:t>
+      </w:r>
+    </w:p>
+    <w:p>
+      <w:pPr>
+        <w:pStyle w:val="SourceCode"/>
+      </w:pPr>
+      <w:r>
+        <w:rPr>
+          <w:rStyle w:val="VerbatimChar"/>
+        </w:rPr>
+        <w:t xml:space="preserve">yolo predict model=yolo26n.pt source=0 show=True device=0</w:t>
       </w:r>
     </w:p>
     <w:p>
@@ -6962,765 +8097,117 @@
         <w:rPr>
           <w:b/>
         </w:rPr>
+        <w:t xml:space="preserve">Wynik:</w:t>
+      </w:r>
+      <w:r>
+        <w:t xml:space="preserve"> </w:t>
+      </w:r>
+      <w:r>
+        <w:rPr>
+          <w:rStyle w:val="VerbatimChar"/>
+        </w:rPr>
+        <w:t xml:space="preserve">person 0.96</w:t>
+      </w:r>
+      <w:r>
+        <w:t xml:space="preserve"> </w:t>
+      </w:r>
+      <w:r>
+        <w:t xml:space="preserve">na żywo, inferencja ~7–15 ms/klatkę (60+ FPS na GPU). ✅</w:t>
+      </w:r>
+    </w:p>
+    <w:p>
+      <w:pPr>
+        <w:numPr>
+          <w:ilvl w:val="0"/>
+          <w:numId w:val="1035"/>
+        </w:numPr>
+        <w:pStyle w:val="Compact"/>
+      </w:pPr>
+      <w:r>
+        <w:rPr>
+          <w:b/>
+        </w:rPr>
+        <w:t xml:space="preserve">Ważne rozróżnienie:</w:t>
+      </w:r>
+      <w:r>
+        <w:t xml:space="preserve"> </w:t>
+      </w:r>
+      <w:r>
+        <w:t xml:space="preserve">wagi</w:t>
+      </w:r>
+      <w:r>
+        <w:t xml:space="preserve"> </w:t>
+      </w:r>
+      <w:r>
+        <w:rPr>
+          <w:rStyle w:val="VerbatimChar"/>
+        </w:rPr>
+        <w:t xml:space="preserve">yolo26n.pt</w:t>
+      </w:r>
+      <w:r>
+        <w:t xml:space="preserve"> </w:t>
+      </w:r>
+      <w:r>
+        <w:t xml:space="preserve">i zdjęcie</w:t>
+      </w:r>
+      <w:r>
+        <w:t xml:space="preserve"> </w:t>
+      </w:r>
+      <w:r>
+        <w:rPr>
+          <w:rStyle w:val="VerbatimChar"/>
+        </w:rPr>
+        <w:t xml:space="preserve">bus.jpg</w:t>
+      </w:r>
+      <w:r>
+        <w:t xml:space="preserve"> </w:t>
+      </w:r>
+      <w:r>
+        <w:t xml:space="preserve">pobrały się z publicznych zasobów Ultralytics — NIE z konta na platformie. Logowanie (0.4) przyda się dopiero w Fazie B (trening w chmurze, rejestr modeli).</w:t>
+      </w:r>
+    </w:p>
+    <w:p>
+      <w:pPr>
+        <w:numPr>
+          <w:ilvl w:val="0"/>
+          <w:numId w:val="1035"/>
+        </w:numPr>
+        <w:pStyle w:val="Compact"/>
+      </w:pPr>
+      <w:r>
+        <w:rPr>
+          <w:b/>
+        </w:rPr>
         <w:t xml:space="preserve">Checkpoint:</w:t>
       </w:r>
       <w:r>
         <w:t xml:space="preserve"> </w:t>
       </w:r>
       <w:r>
-        <w:t xml:space="preserve">prompt z</w:t>
-      </w:r>
-      <w:r>
-        <w:t xml:space="preserve"> </w:t>
-      </w:r>
-      <w:r>
-        <w:rPr>
-          <w:rStyle w:val="VerbatimChar"/>
-        </w:rPr>
-        <w:t xml:space="preserve">(.venv)</w:t>
-      </w:r>
-      <w:r>
-        <w:t xml:space="preserve"> </w:t>
-      </w:r>
-      <w:r>
-        <w:t xml:space="preserve">i</w:t>
-      </w:r>
-      <w:r>
-        <w:t xml:space="preserve"> </w:t>
-      </w:r>
-      <w:r>
-        <w:rPr>
-          <w:rStyle w:val="VerbatimChar"/>
-        </w:rPr>
-        <w:t xml:space="preserve">yolo version</w:t>
-      </w:r>
-      <w:r>
-        <w:t xml:space="preserve"> </w:t>
-      </w:r>
-      <w:r>
-        <w:t xml:space="preserve">zwraca numer. ✅</w:t>
-      </w:r>
-    </w:p>
-    <w:p>
-      <w:pPr>
-        <w:pStyle w:val="Heading3"/>
-      </w:pPr>
-      <w:bookmarkStart w:id="85" w:name="x-krok-0.3-gpu-i-cuda"/>
-      <w:r>
-        <w:t xml:space="preserve">[x] Krok 0.3 — GPU i CUDA</w:t>
-      </w:r>
-      <w:bookmarkEnd w:id="85"/>
+        <w:t xml:space="preserve">obraz z ramkami + podgląd z kamerki z detekcją na GPU. ✅</w:t>
+      </w:r>
     </w:p>
     <w:p>
       <w:pPr>
         <w:pStyle w:val="FirstParagraph"/>
       </w:pPr>
       <w:r>
-        <w:t xml:space="preserve">Sprzęt: RTX 3050 Ti Laptop (4 GB VRAM), sterownik 561.17, CUDA 12.6.</w:t>
-      </w:r>
-    </w:p>
-    <w:p>
-      <w:pPr>
-        <w:numPr>
-          <w:ilvl w:val="0"/>
-          <w:numId w:val="1036"/>
-        </w:numPr>
-        <w:pStyle w:val="Compact"/>
-      </w:pPr>
-      <w:r>
-        <w:rPr>
-          <w:rStyle w:val="VerbatimChar"/>
-        </w:rPr>
-        <w:t xml:space="preserve">nvidia-smi</w:t>
-      </w:r>
-      <w:r>
-        <w:t xml:space="preserve"> </w:t>
-      </w:r>
-      <w:r>
-        <w:t xml:space="preserve">— karta, sterownik, maks. wersja CUDA. → CUDA 12.6 ✅</w:t>
-      </w:r>
-    </w:p>
-    <w:p>
-      <w:pPr>
-        <w:numPr>
-          <w:ilvl w:val="0"/>
-          <w:numId w:val="1036"/>
-        </w:numPr>
-        <w:pStyle w:val="Compact"/>
-      </w:pPr>
-      <w:r>
-        <w:t xml:space="preserve">Sprawdź PyTorch:</w:t>
-      </w:r>
-      <w:r>
-        <w:t xml:space="preserve"> </w:t>
-      </w:r>
-      <w:r>
-        <w:rPr>
-          <w:rStyle w:val="VerbatimChar"/>
-        </w:rPr>
-        <w:t xml:space="preserve">python -c "import torch; print('torch', torch.__version__); print('CUDA dostepne:', torch.cuda.is_available()); print('GPU:', torch.cuda.get_device_name(0) if torch.cuda.is_available() else 'brak')"</w:t>
-      </w:r>
-      <w:r>
-        <w:t xml:space="preserve"> </w:t>
-      </w:r>
-      <w:r>
-        <w:t xml:space="preserve">→ wyszło</w:t>
-      </w:r>
-      <w:r>
-        <w:t xml:space="preserve"> </w:t>
-      </w:r>
-      <w:r>
-        <w:rPr>
-          <w:rStyle w:val="VerbatimChar"/>
-        </w:rPr>
-        <w:t xml:space="preserve">2.13.0+cpu</w:t>
-      </w:r>
-      <w:r>
-        <w:t xml:space="preserve">,</w:t>
-      </w:r>
-      <w:r>
-        <w:t xml:space="preserve"> </w:t>
-      </w:r>
-      <w:r>
-        <w:rPr>
-          <w:rStyle w:val="VerbatimChar"/>
-        </w:rPr>
-        <w:t xml:space="preserve">False</w:t>
-      </w:r>
-      <w:r>
-        <w:t xml:space="preserve"> </w:t>
-      </w:r>
-      <w:r>
-        <w:t xml:space="preserve">(pip dał wersję CPU).</w:t>
-      </w:r>
-    </w:p>
-    <w:p>
-      <w:pPr>
-        <w:numPr>
-          <w:ilvl w:val="0"/>
-          <w:numId w:val="1036"/>
-        </w:numPr>
-        <w:pStyle w:val="Compact"/>
-      </w:pPr>
-      <w:r>
-        <w:t xml:space="preserve">Naprawa — podmiana na build CUDA 12.6:</w:t>
-      </w:r>
-    </w:p>
-    <w:p>
-      <w:pPr>
-        <w:numPr>
-          <w:ilvl w:val="1"/>
-          <w:numId w:val="1037"/>
-        </w:numPr>
-        <w:pStyle w:val="Compact"/>
-      </w:pPr>
-      <w:r>
-        <w:rPr>
-          <w:rStyle w:val="VerbatimChar"/>
-        </w:rPr>
-        <w:t xml:space="preserve">pip uninstall -y torch torchvision</w:t>
-      </w:r>
-    </w:p>
-    <w:p>
-      <w:pPr>
-        <w:numPr>
-          <w:ilvl w:val="1"/>
-          <w:numId w:val="1037"/>
-        </w:numPr>
-        <w:pStyle w:val="Compact"/>
-      </w:pPr>
-      <w:r>
-        <w:rPr>
-          <w:rStyle w:val="VerbatimChar"/>
-        </w:rPr>
-        <w:t xml:space="preserve">pip install torch torchvision --index-url https://download.pytorch.org/whl/cu126</w:t>
-      </w:r>
-    </w:p>
-    <w:p>
-      <w:pPr>
-        <w:numPr>
-          <w:ilvl w:val="1"/>
-          <w:numId w:val="1037"/>
-        </w:numPr>
-        <w:pStyle w:val="Compact"/>
-      </w:pPr>
-      <w:r>
-        <w:t xml:space="preserve">(fallback:</w:t>
-      </w:r>
-      <w:r>
-        <w:t xml:space="preserve"> </w:t>
-      </w:r>
-      <w:r>
-        <w:rPr>
-          <w:rStyle w:val="VerbatimChar"/>
-        </w:rPr>
-        <w:t xml:space="preserve">.../whl/cu124</w:t>
-      </w:r>
-      <w:r>
-        <w:t xml:space="preserve">)</w:t>
-      </w:r>
-    </w:p>
-    <w:p>
-      <w:pPr>
-        <w:numPr>
-          <w:ilvl w:val="0"/>
-          <w:numId w:val="1036"/>
-        </w:numPr>
-        <w:pStyle w:val="Compact"/>
-      </w:pPr>
-      <w:r>
-        <w:t xml:space="preserve">Ponów sprawdzenie →</w:t>
-      </w:r>
-      <w:r>
-        <w:t xml:space="preserve"> </w:t>
-      </w:r>
-      <w:r>
-        <w:rPr>
-          <w:rStyle w:val="VerbatimChar"/>
-        </w:rPr>
-        <w:t xml:space="preserve">2.13.0+cu126</w:t>
-      </w:r>
-      <w:r>
-        <w:t xml:space="preserve">,</w:t>
-      </w:r>
-      <w:r>
-        <w:t xml:space="preserve"> </w:t>
-      </w:r>
-      <w:r>
-        <w:rPr>
-          <w:rStyle w:val="VerbatimChar"/>
-        </w:rPr>
-        <w:t xml:space="preserve">CUDA: True</w:t>
-      </w:r>
-      <w:r>
-        <w:t xml:space="preserve">,</w:t>
-      </w:r>
-      <w:r>
-        <w:t xml:space="preserve"> </w:t>
-      </w:r>
-      <w:r>
-        <w:rPr>
-          <w:rStyle w:val="VerbatimChar"/>
-        </w:rPr>
-        <w:t xml:space="preserve">RTX 3050 Ti Laptop GPU</w:t>
-      </w:r>
-      <w:r>
-        <w:t xml:space="preserve">. ✅</w:t>
-      </w:r>
-    </w:p>
-    <w:p>
-      <w:pPr>
-        <w:numPr>
-          <w:ilvl w:val="0"/>
-          <w:numId w:val="1038"/>
-        </w:numPr>
-        <w:pStyle w:val="Compact"/>
-      </w:pPr>
-      <w:r>
-        <w:rPr>
-          <w:b/>
-        </w:rPr>
-        <w:t xml:space="preserve">Checkpoint:</w:t>
-      </w:r>
-      <w:r>
-        <w:t xml:space="preserve"> </w:t>
-      </w:r>
-      <w:r>
-        <w:rPr>
-          <w:rStyle w:val="VerbatimChar"/>
-        </w:rPr>
-        <w:t xml:space="preserve">torch.cuda.is_available() == True</w:t>
-      </w:r>
-      <w:r>
-        <w:t xml:space="preserve">. ✅</w:t>
-      </w:r>
-    </w:p>
-    <w:p>
-      <w:pPr>
-        <w:numPr>
-          <w:ilvl w:val="0"/>
-          <w:numId w:val="1038"/>
-        </w:numPr>
-        <w:pStyle w:val="Compact"/>
-      </w:pPr>
-      <w:r>
-        <w:rPr>
-          <w:b/>
-        </w:rPr>
-        <w:t xml:space="preserve">Uwaga:</w:t>
-      </w:r>
-      <w:r>
-        <w:t xml:space="preserve"> </w:t>
-      </w:r>
-      <w:r>
-        <w:t xml:space="preserve">4 GB VRAM → używamy małych wariantów modelu (</w:t>
-      </w:r>
-      <w:r>
-        <w:rPr>
-          <w:rStyle w:val="VerbatimChar"/>
-        </w:rPr>
-        <w:t xml:space="preserve">yolo26n</w:t>
-      </w:r>
-      <w:r>
-        <w:t xml:space="preserve">/</w:t>
-      </w:r>
-      <w:r>
-        <w:rPr>
-          <w:rStyle w:val="VerbatimChar"/>
-        </w:rPr>
-        <w:t xml:space="preserve">yolo26s</w:t>
-      </w:r>
-      <w:r>
-        <w:t xml:space="preserve">).</w:t>
-      </w:r>
-    </w:p>
-    <w:p>
-      <w:pPr>
-        <w:pStyle w:val="Heading3"/>
-      </w:pPr>
-      <w:bookmarkStart w:id="86" w:name="X8d4727dda8c57ff0e7a3386b689c18580b31e49"/>
-      <w:r>
-        <w:t xml:space="preserve">[x] Krok 0.4 — Połączenie z platformą Ultralytics</w:t>
-      </w:r>
-      <w:bookmarkEnd w:id="86"/>
-    </w:p>
-    <w:p>
-      <w:pPr>
-        <w:numPr>
-          <w:ilvl w:val="0"/>
-          <w:numId w:val="1039"/>
-        </w:numPr>
-        <w:pStyle w:val="Compact"/>
-      </w:pPr>
-      <w:r>
-        <w:rPr>
-          <w:rStyle w:val="VerbatimChar"/>
-        </w:rPr>
-        <w:t xml:space="preserve">platform.ultralytics.com</w:t>
-      </w:r>
-      <w:r>
-        <w:t xml:space="preserve"> </w:t>
-      </w:r>
-      <w:r>
-        <w:t xml:space="preserve">→ Settings → API Keys → skopiuj klucz (</w:t>
-      </w:r>
-      <w:r>
-        <w:rPr>
-          <w:rStyle w:val="VerbatimChar"/>
-        </w:rPr>
-        <w:t xml:space="preserve">ul_...</w:t>
-      </w:r>
-      <w:r>
-        <w:t xml:space="preserve">).</w:t>
-      </w:r>
-    </w:p>
-    <w:p>
-      <w:pPr>
-        <w:numPr>
-          <w:ilvl w:val="0"/>
-          <w:numId w:val="1039"/>
-        </w:numPr>
-        <w:pStyle w:val="Compact"/>
-      </w:pPr>
-      <w:r>
-        <w:rPr>
-          <w:rStyle w:val="VerbatimChar"/>
-        </w:rPr>
-        <w:t xml:space="preserve">yolo login TWOJ_KLUCZ_API</w:t>
-      </w:r>
-      <w:r>
-        <w:t xml:space="preserve"> </w:t>
-      </w:r>
-      <w:r>
-        <w:t xml:space="preserve">— logowanie i zapis klucza. → SUCCESS</w:t>
-      </w:r>
-      <w:r>
-        <w:t xml:space="preserve"> </w:t>
-      </w:r>
-      <w:r>
-        <w:t xml:space="preserve">(KLUCZA NIE ZAPISUJEMY W REPO — jest sekretem, siedzi w</w:t>
-      </w:r>
-      <w:r>
-        <w:t xml:space="preserve"> </w:t>
-      </w:r>
-      <w:r>
-        <w:rPr>
-          <w:rStyle w:val="VerbatimChar"/>
-        </w:rPr>
-        <w:t xml:space="preserve">settings.json</w:t>
-      </w:r>
-      <w:r>
-        <w:t xml:space="preserve"> </w:t>
-      </w:r>
-      <w:r>
-        <w:t xml:space="preserve">poza projektem.)</w:t>
-      </w:r>
-    </w:p>
-    <w:p>
-      <w:pPr>
-        <w:numPr>
-          <w:ilvl w:val="0"/>
-          <w:numId w:val="1039"/>
-        </w:numPr>
-        <w:pStyle w:val="Compact"/>
-      </w:pPr>
-      <w:r>
-        <w:rPr>
-          <w:rStyle w:val="VerbatimChar"/>
-        </w:rPr>
-        <w:t xml:space="preserve">yolo settings</w:t>
-      </w:r>
-      <w:r>
-        <w:t xml:space="preserve"> </w:t>
-      </w:r>
-      <w:r>
-        <w:t xml:space="preserve">— sprawdź, że</w:t>
-      </w:r>
-      <w:r>
-        <w:t xml:space="preserve"> </w:t>
-      </w:r>
-      <w:r>
-        <w:rPr>
-          <w:rStyle w:val="VerbatimChar"/>
-        </w:rPr>
-        <w:t xml:space="preserve">api_key</w:t>
-      </w:r>
-      <w:r>
-        <w:t xml:space="preserve"> </w:t>
-      </w:r>
-      <w:r>
-        <w:t xml:space="preserve">zapisany.</w:t>
-      </w:r>
-    </w:p>
-    <w:p>
-      <w:pPr>
-        <w:numPr>
-          <w:ilvl w:val="0"/>
-          <w:numId w:val="1040"/>
-        </w:numPr>
-        <w:pStyle w:val="Compact"/>
-      </w:pPr>
-      <w:r>
-        <w:rPr>
-          <w:b/>
-        </w:rPr>
-        <w:t xml:space="preserve">Checkpoint:</w:t>
-      </w:r>
-      <w:r>
-        <w:t xml:space="preserve"> </w:t>
-      </w:r>
-      <w:r>
-        <w:t xml:space="preserve">logowanie „SUCCESS", klucz widoczny w ustawieniach.</w:t>
-      </w:r>
-    </w:p>
-    <w:p>
-      <w:pPr>
-        <w:numPr>
-          <w:ilvl w:val="0"/>
-          <w:numId w:val="1040"/>
-        </w:numPr>
-        <w:pStyle w:val="Compact"/>
-      </w:pPr>
-      <w:r>
-        <w:rPr>
-          <w:b/>
-        </w:rPr>
-        <w:t xml:space="preserve">Bezpieczeństwo:</w:t>
-      </w:r>
-      <w:r>
-        <w:t xml:space="preserve"> </w:t>
-      </w:r>
-      <w:r>
-        <w:t xml:space="preserve">klucza nie commitujemy; siedzi w</w:t>
-      </w:r>
-      <w:r>
-        <w:t xml:space="preserve"> </w:t>
-      </w:r>
-      <w:r>
-        <w:rPr>
-          <w:rStyle w:val="VerbatimChar"/>
-        </w:rPr>
-        <w:t xml:space="preserve">settings.json</w:t>
-      </w:r>
-      <w:r>
-        <w:t xml:space="preserve"> </w:t>
-      </w:r>
-      <w:r>
-        <w:t xml:space="preserve">poza repo.</w:t>
-      </w:r>
-    </w:p>
-    <w:p>
-      <w:pPr>
-        <w:pStyle w:val="Heading3"/>
-      </w:pPr>
-      <w:bookmarkStart w:id="87" w:name="x-krok-0.5-pierwsza-detekcja"/>
-      <w:r>
-        <w:t xml:space="preserve">[x] Krok 0.5 — Pierwsza detekcja</w:t>
-      </w:r>
-      <w:bookmarkEnd w:id="87"/>
-    </w:p>
-    <w:p>
-      <w:pPr>
-        <w:numPr>
-          <w:ilvl w:val="0"/>
-          <w:numId w:val="1041"/>
-        </w:numPr>
-        <w:pStyle w:val="Compact"/>
-      </w:pPr>
-      <w:r>
-        <w:t xml:space="preserve">Test CLI (pobiera wagi</w:t>
-      </w:r>
-      <w:r>
-        <w:t xml:space="preserve"> </w:t>
-      </w:r>
-      <w:r>
-        <w:rPr>
-          <w:rStyle w:val="VerbatimChar"/>
-        </w:rPr>
-        <w:t xml:space="preserve">yolo26n.pt</w:t>
-      </w:r>
-      <w:r>
-        <w:t xml:space="preserve">):</w:t>
-      </w:r>
-      <w:r>
-        <w:t xml:space="preserve"> </w:t>
-      </w:r>
-      <w:r>
-        <w:rPr>
-          <w:rStyle w:val="VerbatimChar"/>
-        </w:rPr>
-        <w:t xml:space="preserve">yolo predict model=yolo26n.pt source='https://ultralytics.com/images/bus.jpg'</w:t>
-      </w:r>
-      <w:r>
-        <w:t xml:space="preserve"> </w:t>
-      </w:r>
-      <w:r>
-        <w:t xml:space="preserve">→ obraz z ramkami w</w:t>
-      </w:r>
-      <w:r>
-        <w:t xml:space="preserve"> </w:t>
-      </w:r>
-      <w:r>
-        <w:rPr>
-          <w:rStyle w:val="VerbatimChar"/>
-        </w:rPr>
-        <w:t xml:space="preserve">runs/detect/predict/</w:t>
-      </w:r>
-      <w:r>
-        <w:t xml:space="preserve">.</w:t>
-      </w:r>
-    </w:p>
-    <w:p>
-      <w:pPr>
-        <w:numPr>
-          <w:ilvl w:val="0"/>
-          <w:numId w:val="1041"/>
-        </w:numPr>
-        <w:pStyle w:val="Compact"/>
-      </w:pPr>
-      <w:r>
-        <w:t xml:space="preserve">Skrypt</w:t>
-      </w:r>
-      <w:r>
-        <w:t xml:space="preserve"> </w:t>
-      </w:r>
-      <w:r>
-        <w:rPr>
-          <w:rStyle w:val="VerbatimChar"/>
-        </w:rPr>
-        <w:t xml:space="preserve">first_detection.py</w:t>
-      </w:r>
-      <w:r>
-        <w:t xml:space="preserve"> </w:t>
-      </w:r>
-      <w:r>
-        <w:t xml:space="preserve">(YOLO → predict na GPU → wypisz klasy i pewność):</w:t>
-      </w:r>
-      <w:r>
-        <w:t xml:space="preserve"> </w:t>
-      </w:r>
-      <w:r>
-        <w:rPr>
-          <w:rStyle w:val="VerbatimChar"/>
-        </w:rPr>
-        <w:t xml:space="preserve">python first_detection.py</w:t>
-      </w:r>
-    </w:p>
-    <w:p>
-      <w:pPr>
-        <w:numPr>
-          <w:ilvl w:val="0"/>
-          <w:numId w:val="1041"/>
-        </w:numPr>
-        <w:pStyle w:val="Compact"/>
-      </w:pPr>
-      <w:r>
-        <w:t xml:space="preserve">Kamerka na żywo:</w:t>
-      </w:r>
-      <w:r>
-        <w:t xml:space="preserve"> </w:t>
-      </w:r>
-      <w:r>
-        <w:rPr>
-          <w:rStyle w:val="VerbatimChar"/>
-        </w:rPr>
-        <w:t xml:space="preserve">yolo predict model=yolo26n.pt source=0 show=True device=0</w:t>
-      </w:r>
-      <w:r>
-        <w:t xml:space="preserve"> </w:t>
-      </w:r>
-      <w:r>
-        <w:t xml:space="preserve">(stop:</w:t>
-      </w:r>
-      <w:r>
-        <w:t xml:space="preserve"> </w:t>
-      </w:r>
-      <w:r>
-        <w:rPr>
-          <w:rStyle w:val="VerbatimChar"/>
-        </w:rPr>
-        <w:t xml:space="preserve">q</w:t>
-      </w:r>
-      <w:r>
-        <w:t xml:space="preserve"> </w:t>
-      </w:r>
-      <w:r>
-        <w:t xml:space="preserve">/ Ctrl+C)</w:t>
-      </w:r>
-    </w:p>
-    <w:p>
-      <w:pPr>
-        <w:numPr>
-          <w:ilvl w:val="0"/>
-          <w:numId w:val="1042"/>
-        </w:numPr>
-        <w:pStyle w:val="Compact"/>
-      </w:pPr>
-      <w:r>
-        <w:rPr>
-          <w:b/>
-        </w:rPr>
-        <w:t xml:space="preserve">Wynik:</w:t>
-      </w:r>
-      <w:r>
-        <w:t xml:space="preserve"> </w:t>
-      </w:r>
-      <w:r>
-        <w:rPr>
-          <w:rStyle w:val="VerbatimChar"/>
-        </w:rPr>
-        <w:t xml:space="preserve">person 0.96</w:t>
-      </w:r>
-      <w:r>
-        <w:t xml:space="preserve"> </w:t>
-      </w:r>
-      <w:r>
-        <w:t xml:space="preserve">na żywo, inferencja ~7–15 ms/klatkę (60+ FPS na GPU). ✅</w:t>
-      </w:r>
-    </w:p>
-    <w:p>
-      <w:pPr>
-        <w:numPr>
-          <w:ilvl w:val="0"/>
-          <w:numId w:val="1042"/>
-        </w:numPr>
-        <w:pStyle w:val="Compact"/>
-      </w:pPr>
-      <w:r>
-        <w:rPr>
-          <w:b/>
-        </w:rPr>
-        <w:t xml:space="preserve">Ważne rozróżnienie:</w:t>
-      </w:r>
-      <w:r>
-        <w:t xml:space="preserve"> </w:t>
-      </w:r>
-      <w:r>
-        <w:t xml:space="preserve">wagi</w:t>
-      </w:r>
-      <w:r>
-        <w:t xml:space="preserve"> </w:t>
-      </w:r>
-      <w:r>
-        <w:rPr>
-          <w:rStyle w:val="VerbatimChar"/>
-        </w:rPr>
-        <w:t xml:space="preserve">yolo26n.pt</w:t>
-      </w:r>
-      <w:r>
-        <w:t xml:space="preserve"> </w:t>
-      </w:r>
-      <w:r>
-        <w:t xml:space="preserve">i zdjęcie</w:t>
-      </w:r>
-      <w:r>
-        <w:t xml:space="preserve"> </w:t>
-      </w:r>
-      <w:r>
-        <w:rPr>
-          <w:rStyle w:val="VerbatimChar"/>
-        </w:rPr>
-        <w:t xml:space="preserve">bus.jpg</w:t>
-      </w:r>
-      <w:r>
-        <w:t xml:space="preserve"> </w:t>
-      </w:r>
-      <w:r>
-        <w:t xml:space="preserve">pobrały się z publicznych</w:t>
-      </w:r>
-      <w:r>
-        <w:t xml:space="preserve"> </w:t>
-      </w:r>
-      <w:r>
-        <w:t xml:space="preserve">zasobów Ultralytics — NIE z konta na platformie. Logowanie (0.4) to osobna rzecz, przydatna</w:t>
-      </w:r>
-      <w:r>
-        <w:t xml:space="preserve"> </w:t>
-      </w:r>
-      <w:r>
-        <w:t xml:space="preserve">dopiero w Fazie B (trening w chmurze, rejestr modeli).</w:t>
-      </w:r>
-    </w:p>
-    <w:p>
-      <w:pPr>
-        <w:numPr>
-          <w:ilvl w:val="0"/>
-          <w:numId w:val="1042"/>
-        </w:numPr>
-        <w:pStyle w:val="Compact"/>
-      </w:pPr>
-      <w:r>
-        <w:rPr>
-          <w:b/>
-        </w:rPr>
-        <w:t xml:space="preserve">Checkpoint:</w:t>
-      </w:r>
-      <w:r>
-        <w:t xml:space="preserve"> </w:t>
-      </w:r>
-      <w:r>
-        <w:t xml:space="preserve">obraz z ramkami + podgląd z kamerki z detekcją na GPU. ✅</w:t>
-      </w:r>
-    </w:p>
-    <w:p>
-      <w:pPr>
-        <w:pStyle w:val="FirstParagraph"/>
-      </w:pPr>
-      <w:r>
-        <w:rPr>
-          <w:b/>
-        </w:rPr>
-        <w:t xml:space="preserve">KONIEC ETAPU 0.</w:t>
-      </w:r>
-      <w:r>
-        <w:t xml:space="preserve"> </w:t>
-      </w:r>
-      <w:r>
-        <w:t xml:space="preserve">Commit:</w:t>
-      </w:r>
-      <w:r>
-        <w:t xml:space="preserve"> </w:t>
-      </w:r>
+        <w:rPr>
+          <w:b/>
+        </w:rPr>
+        <w:t xml:space="preserve">KONIEC ETAPU 0</w:t>
+      </w:r>
+      <w:r>
+        <w:t xml:space="preserve"> </w:t>
+      </w:r>
+      <w:r>
+        <w:t xml:space="preserve">— commit:</w:t>
+      </w:r>
+    </w:p>
+    <w:p>
+      <w:pPr>
+        <w:pStyle w:val="SourceCode"/>
+      </w:pPr>
       <w:r>
         <w:rPr>
           <w:rStyle w:val="VerbatimChar"/>
@@ -7728,7 +8215,13 @@
         <w:t xml:space="preserve">git commit -am "Etap 0: srodowisko, GPU/CUDA, platforma, detekcja"</w:t>
       </w:r>
       <w:r>
-        <w:t xml:space="preserve">.</w:t>
+        <w:br/>
+      </w:r>
+      <w:r>
+        <w:rPr>
+          <w:rStyle w:val="VerbatimChar"/>
+        </w:rPr>
+        <w:t xml:space="preserve">git push</w:t>
       </w:r>
     </w:p>
     <w:p>
@@ -7753,7 +8246,7 @@
         <w:pStyle w:val="FirstParagraph"/>
       </w:pPr>
       <w:r>
-        <w:t xml:space="preserve">Operacje jednorazowe do utrzymania czystego repozytorium — z komendami i wyjaśnieniem.</w:t>
+        <w:t xml:space="preserve">Operacje jednorazowe do utrzymania czystego repozytorium — komenda + wyjaśnienie.</w:t>
       </w:r>
     </w:p>
     <w:p>
@@ -7768,11 +8261,7 @@
     </w:p>
     <w:p>
       <w:pPr>
-        <w:numPr>
-          <w:ilvl w:val="0"/>
-          <w:numId w:val="1043"/>
-        </w:numPr>
-        <w:pStyle w:val="Compact"/>
+        <w:pStyle w:val="SourceCode"/>
       </w:pPr>
       <w:r>
         <w:rPr>
@@ -7781,10 +8270,54 @@
         <w:t xml:space="preserve">git rm -r --cached NAZWA</w:t>
       </w:r>
       <w:r>
-        <w:t xml:space="preserve"> </w:t>
-      </w:r>
-      <w:r>
-        <w:t xml:space="preserve">— przestaje śledzić plik/folder w Git (</w:t>
+        <w:br/>
+      </w:r>
+      <w:r>
+        <w:rPr>
+          <w:rStyle w:val="VerbatimChar"/>
+        </w:rPr>
+        <w:t xml:space="preserve">git add .</w:t>
+      </w:r>
+      <w:r>
+        <w:br/>
+      </w:r>
+      <w:r>
+        <w:rPr>
+          <w:rStyle w:val="VerbatimChar"/>
+        </w:rPr>
+        <w:t xml:space="preserve">git commit -m "Usun NAZWA z repo, dodaj do .gitignore"</w:t>
+      </w:r>
+      <w:r>
+        <w:br/>
+      </w:r>
+      <w:r>
+        <w:rPr>
+          <w:rStyle w:val="VerbatimChar"/>
+        </w:rPr>
+        <w:t xml:space="preserve">git push</w:t>
+      </w:r>
+    </w:p>
+    <w:p>
+      <w:pPr>
+        <w:pStyle w:val="FirstParagraph"/>
+      </w:pPr>
+      <w:r>
+        <w:t xml:space="preserve">Znaczenie:</w:t>
+      </w:r>
+      <w:r>
+        <w:t xml:space="preserve"> </w:t>
+      </w:r>
+      <w:r>
+        <w:rPr>
+          <w:rStyle w:val="VerbatimChar"/>
+        </w:rPr>
+        <w:t xml:space="preserve">git rm -r --cached NAZWA</w:t>
+      </w:r>
+      <w:r>
+        <w:t xml:space="preserve"> </w:t>
+      </w:r>
+      <w:r>
+        <w:t xml:space="preserve">przestaje śledzić plik/folder w Git (</w:t>
       </w:r>
       <w:r>
         <w:rPr>
@@ -7811,7 +8344,7 @@
         <w:t xml:space="preserve"> </w:t>
       </w:r>
       <w:r>
-        <w:t xml:space="preserve">= zostawia go lokalnie). Użyte do usunięcia folderu</w:t>
+        <w:t xml:space="preserve">= zostawia go lokalnie na dysku). Użyte do usunięcia folderu</w:t>
       </w:r>
       <w:r>
         <w:t xml:space="preserve"> </w:t>
@@ -7826,25 +8359,7 @@
         <w:t xml:space="preserve"> </w:t>
       </w:r>
       <w:r>
-        <w:t xml:space="preserve">(był tylko</w:t>
-      </w:r>
-      <w:r>
-        <w:t xml:space="preserve"> </w:t>
-      </w:r>
-      <w:r>
-        <w:t xml:space="preserve">kontekstem dla LLM, nie należy do projektu).</w:t>
-      </w:r>
-    </w:p>
-    <w:p>
-      <w:pPr>
-        <w:numPr>
-          <w:ilvl w:val="0"/>
-          <w:numId w:val="1043"/>
-        </w:numPr>
-        <w:pStyle w:val="Compact"/>
-      </w:pPr>
-      <w:r>
-        <w:t xml:space="preserve">Potem: dopisz wpis do</w:t>
+        <w:t xml:space="preserve">(był tylko kontekstem dla LLM). Pamiętaj dopisać wzorzec do</w:t>
       </w:r>
       <w:r>
         <w:t xml:space="preserve"> </w:t>
@@ -7856,19 +8371,7 @@
         <w:t xml:space="preserve">.gitignore</w:t>
       </w:r>
       <w:r>
-        <w:t xml:space="preserve">, następnie</w:t>
-      </w:r>
-      <w:r>
-        <w:t xml:space="preserve"> </w:t>
-      </w:r>
-      <w:r>
-        <w:rPr>
-          <w:rStyle w:val="VerbatimChar"/>
-        </w:rPr>
-        <w:t xml:space="preserve">git add . &amp;&amp; git commit -m "..." &amp;&amp; git push</w:t>
-      </w:r>
-      <w:r>
-        <w:t xml:space="preserve">.</w:t>
+        <w:t xml:space="preserve">, żeby nie wrócił.</w:t>
       </w:r>
     </w:p>
     <w:p>
@@ -7883,11 +8386,7 @@
     </w:p>
     <w:p>
       <w:pPr>
-        <w:numPr>
-          <w:ilvl w:val="0"/>
-          <w:numId w:val="1044"/>
-        </w:numPr>
-        <w:pStyle w:val="Compact"/>
+        <w:pStyle w:val="FirstParagraph"/>
       </w:pPr>
       <w:r>
         <w:t xml:space="preserve">Word tworzy pliki</w:t>
@@ -7917,20 +8416,19 @@
         <w:t xml:space="preserve"> </w:t>
       </w:r>
       <w:r>
-        <w:t xml:space="preserve">wzorcem</w:t>
-      </w:r>
-      <w:r>
-        <w:t xml:space="preserve"> </w:t>
-      </w:r>
+        <w:t xml:space="preserve">wzorcem:</w:t>
+      </w:r>
+    </w:p>
+    <w:p>
+      <w:pPr>
+        <w:pStyle w:val="SourceCode"/>
+      </w:pPr>
       <w:r>
         <w:rPr>
           <w:rStyle w:val="VerbatimChar"/>
         </w:rPr>
         <w:t xml:space="preserve">~$*.docx</w:t>
       </w:r>
-      <w:r>
-        <w:t xml:space="preserve">.</w:t>
-      </w:r>
     </w:p>
     <w:p>
       <w:pPr>
@@ -7946,18 +8444,24 @@
       <w:pPr>
         <w:numPr>
           <w:ilvl w:val="0"/>
-          <w:numId w:val="1045"/>
-        </w:numPr>
-        <w:pStyle w:val="Compact"/>
-      </w:pPr>
-      <w:r>
-        <w:t xml:space="preserve">Klucza API NIGDY nie wpisujemy do plików w repo ani do czatu. Trzymamy go poza projektem</w:t>
-      </w:r>
-      <w:r>
-        <w:t xml:space="preserve"> </w:t>
-      </w:r>
-      <w:r>
-        <w:t xml:space="preserve">(</w:t>
+          <w:numId w:val="1036"/>
+        </w:numPr>
+        <w:pStyle w:val="Compact"/>
+      </w:pPr>
+      <w:r>
+        <w:t xml:space="preserve">Klucza API NIGDY nie wpisujemy do plików w repo ani do czatu.</w:t>
+      </w:r>
+    </w:p>
+    <w:p>
+      <w:pPr>
+        <w:numPr>
+          <w:ilvl w:val="0"/>
+          <w:numId w:val="1036"/>
+        </w:numPr>
+        <w:pStyle w:val="Compact"/>
+      </w:pPr>
+      <w:r>
+        <w:t xml:space="preserve">Trzymamy go poza projektem (</w:t>
       </w:r>
       <w:r>
         <w:rPr>
@@ -8015,7 +8519,7 @@
       <w:pPr>
         <w:numPr>
           <w:ilvl w:val="0"/>
-          <w:numId w:val="1045"/>
+          <w:numId w:val="1036"/>
         </w:numPr>
         <w:pStyle w:val="Compact"/>
       </w:pPr>
@@ -8078,11 +8582,7 @@
     </w:p>
     <w:p>
       <w:pPr>
-        <w:numPr>
-          <w:ilvl w:val="0"/>
-          <w:numId w:val="1046"/>
-        </w:numPr>
-        <w:pStyle w:val="Compact"/>
+        <w:pStyle w:val="SourceCode"/>
       </w:pPr>
       <w:r>
         <w:rPr>
@@ -8090,30 +8590,18 @@
         </w:rPr>
         <w:t xml:space="preserve">git add .</w:t>
       </w:r>
-    </w:p>
-    <w:p>
-      <w:pPr>
-        <w:numPr>
-          <w:ilvl w:val="0"/>
-          <w:numId w:val="1046"/>
-        </w:numPr>
-        <w:pStyle w:val="Compact"/>
-      </w:pPr>
+      <w:r>
+        <w:br/>
+      </w:r>
       <w:r>
         <w:rPr>
           <w:rStyle w:val="VerbatimChar"/>
         </w:rPr>
         <w:t xml:space="preserve">git commit -m "Krok X.Y: &lt;co zrobione&gt;"</w:t>
       </w:r>
-    </w:p>
-    <w:p>
-      <w:pPr>
-        <w:numPr>
-          <w:ilvl w:val="0"/>
-          <w:numId w:val="1046"/>
-        </w:numPr>
-        <w:pStyle w:val="Compact"/>
-      </w:pPr>
+      <w:r>
+        <w:br/>
+      </w:r>
       <w:r>
         <w:rPr>
           <w:rStyle w:val="VerbatimChar"/>
@@ -8460,118 +8948,6 @@
     <w:lvl w:ilvl="8">
       <w:numFmt w:val="bullet"/>
       <w:lvlText w:val="•"/>
-      <w:lvlJc w:val="left"/>
-      <w:pPr>
-        <w:tabs>
-          <w:tab w:val="num" w:pos="5760"/>
-        </w:tabs>
-        <w:ind w:left="6240" w:hanging="480"/>
-      </w:pPr>
-    </w:lvl>
-  </w:abstractNum>
-  <w:abstractNum w:abstractNumId="99821">
-    <w:nsid w:val="47261bad"/>
-    <w:multiLevelType w:val="multilevel"/>
-    <w:lvl w:ilvl="0">
-      <w:start w:val="1"/>
-      <w:numFmt w:val="upperLetter"/>
-      <w:lvlText w:val="%1)"/>
-      <w:lvlJc w:val="left"/>
-      <w:pPr>
-        <w:tabs>
-          <w:tab w:val="num" w:pos="0"/>
-        </w:tabs>
-        <w:ind w:left="480" w:hanging="480"/>
-      </w:pPr>
-    </w:lvl>
-    <w:lvl w:ilvl="1">
-      <w:start w:val="1"/>
-      <w:numFmt w:val="upperLetter"/>
-      <w:lvlText w:val="%2)"/>
-      <w:lvlJc w:val="left"/>
-      <w:pPr>
-        <w:tabs>
-          <w:tab w:val="num" w:pos="720"/>
-        </w:tabs>
-        <w:ind w:left="1200" w:hanging="480"/>
-      </w:pPr>
-    </w:lvl>
-    <w:lvl w:ilvl="2">
-      <w:start w:val="1"/>
-      <w:numFmt w:val="upperLetter"/>
-      <w:lvlText w:val="%3)"/>
-      <w:lvlJc w:val="left"/>
-      <w:pPr>
-        <w:tabs>
-          <w:tab w:val="num" w:pos="1440"/>
-        </w:tabs>
-        <w:ind w:left="1920" w:hanging="480"/>
-      </w:pPr>
-    </w:lvl>
-    <w:lvl w:ilvl="3">
-      <w:start w:val="1"/>
-      <w:numFmt w:val="upperLetter"/>
-      <w:lvlText w:val="%4)"/>
-      <w:lvlJc w:val="left"/>
-      <w:pPr>
-        <w:tabs>
-          <w:tab w:val="num" w:pos="2160"/>
-        </w:tabs>
-        <w:ind w:left="2640" w:hanging="480"/>
-      </w:pPr>
-    </w:lvl>
-    <w:lvl w:ilvl="4">
-      <w:start w:val="1"/>
-      <w:numFmt w:val="upperLetter"/>
-      <w:lvlText w:val="%5)"/>
-      <w:lvlJc w:val="left"/>
-      <w:pPr>
-        <w:tabs>
-          <w:tab w:val="num" w:pos="2880"/>
-        </w:tabs>
-        <w:ind w:left="3360" w:hanging="480"/>
-      </w:pPr>
-    </w:lvl>
-    <w:lvl w:ilvl="5">
-      <w:start w:val="1"/>
-      <w:numFmt w:val="upperLetter"/>
-      <w:lvlText w:val="%6)"/>
-      <w:lvlJc w:val="left"/>
-      <w:pPr>
-        <w:tabs>
-          <w:tab w:val="num" w:pos="3600"/>
-        </w:tabs>
-        <w:ind w:left="4080" w:hanging="480"/>
-      </w:pPr>
-    </w:lvl>
-    <w:lvl w:ilvl="6">
-      <w:start w:val="1"/>
-      <w:numFmt w:val="upperLetter"/>
-      <w:lvlText w:val="%7)"/>
-      <w:lvlJc w:val="left"/>
-      <w:pPr>
-        <w:tabs>
-          <w:tab w:val="num" w:pos="4320"/>
-        </w:tabs>
-        <w:ind w:left="4800" w:hanging="480"/>
-      </w:pPr>
-    </w:lvl>
-    <w:lvl w:ilvl="7">
-      <w:start w:val="1"/>
-      <w:numFmt w:val="upperLetter"/>
-      <w:lvlText w:val="%8)"/>
-      <w:lvlJc w:val="left"/>
-      <w:pPr>
-        <w:tabs>
-          <w:tab w:val="num" w:pos="5040"/>
-        </w:tabs>
-        <w:ind w:left="5520" w:hanging="480"/>
-      </w:pPr>
-    </w:lvl>
-    <w:lvl w:ilvl="8">
-      <w:start w:val="1"/>
-      <w:numFmt w:val="upperLetter"/>
-      <w:lvlText w:val="%9)"/>
       <w:lvlJc w:val="left"/>
       <w:pPr>
         <w:tabs>
@@ -8702,67 +9078,13 @@
     <w:abstractNumId w:val="991"/>
   </w:num>
   <w:num w:numId="1031">
-    <w:abstractNumId w:val="99411"/>
-    <w:lvlOverride w:ilvl="0">
-      <w:startOverride w:val="1"/>
-    </w:lvlOverride>
-    <w:lvlOverride w:ilvl="1">
-      <w:startOverride w:val="1"/>
-    </w:lvlOverride>
-    <w:lvlOverride w:ilvl="2">
-      <w:startOverride w:val="1"/>
-    </w:lvlOverride>
-    <w:lvlOverride w:ilvl="3">
-      <w:startOverride w:val="1"/>
-    </w:lvlOverride>
-    <w:lvlOverride w:ilvl="4">
-      <w:startOverride w:val="1"/>
-    </w:lvlOverride>
-    <w:lvlOverride w:ilvl="5">
-      <w:startOverride w:val="1"/>
-    </w:lvlOverride>
-    <w:lvlOverride w:ilvl="6">
-      <w:startOverride w:val="1"/>
-    </w:lvlOverride>
-    <w:lvlOverride w:ilvl="7">
-      <w:startOverride w:val="1"/>
-    </w:lvlOverride>
-    <w:lvlOverride w:ilvl="8">
-      <w:startOverride w:val="1"/>
-    </w:lvlOverride>
+    <w:abstractNumId w:val="991"/>
   </w:num>
   <w:num w:numId="1032">
     <w:abstractNumId w:val="991"/>
   </w:num>
   <w:num w:numId="1033">
-    <w:abstractNumId w:val="99411"/>
-    <w:lvlOverride w:ilvl="0">
-      <w:startOverride w:val="1"/>
-    </w:lvlOverride>
-    <w:lvlOverride w:ilvl="1">
-      <w:startOverride w:val="1"/>
-    </w:lvlOverride>
-    <w:lvlOverride w:ilvl="2">
-      <w:startOverride w:val="1"/>
-    </w:lvlOverride>
-    <w:lvlOverride w:ilvl="3">
-      <w:startOverride w:val="1"/>
-    </w:lvlOverride>
-    <w:lvlOverride w:ilvl="4">
-      <w:startOverride w:val="1"/>
-    </w:lvlOverride>
-    <w:lvlOverride w:ilvl="5">
-      <w:startOverride w:val="1"/>
-    </w:lvlOverride>
-    <w:lvlOverride w:ilvl="6">
-      <w:startOverride w:val="1"/>
-    </w:lvlOverride>
-    <w:lvlOverride w:ilvl="7">
-      <w:startOverride w:val="1"/>
-    </w:lvlOverride>
-    <w:lvlOverride w:ilvl="8">
-      <w:startOverride w:val="1"/>
-    </w:lvlOverride>
+    <w:abstractNumId w:val="991"/>
   </w:num>
   <w:num w:numId="1034">
     <w:abstractNumId w:val="991"/>
@@ -8771,145 +9093,7 @@
     <w:abstractNumId w:val="991"/>
   </w:num>
   <w:num w:numId="1036">
-    <w:abstractNumId w:val="99411"/>
-    <w:lvlOverride w:ilvl="0">
-      <w:startOverride w:val="1"/>
-    </w:lvlOverride>
-    <w:lvlOverride w:ilvl="1">
-      <w:startOverride w:val="1"/>
-    </w:lvlOverride>
-    <w:lvlOverride w:ilvl="2">
-      <w:startOverride w:val="1"/>
-    </w:lvlOverride>
-    <w:lvlOverride w:ilvl="3">
-      <w:startOverride w:val="1"/>
-    </w:lvlOverride>
-    <w:lvlOverride w:ilvl="4">
-      <w:startOverride w:val="1"/>
-    </w:lvlOverride>
-    <w:lvlOverride w:ilvl="5">
-      <w:startOverride w:val="1"/>
-    </w:lvlOverride>
-    <w:lvlOverride w:ilvl="6">
-      <w:startOverride w:val="1"/>
-    </w:lvlOverride>
-    <w:lvlOverride w:ilvl="7">
-      <w:startOverride w:val="1"/>
-    </w:lvlOverride>
-    <w:lvlOverride w:ilvl="8">
-      <w:startOverride w:val="1"/>
-    </w:lvlOverride>
-  </w:num>
-  <w:num w:numId="1037">
     <w:abstractNumId w:val="991"/>
-  </w:num>
-  <w:num w:numId="1038">
-    <w:abstractNumId w:val="991"/>
-  </w:num>
-  <w:num w:numId="1039">
-    <w:abstractNumId w:val="99411"/>
-    <w:lvlOverride w:ilvl="0">
-      <w:startOverride w:val="1"/>
-    </w:lvlOverride>
-    <w:lvlOverride w:ilvl="1">
-      <w:startOverride w:val="1"/>
-    </w:lvlOverride>
-    <w:lvlOverride w:ilvl="2">
-      <w:startOverride w:val="1"/>
-    </w:lvlOverride>
-    <w:lvlOverride w:ilvl="3">
-      <w:startOverride w:val="1"/>
-    </w:lvlOverride>
-    <w:lvlOverride w:ilvl="4">
-      <w:startOverride w:val="1"/>
-    </w:lvlOverride>
-    <w:lvlOverride w:ilvl="5">
-      <w:startOverride w:val="1"/>
-    </w:lvlOverride>
-    <w:lvlOverride w:ilvl="6">
-      <w:startOverride w:val="1"/>
-    </w:lvlOverride>
-    <w:lvlOverride w:ilvl="7">
-      <w:startOverride w:val="1"/>
-    </w:lvlOverride>
-    <w:lvlOverride w:ilvl="8">
-      <w:startOverride w:val="1"/>
-    </w:lvlOverride>
-  </w:num>
-  <w:num w:numId="1040">
-    <w:abstractNumId w:val="991"/>
-  </w:num>
-  <w:num w:numId="1041">
-    <w:abstractNumId w:val="99821"/>
-    <w:lvlOverride w:ilvl="0">
-      <w:startOverride w:val="1"/>
-    </w:lvlOverride>
-    <w:lvlOverride w:ilvl="1">
-      <w:startOverride w:val="1"/>
-    </w:lvlOverride>
-    <w:lvlOverride w:ilvl="2">
-      <w:startOverride w:val="1"/>
-    </w:lvlOverride>
-    <w:lvlOverride w:ilvl="3">
-      <w:startOverride w:val="1"/>
-    </w:lvlOverride>
-    <w:lvlOverride w:ilvl="4">
-      <w:startOverride w:val="1"/>
-    </w:lvlOverride>
-    <w:lvlOverride w:ilvl="5">
-      <w:startOverride w:val="1"/>
-    </w:lvlOverride>
-    <w:lvlOverride w:ilvl="6">
-      <w:startOverride w:val="1"/>
-    </w:lvlOverride>
-    <w:lvlOverride w:ilvl="7">
-      <w:startOverride w:val="1"/>
-    </w:lvlOverride>
-    <w:lvlOverride w:ilvl="8">
-      <w:startOverride w:val="1"/>
-    </w:lvlOverride>
-  </w:num>
-  <w:num w:numId="1042">
-    <w:abstractNumId w:val="991"/>
-  </w:num>
-  <w:num w:numId="1043">
-    <w:abstractNumId w:val="991"/>
-  </w:num>
-  <w:num w:numId="1044">
-    <w:abstractNumId w:val="991"/>
-  </w:num>
-  <w:num w:numId="1045">
-    <w:abstractNumId w:val="991"/>
-  </w:num>
-  <w:num w:numId="1046">
-    <w:abstractNumId w:val="99411"/>
-    <w:lvlOverride w:ilvl="0">
-      <w:startOverride w:val="1"/>
-    </w:lvlOverride>
-    <w:lvlOverride w:ilvl="1">
-      <w:startOverride w:val="1"/>
-    </w:lvlOverride>
-    <w:lvlOverride w:ilvl="2">
-      <w:startOverride w:val="1"/>
-    </w:lvlOverride>
-    <w:lvlOverride w:ilvl="3">
-      <w:startOverride w:val="1"/>
-    </w:lvlOverride>
-    <w:lvlOverride w:ilvl="4">
-      <w:startOverride w:val="1"/>
-    </w:lvlOverride>
-    <w:lvlOverride w:ilvl="5">
-      <w:startOverride w:val="1"/>
-    </w:lvlOverride>
-    <w:lvlOverride w:ilvl="6">
-      <w:startOverride w:val="1"/>
-    </w:lvlOverride>
-    <w:lvlOverride w:ilvl="7">
-      <w:startOverride w:val="1"/>
-    </w:lvlOverride>
-    <w:lvlOverride w:ilvl="8">
-      <w:startOverride w:val="1"/>
-    </w:lvlOverride>
   </w:num>
 </w:numbering>
 </file>
@@ -9368,13 +9552,15 @@
     <w:link w:val="VerbatimChar"/>
     <w:pPr>
       <w:wordWrap w:val="off"/>
+      <w:shd w:val="clear" w:fill="f8f8f8"/>
     </w:pPr>
   </w:style>
   <w:style w:type="character" w:customStyle="1" w:styleId="KeywordTok">
     <w:name w:val="KeywordTok"/>
     <w:basedOn w:val="VerbatimChar"/>
     <w:rPr>
-      <w:color w:val="007020"/>
+      <w:color w:val="204a87"/>
+      <w:shd w:val="clear" w:fill="f8f8f8"/>
       <w:b/>
     </w:rPr>
   </w:style>
@@ -9382,82 +9568,95 @@
     <w:name w:val="DataTypeTok"/>
     <w:basedOn w:val="VerbatimChar"/>
     <w:rPr>
-      <w:color w:val="902000"/>
+      <w:color w:val="204a87"/>
+      <w:shd w:val="clear" w:fill="f8f8f8"/>
     </w:rPr>
   </w:style>
   <w:style w:type="character" w:customStyle="1" w:styleId="DecValTok">
     <w:name w:val="DecValTok"/>
     <w:basedOn w:val="VerbatimChar"/>
     <w:rPr>
-      <w:color w:val="40a070"/>
+      <w:color w:val="0000cf"/>
+      <w:shd w:val="clear" w:fill="f8f8f8"/>
     </w:rPr>
   </w:style>
   <w:style w:type="character" w:customStyle="1" w:styleId="BaseNTok">
     <w:name w:val="BaseNTok"/>
     <w:basedOn w:val="VerbatimChar"/>
     <w:rPr>
-      <w:color w:val="40a070"/>
+      <w:color w:val="0000cf"/>
+      <w:shd w:val="clear" w:fill="f8f8f8"/>
     </w:rPr>
   </w:style>
   <w:style w:type="character" w:customStyle="1" w:styleId="FloatTok">
     <w:name w:val="FloatTok"/>
     <w:basedOn w:val="VerbatimChar"/>
     <w:rPr>
-      <w:color w:val="40a070"/>
+      <w:color w:val="0000cf"/>
+      <w:shd w:val="clear" w:fill="f8f8f8"/>
     </w:rPr>
   </w:style>
   <w:style w:type="character" w:customStyle="1" w:styleId="ConstantTok">
     <w:name w:val="ConstantTok"/>
     <w:basedOn w:val="VerbatimChar"/>
     <w:rPr>
-      <w:color w:val="880000"/>
+      <w:color w:val="000000"/>
+      <w:shd w:val="clear" w:fill="f8f8f8"/>
     </w:rPr>
   </w:style>
   <w:style w:type="character" w:customStyle="1" w:styleId="CharTok">
     <w:name w:val="CharTok"/>
     <w:basedOn w:val="VerbatimChar"/>
     <w:rPr>
-      <w:color w:val="4070a0"/>
+      <w:color w:val="4e9a06"/>
+      <w:shd w:val="clear" w:fill="f8f8f8"/>
     </w:rPr>
   </w:style>
   <w:style w:type="character" w:customStyle="1" w:styleId="SpecialCharTok">
     <w:name w:val="SpecialCharTok"/>
     <w:basedOn w:val="VerbatimChar"/>
     <w:rPr>
-      <w:color w:val="4070a0"/>
+      <w:color w:val="000000"/>
+      <w:shd w:val="clear" w:fill="f8f8f8"/>
     </w:rPr>
   </w:style>
   <w:style w:type="character" w:customStyle="1" w:styleId="StringTok">
     <w:name w:val="StringTok"/>
     <w:basedOn w:val="VerbatimChar"/>
     <w:rPr>
-      <w:color w:val="4070a0"/>
+      <w:color w:val="4e9a06"/>
+      <w:shd w:val="clear" w:fill="f8f8f8"/>
     </w:rPr>
   </w:style>
   <w:style w:type="character" w:customStyle="1" w:styleId="VerbatimStringTok">
     <w:name w:val="VerbatimStringTok"/>
     <w:basedOn w:val="VerbatimChar"/>
     <w:rPr>
-      <w:color w:val="4070a0"/>
+      <w:color w:val="4e9a06"/>
+      <w:shd w:val="clear" w:fill="f8f8f8"/>
     </w:rPr>
   </w:style>
   <w:style w:type="character" w:customStyle="1" w:styleId="SpecialStringTok">
     <w:name w:val="SpecialStringTok"/>
     <w:basedOn w:val="VerbatimChar"/>
     <w:rPr>
-      <w:color w:val="bb6688"/>
+      <w:color w:val="4e9a06"/>
+      <w:shd w:val="clear" w:fill="f8f8f8"/>
     </w:rPr>
   </w:style>
   <w:style w:type="character" w:customStyle="1" w:styleId="ImportTok">
     <w:name w:val="ImportTok"/>
     <w:basedOn w:val="VerbatimChar"/>
-    <w:rPr/>
+    <w:rPr>
+      <w:shd w:val="clear" w:fill="f8f8f8"/>
+    </w:rPr>
   </w:style>
   <w:style w:type="character" w:customStyle="1" w:styleId="CommentTok">
     <w:name w:val="CommentTok"/>
     <w:basedOn w:val="VerbatimChar"/>
     <w:rPr>
-      <w:color w:val="60a0b0"/>
+      <w:color w:val="8f5902"/>
+      <w:shd w:val="clear" w:fill="f8f8f8"/>
       <w:i/>
     </w:rPr>
   </w:style>
@@ -9465,7 +9664,9 @@
     <w:name w:val="DocumentationTok"/>
     <w:basedOn w:val="VerbatimChar"/>
     <w:rPr>
-      <w:color w:val="ba2121"/>
+      <w:color w:val="8f5902"/>
+      <w:shd w:val="clear" w:fill="f8f8f8"/>
+      <w:b/>
       <w:i/>
     </w:rPr>
   </w:style>
@@ -9473,7 +9674,8 @@
     <w:name w:val="AnnotationTok"/>
     <w:basedOn w:val="VerbatimChar"/>
     <w:rPr>
-      <w:color w:val="60a0b0"/>
+      <w:color w:val="8f5902"/>
+      <w:shd w:val="clear" w:fill="f8f8f8"/>
       <w:b/>
       <w:i/>
     </w:rPr>
@@ -9482,7 +9684,8 @@
     <w:name w:val="CommentVarTok"/>
     <w:basedOn w:val="VerbatimChar"/>
     <w:rPr>
-      <w:color w:val="60a0b0"/>
+      <w:color w:val="8f5902"/>
+      <w:shd w:val="clear" w:fill="f8f8f8"/>
       <w:b/>
       <w:i/>
     </w:rPr>
@@ -9491,28 +9694,32 @@
     <w:name w:val="OtherTok"/>
     <w:basedOn w:val="VerbatimChar"/>
     <w:rPr>
-      <w:color w:val="007020"/>
+      <w:color w:val="8f5902"/>
+      <w:shd w:val="clear" w:fill="f8f8f8"/>
     </w:rPr>
   </w:style>
   <w:style w:type="character" w:customStyle="1" w:styleId="FunctionTok">
     <w:name w:val="FunctionTok"/>
     <w:basedOn w:val="VerbatimChar"/>
     <w:rPr>
-      <w:color w:val="06287e"/>
+      <w:color w:val="000000"/>
+      <w:shd w:val="clear" w:fill="f8f8f8"/>
     </w:rPr>
   </w:style>
   <w:style w:type="character" w:customStyle="1" w:styleId="VariableTok">
     <w:name w:val="VariableTok"/>
     <w:basedOn w:val="VerbatimChar"/>
     <w:rPr>
-      <w:color w:val="19177c"/>
+      <w:color w:val="000000"/>
+      <w:shd w:val="clear" w:fill="f8f8f8"/>
     </w:rPr>
   </w:style>
   <w:style w:type="character" w:customStyle="1" w:styleId="ControlFlowTok">
     <w:name w:val="ControlFlowTok"/>
     <w:basedOn w:val="VerbatimChar"/>
     <w:rPr>
-      <w:color w:val="007020"/>
+      <w:color w:val="204a87"/>
+      <w:shd w:val="clear" w:fill="f8f8f8"/>
       <w:b/>
     </w:rPr>
   </w:style>
@@ -9520,43 +9727,55 @@
     <w:name w:val="OperatorTok"/>
     <w:basedOn w:val="VerbatimChar"/>
     <w:rPr>
-      <w:color w:val="666666"/>
+      <w:color w:val="ce5c00"/>
+      <w:shd w:val="clear" w:fill="f8f8f8"/>
+      <w:b/>
     </w:rPr>
   </w:style>
   <w:style w:type="character" w:customStyle="1" w:styleId="BuiltInTok">
     <w:name w:val="BuiltInTok"/>
     <w:basedOn w:val="VerbatimChar"/>
-    <w:rPr/>
+    <w:rPr>
+      <w:shd w:val="clear" w:fill="f8f8f8"/>
+    </w:rPr>
   </w:style>
   <w:style w:type="character" w:customStyle="1" w:styleId="ExtensionTok">
     <w:name w:val="ExtensionTok"/>
     <w:basedOn w:val="VerbatimChar"/>
-    <w:rPr/>
+    <w:rPr>
+      <w:shd w:val="clear" w:fill="f8f8f8"/>
+    </w:rPr>
   </w:style>
   <w:style w:type="character" w:customStyle="1" w:styleId="PreprocessorTok">
     <w:name w:val="PreprocessorTok"/>
     <w:basedOn w:val="VerbatimChar"/>
     <w:rPr>
-      <w:color w:val="bc7a00"/>
+      <w:color w:val="8f5902"/>
+      <w:shd w:val="clear" w:fill="f8f8f8"/>
+      <w:i/>
     </w:rPr>
   </w:style>
   <w:style w:type="character" w:customStyle="1" w:styleId="AttributeTok">
     <w:name w:val="AttributeTok"/>
     <w:basedOn w:val="VerbatimChar"/>
     <w:rPr>
-      <w:color w:val="7d9029"/>
+      <w:color w:val="c4a000"/>
+      <w:shd w:val="clear" w:fill="f8f8f8"/>
     </w:rPr>
   </w:style>
   <w:style w:type="character" w:customStyle="1" w:styleId="RegionMarkerTok">
     <w:name w:val="RegionMarkerTok"/>
     <w:basedOn w:val="VerbatimChar"/>
-    <w:rPr/>
+    <w:rPr>
+      <w:shd w:val="clear" w:fill="f8f8f8"/>
+    </w:rPr>
   </w:style>
   <w:style w:type="character" w:customStyle="1" w:styleId="InformationTok">
     <w:name w:val="InformationTok"/>
     <w:basedOn w:val="VerbatimChar"/>
     <w:rPr>
-      <w:color w:val="60a0b0"/>
+      <w:color w:val="8f5902"/>
+      <w:shd w:val="clear" w:fill="f8f8f8"/>
       <w:b/>
       <w:i/>
     </w:rPr>
@@ -9565,7 +9784,8 @@
     <w:name w:val="WarningTok"/>
     <w:basedOn w:val="VerbatimChar"/>
     <w:rPr>
-      <w:color w:val="60a0b0"/>
+      <w:color w:val="8f5902"/>
+      <w:shd w:val="clear" w:fill="f8f8f8"/>
       <w:b/>
       <w:i/>
     </w:rPr>
@@ -9574,22 +9794,25 @@
     <w:name w:val="AlertTok"/>
     <w:basedOn w:val="VerbatimChar"/>
     <w:rPr>
-      <w:color w:val="ff0000"/>
-      <w:b/>
+      <w:color w:val="ef2929"/>
+      <w:shd w:val="clear" w:fill="f8f8f8"/>
     </w:rPr>
   </w:style>
   <w:style w:type="character" w:customStyle="1" w:styleId="ErrorTok">
     <w:name w:val="ErrorTok"/>
     <w:basedOn w:val="VerbatimChar"/>
     <w:rPr>
-      <w:color w:val="ff0000"/>
+      <w:color w:val="a40000"/>
+      <w:shd w:val="clear" w:fill="f8f8f8"/>
       <w:b/>
     </w:rPr>
   </w:style>
   <w:style w:type="character" w:customStyle="1" w:styleId="NormalTok">
     <w:name w:val="NormalTok"/>
     <w:basedOn w:val="VerbatimChar"/>
-    <w:rPr/>
+    <w:rPr>
+      <w:shd w:val="clear" w:fill="f8f8f8"/>
+    </w:rPr>
   </w:style>
 </w:styles>
 </file>

--- a/VisionLine_Plan_Projektu.docx
+++ b/VisionLine_Plan_Projektu.docx
@@ -952,9 +952,9 @@
       <w:pPr>
         <w:pStyle w:val="Heading2"/>
       </w:pPr>
-      <w:bookmarkStart w:id="32" w:name="następny-krok"/>
-      <w:r>
-        <w:t xml:space="preserve">Następny krok</w:t>
+      <w:bookmarkStart w:id="32" w:name="uruchomienie-projekt-1"/>
+      <w:r>
+        <w:t xml:space="preserve">Uruchomienie (Projekt 1)</w:t>
       </w:r>
       <w:bookmarkEnd w:id="32"/>
     </w:p>
@@ -963,63 +963,235 @@
         <w:pStyle w:val="FirstParagraph"/>
       </w:pPr>
       <w:r>
-        <w:t xml:space="preserve">Startujemy</w:t>
-      </w:r>
-      <w:r>
-        <w:t xml:space="preserve"> </w:t>
-      </w:r>
-      <w:r>
-        <w:rPr>
-          <w:b/>
-        </w:rPr>
-        <w:t xml:space="preserve">Projekt 1, Etap 0</w:t>
-      </w:r>
-      <w:r>
-        <w:t xml:space="preserve"> </w:t>
-      </w:r>
-      <w:r>
-        <w:t xml:space="preserve">(środowisko + pierwsza detekcja). Rozpisane krok po kroku</w:t>
-      </w:r>
-      <w:r>
-        <w:t xml:space="preserve"> </w:t>
-      </w:r>
-      <w:r>
-        <w:t xml:space="preserve">w</w:t>
-      </w:r>
-      <w:r>
-        <w:t xml:space="preserve"> </w:t>
-      </w:r>
-      <w:hyperlink r:id="rId29">
+        <w:t xml:space="preserve">Licznik ludzi i pojazdów w czasie rzeczywistym (YOLO26 + ByteTrack).</w:t>
+      </w:r>
+    </w:p>
+    <w:p>
+      <w:pPr>
+        <w:pStyle w:val="SourceCode"/>
+      </w:pPr>
+      <w:r>
+        <w:rPr>
+          <w:rStyle w:val="CommentTok"/>
+        </w:rPr>
+        <w:t xml:space="preserve"># 1. środowisko</w:t>
+      </w:r>
+      <w:r>
+        <w:br/>
+      </w:r>
+      <w:r>
+        <w:rPr>
+          <w:rStyle w:val="ExtensionTok"/>
+        </w:rPr>
+        <w:t xml:space="preserve">python</w:t>
+      </w:r>
+      <w:r>
+        <w:rPr>
+          <w:rStyle w:val="NormalTok"/>
+        </w:rPr>
+        <w:t xml:space="preserve"> -m venv .venv</w:t>
+      </w:r>
+      <w:r>
+        <w:br/>
+      </w:r>
+      <w:r>
+        <w:rPr>
+          <w:rStyle w:val="ExtensionTok"/>
+        </w:rPr>
+        <w:t xml:space="preserve">.</w:t>
+      </w:r>
+      <w:r>
+        <w:rPr>
+          <w:rStyle w:val="NormalTok"/>
+        </w:rPr>
+        <w:t xml:space="preserve">\.venv\Scripts\Activate.ps1          # Windows</w:t>
+      </w:r>
+      <w:r>
+        <w:br/>
+      </w:r>
+      <w:r>
+        <w:rPr>
+          <w:rStyle w:val="ExtensionTok"/>
+        </w:rPr>
+        <w:t xml:space="preserve">pip</w:t>
+      </w:r>
+      <w:r>
+        <w:rPr>
+          <w:rStyle w:val="NormalTok"/>
+        </w:rPr>
+        <w:t xml:space="preserve"> install ultralytics</w:t>
+      </w:r>
+      <w:r>
+        <w:br/>
+      </w:r>
+      <w:r>
+        <w:rPr>
+          <w:rStyle w:val="ExtensionTok"/>
+        </w:rPr>
+        <w:t xml:space="preserve">pip</w:t>
+      </w:r>
+      <w:r>
+        <w:rPr>
+          <w:rStyle w:val="NormalTok"/>
+        </w:rPr>
+        <w:t xml:space="preserve"> install torch torchvision --index-url https://download.pytorch.org/whl/cu126</w:t>
+      </w:r>
+      <w:r>
+        <w:br/>
+      </w:r>
+      <w:r>
+        <w:br/>
+      </w:r>
+      <w:r>
+        <w:rPr>
+          <w:rStyle w:val="CommentTok"/>
+        </w:rPr>
+        <w:t xml:space="preserve"># 2. konfiguracja: ustaw źródło i klasy w src/config.py</w:t>
+      </w:r>
+      <w:r>
+        <w:br/>
+      </w:r>
+      <w:r>
+        <w:rPr>
+          <w:rStyle w:val="CommentTok"/>
+        </w:rPr>
+        <w:t xml:space="preserve">#    pojazdy:  SOURCE = "data/highway.mp4"   CLASSES = [2, 3, 5, 7]</w:t>
+      </w:r>
+      <w:r>
+        <w:br/>
+      </w:r>
+      <w:r>
+        <w:rPr>
+          <w:rStyle w:val="CommentTok"/>
+        </w:rPr>
+        <w:t xml:space="preserve">#    ludzie:   SOURCE = 0                     CLASSES = [0]</w:t>
+      </w:r>
+      <w:r>
+        <w:br/>
+      </w:r>
+      <w:r>
+        <w:br/>
+      </w:r>
+      <w:r>
+        <w:rPr>
+          <w:rStyle w:val="CommentTok"/>
+        </w:rPr>
+        <w:t xml:space="preserve"># 3. uruchom</w:t>
+      </w:r>
+      <w:r>
+        <w:br/>
+      </w:r>
+      <w:r>
+        <w:rPr>
+          <w:rStyle w:val="ExtensionTok"/>
+        </w:rPr>
+        <w:t xml:space="preserve">python</w:t>
+      </w:r>
+      <w:r>
+        <w:rPr>
+          <w:rStyle w:val="NormalTok"/>
+        </w:rPr>
+        <w:t xml:space="preserve"> -m src.app</w:t>
+      </w:r>
+    </w:p>
+    <w:p>
+      <w:pPr>
+        <w:pStyle w:val="FirstParagraph"/>
+      </w:pPr>
+      <w:r>
+        <w:t xml:space="preserve">Wynik: okno z detekcją, trwałymi ID, licznikiem kierunkowym i FPS; nagranie w</w:t>
+      </w:r>
+      <w:r>
+        <w:t xml:space="preserve"> </w:t>
+      </w:r>
+      <w:r>
+        <w:rPr>
+          <w:rStyle w:val="VerbatimChar"/>
+        </w:rPr>
+        <w:t xml:space="preserve">runs/demo.mp4</w:t>
+      </w:r>
+      <w:r>
+        <w:t xml:space="preserve">.</w:t>
+      </w:r>
+    </w:p>
+    <w:p>
+      <w:pPr>
+        <w:pStyle w:val="Heading2"/>
+      </w:pPr>
+      <w:bookmarkStart w:id="33" w:name="status-i-dalsze-kroki"/>
+      <w:r>
+        <w:t xml:space="preserve">Status i dalsze kroki</w:t>
+      </w:r>
+      <w:bookmarkEnd w:id="33"/>
+    </w:p>
+    <w:p>
+      <w:pPr>
+        <w:pStyle w:val="FirstParagraph"/>
+      </w:pPr>
+      <w:r>
+        <w:t xml:space="preserve">Projekt 1 (Faza A) ukończony. Pełny log komend:</w:t>
+      </w:r>
+      <w:r>
+        <w:t xml:space="preserve"> </w:t>
+      </w:r>
+      <w:hyperlink r:id="rId30">
         <w:r>
           <w:rPr>
             <w:rStyle w:val="VerbatimChar"/>
           </w:rPr>
-          <w:t xml:space="preserve">docs/05_projekt1_plan.md</w:t>
+          <w:t xml:space="preserve">docs/instrukcja.md</w:t>
         </w:r>
       </w:hyperlink>
       <w:r>
         <w:t xml:space="preserve">.</w:t>
       </w:r>
+      <w:r>
+        <w:t xml:space="preserve"> </w:t>
+      </w:r>
+      <w:r>
+        <w:t xml:space="preserve">Następnie</w:t>
+      </w:r>
+      <w:r>
+        <w:t xml:space="preserve"> </w:t>
+      </w:r>
+      <w:r>
+        <w:rPr>
+          <w:b/>
+        </w:rPr>
+        <w:t xml:space="preserve">Faza B</w:t>
+      </w:r>
+      <w:r>
+        <w:t xml:space="preserve"> </w:t>
+      </w:r>
+      <w:r>
+        <w:t xml:space="preserve">— trening własnego modelu na platformie Ultralytics + optymalizacja</w:t>
+      </w:r>
+      <w:r>
+        <w:t xml:space="preserve"> </w:t>
+      </w:r>
+      <w:r>
+        <w:t xml:space="preserve">TensorRT (roadmap, Etap 2+).</w:t>
+      </w:r>
     </w:p>
     <w:p>
       <w:pPr>
         <w:pStyle w:val="Heading1"/>
       </w:pPr>
-      <w:bookmarkStart w:id="33" w:name="architektura-systemu"/>
+      <w:bookmarkStart w:id="34" w:name="architektura-systemu"/>
       <w:r>
         <w:t xml:space="preserve">Architektura systemu</w:t>
       </w:r>
-      <w:bookmarkEnd w:id="33"/>
+      <w:bookmarkEnd w:id="34"/>
     </w:p>
     <w:p>
       <w:pPr>
         <w:pStyle w:val="Heading2"/>
       </w:pPr>
-      <w:bookmarkStart w:id="34" w:name="zasada-edge-liczy-chmura-obserwuje"/>
+      <w:bookmarkStart w:id="35" w:name="zasada-edge-liczy-chmura-obserwuje"/>
       <w:r>
         <w:t xml:space="preserve">Zasada: Edge liczy, chmura obserwuje</w:t>
       </w:r>
-      <w:bookmarkEnd w:id="34"/>
+      <w:bookmarkEnd w:id="35"/>
     </w:p>
     <w:p>
       <w:pPr>
@@ -1263,11 +1435,11 @@
       <w:pPr>
         <w:pStyle w:val="Heading2"/>
       </w:pPr>
-      <w:bookmarkStart w:id="35" w:name="komponenty-co-robi-każdy-klocek"/>
+      <w:bookmarkStart w:id="36" w:name="komponenty-co-robi-każdy-klocek"/>
       <w:r>
         <w:t xml:space="preserve">Komponenty (co robi każdy klocek)</w:t>
       </w:r>
-      <w:bookmarkEnd w:id="35"/>
+      <w:bookmarkEnd w:id="36"/>
     </w:p>
     <w:p>
       <w:pPr>
@@ -1513,11 +1685,11 @@
       <w:pPr>
         <w:pStyle w:val="Heading2"/>
       </w:pPr>
-      <w:bookmarkStart w:id="36" w:name="decyzje-projektowe-i-dlaczego"/>
+      <w:bookmarkStart w:id="37" w:name="decyzje-projektowe-i-dlaczego"/>
       <w:r>
         <w:t xml:space="preserve">Decyzje projektowe (i dlaczego)</w:t>
       </w:r>
-      <w:bookmarkEnd w:id="36"/>
+      <w:bookmarkEnd w:id="37"/>
     </w:p>
     <w:p>
       <w:pPr>
@@ -1619,11 +1791,11 @@
       <w:pPr>
         <w:pStyle w:val="Heading1"/>
       </w:pPr>
-      <w:bookmarkStart w:id="37" w:name="roadmap-etapy-07"/>
+      <w:bookmarkStart w:id="38" w:name="roadmap-etapy-07"/>
       <w:r>
         <w:t xml:space="preserve">Roadmap — etapy 0–7</w:t>
       </w:r>
-      <w:bookmarkEnd w:id="37"/>
+      <w:bookmarkEnd w:id="38"/>
     </w:p>
     <w:p>
       <w:pPr>
@@ -1763,7 +1935,7 @@
       <w:r>
         <w:t xml:space="preserve"> </w:t>
       </w:r>
-      <w:hyperlink r:id="rId38">
+      <w:hyperlink r:id="rId39">
         <w:r>
           <w:rPr>
             <w:rStyle w:val="VerbatimChar"/>
@@ -1786,11 +1958,11 @@
       <w:pPr>
         <w:pStyle w:val="Heading2"/>
       </w:pPr>
-      <w:bookmarkStart w:id="39" w:name="etap-0-środowisko-pierwsza-detekcja"/>
+      <w:bookmarkStart w:id="40" w:name="etap-0-środowisko-pierwsza-detekcja"/>
       <w:r>
         <w:t xml:space="preserve">Etap 0 — Środowisko + pierwsza detekcja</w:t>
       </w:r>
-      <w:bookmarkEnd w:id="39"/>
+      <w:bookmarkEnd w:id="40"/>
     </w:p>
     <w:p>
       <w:pPr>
@@ -1891,11 +2063,11 @@
       <w:pPr>
         <w:pStyle w:val="Heading2"/>
       </w:pPr>
-      <w:bookmarkStart w:id="40" w:name="etap-1-mvp-detekcja-tracking-zliczanie"/>
+      <w:bookmarkStart w:id="41" w:name="etap-1-mvp-detekcja-tracking-zliczanie"/>
       <w:r>
         <w:t xml:space="preserve">Etap 1 — MVP: detekcja + tracking + zliczanie</w:t>
       </w:r>
-      <w:bookmarkEnd w:id="40"/>
+      <w:bookmarkEnd w:id="41"/>
     </w:p>
     <w:p>
       <w:pPr>
@@ -1984,11 +2156,11 @@
       <w:pPr>
         <w:pStyle w:val="Heading2"/>
       </w:pPr>
-      <w:bookmarkStart w:id="41" w:name="etap-2-własne-dane-dotrenowanie-yolo26"/>
+      <w:bookmarkStart w:id="42" w:name="etap-2-własne-dane-dotrenowanie-yolo26"/>
       <w:r>
         <w:t xml:space="preserve">Etap 2 — Własne dane + dotrenowanie YOLO26</w:t>
       </w:r>
-      <w:bookmarkEnd w:id="41"/>
+      <w:bookmarkEnd w:id="42"/>
     </w:p>
     <w:p>
       <w:pPr>
@@ -2098,11 +2270,11 @@
       <w:pPr>
         <w:pStyle w:val="Heading2"/>
       </w:pPr>
-      <w:bookmarkStart w:id="42" w:name="Xc2f46e7223f3388a8f1774e81603e1fa257a3eb"/>
+      <w:bookmarkStart w:id="43" w:name="Xc2f46e7223f3388a8f1774e81603e1fa257a3eb"/>
       <w:r>
         <w:t xml:space="preserve">Etap 3 — Optymalizacja: eksport do TensorRT + konteneryzacja</w:t>
       </w:r>
-      <w:bookmarkEnd w:id="42"/>
+      <w:bookmarkEnd w:id="43"/>
     </w:p>
     <w:p>
       <w:pPr>
@@ -2221,11 +2393,11 @@
       <w:pPr>
         <w:pStyle w:val="Heading2"/>
       </w:pPr>
-      <w:bookmarkStart w:id="43" w:name="etap-4-streaming-zdarzeń-kafka-dashboard"/>
+      <w:bookmarkStart w:id="44" w:name="etap-4-streaming-zdarzeń-kafka-dashboard"/>
       <w:r>
         <w:t xml:space="preserve">Etap 4 — Streaming zdarzeń: Kafka + dashboard</w:t>
       </w:r>
-      <w:bookmarkEnd w:id="43"/>
+      <w:bookmarkEnd w:id="44"/>
     </w:p>
     <w:p>
       <w:pPr>
@@ -2311,11 +2483,11 @@
       <w:pPr>
         <w:pStyle w:val="Heading2"/>
       </w:pPr>
-      <w:bookmarkStart w:id="44" w:name="X60370b879877f578cc86e439a8384f8fa5031a9"/>
+      <w:bookmarkStart w:id="45" w:name="X60370b879877f578cc86e439a8384f8fa5031a9"/>
       <w:r>
         <w:t xml:space="preserve">Etap 5 — DeepStream (pipeline wideo high-throughput)</w:t>
       </w:r>
-      <w:bookmarkEnd w:id="44"/>
+      <w:bookmarkEnd w:id="45"/>
     </w:p>
     <w:p>
       <w:pPr>
@@ -2389,11 +2561,11 @@
       <w:pPr>
         <w:pStyle w:val="Heading2"/>
       </w:pPr>
-      <w:bookmarkStart w:id="45" w:name="X7cbe65ff6045f41d3f9630f7a879a5798c1162b"/>
+      <w:bookmarkStart w:id="46" w:name="X7cbe65ff6045f41d3f9630f7a879a5798c1162b"/>
       <w:r>
         <w:t xml:space="preserve">Etap 6 — Jetson (edge deployment na urządzeniu)</w:t>
       </w:r>
-      <w:bookmarkEnd w:id="45"/>
+      <w:bookmarkEnd w:id="46"/>
     </w:p>
     <w:p>
       <w:pPr>
@@ -2467,11 +2639,11 @@
       <w:pPr>
         <w:pStyle w:val="Heading2"/>
       </w:pPr>
-      <w:bookmarkStart w:id="46" w:name="X113f58a173bc3482f49b4cdf83f888fa534d1df"/>
+      <w:bookmarkStart w:id="47" w:name="X113f58a173bc3482f49b4cdf83f888fa534d1df"/>
       <w:r>
         <w:t xml:space="preserve">Etap 7 — Integracja przemysłowa (PLC / czujniki)</w:t>
       </w:r>
-      <w:bookmarkEnd w:id="46"/>
+      <w:bookmarkEnd w:id="47"/>
     </w:p>
     <w:p>
       <w:pPr>
@@ -2564,11 +2736,11 @@
       <w:pPr>
         <w:pStyle w:val="Heading2"/>
       </w:pPr>
-      <w:bookmarkStart w:id="47" w:name="kolejność-vs-sprzęt"/>
+      <w:bookmarkStart w:id="48" w:name="kolejność-vs-sprzęt"/>
       <w:r>
         <w:t xml:space="preserve">Kolejność vs sprzęt</w:t>
       </w:r>
-      <w:bookmarkEnd w:id="47"/>
+      <w:bookmarkEnd w:id="48"/>
     </w:p>
     <w:tbl>
       <w:tblPr>
@@ -2816,11 +2988,11 @@
       <w:pPr>
         <w:pStyle w:val="Heading1"/>
       </w:pPr>
-      <w:bookmarkStart w:id="48" w:name="stack-technologiczny-i-narzędzia"/>
+      <w:bookmarkStart w:id="49" w:name="stack-technologiczny-i-narzędzia"/>
       <w:r>
         <w:t xml:space="preserve">Stack technologiczny i narzędzia</w:t>
       </w:r>
-      <w:bookmarkEnd w:id="48"/>
+      <w:bookmarkEnd w:id="49"/>
     </w:p>
     <w:p>
       <w:pPr>
@@ -2846,11 +3018,11 @@
       <w:pPr>
         <w:pStyle w:val="Heading2"/>
       </w:pPr>
-      <w:bookmarkStart w:id="49" w:name="rdzeń-wizji"/>
+      <w:bookmarkStart w:id="50" w:name="rdzeń-wizji"/>
       <w:r>
         <w:t xml:space="preserve">Rdzeń wizji</w:t>
       </w:r>
-      <w:bookmarkEnd w:id="49"/>
+      <w:bookmarkEnd w:id="50"/>
     </w:p>
     <w:p>
       <w:pPr>
@@ -2946,11 +3118,11 @@
       <w:pPr>
         <w:pStyle w:val="Heading2"/>
       </w:pPr>
-      <w:bookmarkStart w:id="50" w:name="trening-i-dane"/>
+      <w:bookmarkStart w:id="51" w:name="trening-i-dane"/>
       <w:r>
         <w:t xml:space="preserve">Trening i dane</w:t>
       </w:r>
-      <w:bookmarkEnd w:id="50"/>
+      <w:bookmarkEnd w:id="51"/>
     </w:p>
     <w:p>
       <w:pPr>
@@ -3037,11 +3209,11 @@
       <w:pPr>
         <w:pStyle w:val="Heading2"/>
       </w:pPr>
-      <w:bookmarkStart w:id="51" w:name="optymalizacja-i-deployment"/>
+      <w:bookmarkStart w:id="52" w:name="optymalizacja-i-deployment"/>
       <w:r>
         <w:t xml:space="preserve">Optymalizacja i deployment</w:t>
       </w:r>
-      <w:bookmarkEnd w:id="51"/>
+      <w:bookmarkEnd w:id="52"/>
     </w:p>
     <w:p>
       <w:pPr>
@@ -3173,11 +3345,11 @@
       <w:pPr>
         <w:pStyle w:val="Heading2"/>
       </w:pPr>
-      <w:bookmarkStart w:id="52" w:name="streaming-i-chmura"/>
+      <w:bookmarkStart w:id="53" w:name="streaming-i-chmura"/>
       <w:r>
         <w:t xml:space="preserve">Streaming i chmura</w:t>
       </w:r>
-      <w:bookmarkEnd w:id="52"/>
+      <w:bookmarkEnd w:id="53"/>
     </w:p>
     <w:p>
       <w:pPr>
@@ -3288,11 +3460,11 @@
       <w:pPr>
         <w:pStyle w:val="Heading2"/>
       </w:pPr>
-      <w:bookmarkStart w:id="53" w:name="sprzęt-edge"/>
+      <w:bookmarkStart w:id="54" w:name="sprzęt-edge"/>
       <w:r>
         <w:t xml:space="preserve">Sprzęt edge</w:t>
       </w:r>
-      <w:bookmarkEnd w:id="53"/>
+      <w:bookmarkEnd w:id="54"/>
     </w:p>
     <w:p>
       <w:pPr>
@@ -3355,11 +3527,11 @@
       <w:pPr>
         <w:pStyle w:val="Heading2"/>
       </w:pPr>
-      <w:bookmarkStart w:id="54" w:name="integracja-przemysłowa-etap-7"/>
+      <w:bookmarkStart w:id="55" w:name="integracja-przemysłowa-etap-7"/>
       <w:r>
         <w:t xml:space="preserve">Integracja przemysłowa (Etap 7)</w:t>
       </w:r>
-      <w:bookmarkEnd w:id="54"/>
+      <w:bookmarkEnd w:id="55"/>
     </w:p>
     <w:p>
       <w:pPr>
@@ -3428,11 +3600,11 @@
       <w:pPr>
         <w:pStyle w:val="Heading2"/>
       </w:pPr>
-      <w:bookmarkStart w:id="55" w:name="platforma-mlops"/>
+      <w:bookmarkStart w:id="56" w:name="platforma-mlops"/>
       <w:r>
         <w:t xml:space="preserve">Platforma MLOps</w:t>
       </w:r>
-      <w:bookmarkEnd w:id="55"/>
+      <w:bookmarkEnd w:id="56"/>
     </w:p>
     <w:p>
       <w:pPr>
@@ -3486,11 +3658,11 @@
       <w:pPr>
         <w:pStyle w:val="Heading2"/>
       </w:pPr>
-      <w:bookmarkStart w:id="56" w:name="narzędzia-pracy"/>
+      <w:bookmarkStart w:id="57" w:name="narzędzia-pracy"/>
       <w:r>
         <w:t xml:space="preserve">Narzędzia pracy</w:t>
       </w:r>
-      <w:bookmarkEnd w:id="56"/>
+      <w:bookmarkEnd w:id="57"/>
     </w:p>
     <w:p>
       <w:pPr>
@@ -3578,11 +3750,11 @@
       <w:pPr>
         <w:pStyle w:val="Heading2"/>
       </w:pPr>
-      <w:bookmarkStart w:id="57" w:name="czego-świadomie-nie-robimy-na-starcie"/>
+      <w:bookmarkStart w:id="58" w:name="czego-świadomie-nie-robimy-na-starcie"/>
       <w:r>
         <w:t xml:space="preserve">Czego świadomie NIE robimy na starcie</w:t>
       </w:r>
-      <w:bookmarkEnd w:id="57"/>
+      <w:bookmarkEnd w:id="58"/>
     </w:p>
     <w:p>
       <w:pPr>
@@ -3636,11 +3808,11 @@
       <w:pPr>
         <w:pStyle w:val="Heading1"/>
       </w:pPr>
-      <w:bookmarkStart w:id="58" w:name="docelowa-struktura-repo"/>
+      <w:bookmarkStart w:id="59" w:name="docelowa-struktura-repo"/>
       <w:r>
         <w:t xml:space="preserve">Docelowa struktura repo</w:t>
       </w:r>
-      <w:bookmarkEnd w:id="58"/>
+      <w:bookmarkEnd w:id="59"/>
     </w:p>
     <w:p>
       <w:pPr>
@@ -4004,11 +4176,11 @@
       <w:pPr>
         <w:pStyle w:val="Heading2"/>
       </w:pPr>
-      <w:bookmarkStart w:id="59" w:name="zasady-porządku"/>
+      <w:bookmarkStart w:id="60" w:name="zasady-porządku"/>
       <w:r>
         <w:t xml:space="preserve">Zasady porządku</w:t>
       </w:r>
-      <w:bookmarkEnd w:id="59"/>
+      <w:bookmarkEnd w:id="60"/>
     </w:p>
     <w:p>
       <w:pPr>
@@ -4148,11 +4320,11 @@
       <w:pPr>
         <w:pStyle w:val="Heading1"/>
       </w:pPr>
-      <w:bookmarkStart w:id="60" w:name="X3963041f104ef35b2689418d9e2d63b80823eb5"/>
+      <w:bookmarkStart w:id="61" w:name="X3963041f104ef35b2689418d9e2d63b80823eb5"/>
       <w:r>
         <w:t xml:space="preserve">Projekt 1 — Licznik ludzi i pojazdów (Faza A)</w:t>
       </w:r>
-      <w:bookmarkEnd w:id="60"/>
+      <w:bookmarkEnd w:id="61"/>
     </w:p>
     <w:p>
       <w:pPr>
@@ -4309,11 +4481,11 @@
       <w:pPr>
         <w:pStyle w:val="Heading2"/>
       </w:pPr>
-      <w:bookmarkStart w:id="61" w:name="jak-pracujemy-ważne"/>
+      <w:bookmarkStart w:id="62" w:name="jak-pracujemy-ważne"/>
       <w:r>
         <w:t xml:space="preserve">Jak pracujemy (ważne)</w:t>
       </w:r>
-      <w:bookmarkEnd w:id="61"/>
+      <w:bookmarkEnd w:id="62"/>
     </w:p>
     <w:p>
       <w:pPr>
@@ -4413,7 +4585,7 @@
       <w:r>
         <w:t xml:space="preserve"> </w:t>
       </w:r>
-      <w:hyperlink r:id="rId62">
+      <w:hyperlink r:id="rId63">
         <w:r>
           <w:rPr>
             <w:rStyle w:val="VerbatimChar"/>
@@ -4429,11 +4601,11 @@
       <w:pPr>
         <w:pStyle w:val="Heading3"/>
       </w:pPr>
-      <w:bookmarkStart w:id="63" w:name="legenda-kroków"/>
+      <w:bookmarkStart w:id="64" w:name="legenda-kroków"/>
       <w:r>
         <w:t xml:space="preserve">Legenda kroków</w:t>
       </w:r>
-      <w:bookmarkEnd w:id="63"/>
+      <w:bookmarkEnd w:id="64"/>
     </w:p>
     <w:p>
       <w:pPr>
@@ -4559,21 +4731,21 @@
       <w:pPr>
         <w:pStyle w:val="Heading2"/>
       </w:pPr>
-      <w:bookmarkStart w:id="64" w:name="etap-0-środowisko-pierwsza-detekcja-1"/>
+      <w:bookmarkStart w:id="65" w:name="etap-0-środowisko-pierwsza-detekcja-1"/>
       <w:r>
         <w:t xml:space="preserve">Etap 0 — Środowisko + pierwsza detekcja</w:t>
       </w:r>
-      <w:bookmarkEnd w:id="64"/>
+      <w:bookmarkEnd w:id="65"/>
     </w:p>
     <w:p>
       <w:pPr>
         <w:pStyle w:val="Heading3"/>
       </w:pPr>
-      <w:bookmarkStart w:id="65" w:name="krok-0.1-repo-i-konto"/>
+      <w:bookmarkStart w:id="66" w:name="krok-0.1-repo-i-konto"/>
       <w:r>
         <w:t xml:space="preserve">Krok 0.1 — Repo i konto</w:t>
       </w:r>
-      <w:bookmarkEnd w:id="65"/>
+      <w:bookmarkEnd w:id="66"/>
     </w:p>
     <w:p>
       <w:pPr>
@@ -4711,11 +4883,11 @@
       <w:pPr>
         <w:pStyle w:val="Heading3"/>
       </w:pPr>
-      <w:bookmarkStart w:id="66" w:name="krok-0.2-środowisko-pythona"/>
+      <w:bookmarkStart w:id="67" w:name="krok-0.2-środowisko-pythona"/>
       <w:r>
         <w:t xml:space="preserve">Krok 0.2 — Środowisko Pythona</w:t>
       </w:r>
-      <w:bookmarkEnd w:id="66"/>
+      <w:bookmarkEnd w:id="67"/>
     </w:p>
     <w:p>
       <w:pPr>
@@ -4865,11 +5037,11 @@
       <w:pPr>
         <w:pStyle w:val="Heading3"/>
       </w:pPr>
-      <w:bookmarkStart w:id="67" w:name="krok-0.3-gpu-i-cuda"/>
+      <w:bookmarkStart w:id="68" w:name="krok-0.3-gpu-i-cuda"/>
       <w:r>
         <w:t xml:space="preserve">Krok 0.3 — GPU i CUDA</w:t>
       </w:r>
-      <w:bookmarkEnd w:id="67"/>
+      <w:bookmarkEnd w:id="68"/>
     </w:p>
     <w:p>
       <w:pPr>
@@ -5010,11 +5182,11 @@
       <w:pPr>
         <w:pStyle w:val="Heading3"/>
       </w:pPr>
-      <w:bookmarkStart w:id="68" w:name="X069a01421ecaeb61b3755556a0039a2b68a72e2"/>
+      <w:bookmarkStart w:id="69" w:name="X069a01421ecaeb61b3755556a0039a2b68a72e2"/>
       <w:r>
         <w:t xml:space="preserve">Krok 0.4 — Połączenie z platformą Ultralytics</w:t>
       </w:r>
-      <w:bookmarkEnd w:id="68"/>
+      <w:bookmarkEnd w:id="69"/>
     </w:p>
     <w:p>
       <w:pPr>
@@ -5146,11 +5318,11 @@
       <w:pPr>
         <w:pStyle w:val="Heading3"/>
       </w:pPr>
-      <w:bookmarkStart w:id="69" w:name="krok-0.5-pierwsza-detekcja"/>
+      <w:bookmarkStart w:id="70" w:name="krok-0.5-pierwsza-detekcja"/>
       <w:r>
         <w:t xml:space="preserve">Krok 0.5 — Pierwsza detekcja</w:t>
       </w:r>
-      <w:bookmarkEnd w:id="69"/>
+      <w:bookmarkEnd w:id="70"/>
     </w:p>
     <w:p>
       <w:pPr>
@@ -5297,21 +5469,21 @@
       <w:pPr>
         <w:pStyle w:val="Heading2"/>
       </w:pPr>
-      <w:bookmarkStart w:id="70" w:name="X310c8fadd934f2b56a7cbb0fda4e2ebc2fc5243"/>
+      <w:bookmarkStart w:id="71" w:name="X310c8fadd934f2b56a7cbb0fda4e2ebc2fc5243"/>
       <w:r>
         <w:t xml:space="preserve">Etap 1 — Detekcja + tracking + zliczanie (rdzeń Projektu 1)</w:t>
       </w:r>
-      <w:bookmarkEnd w:id="70"/>
+      <w:bookmarkEnd w:id="71"/>
     </w:p>
     <w:p>
       <w:pPr>
         <w:pStyle w:val="Heading3"/>
       </w:pPr>
-      <w:bookmarkStart w:id="71" w:name="krok-1.1-źródła-wideo"/>
+      <w:bookmarkStart w:id="72" w:name="krok-1.1-źródła-wideo"/>
       <w:r>
         <w:t xml:space="preserve">Krok 1.1 — Źródła wideo</w:t>
       </w:r>
-      <w:bookmarkEnd w:id="71"/>
+      <w:bookmarkEnd w:id="72"/>
     </w:p>
     <w:p>
       <w:pPr>
@@ -5416,11 +5588,11 @@
       <w:pPr>
         <w:pStyle w:val="Heading3"/>
       </w:pPr>
-      <w:bookmarkStart w:id="72" w:name="krok-1.2-tracking-bytetrack"/>
+      <w:bookmarkStart w:id="73" w:name="krok-1.2-tracking-bytetrack"/>
       <w:r>
         <w:t xml:space="preserve">Krok 1.2 — Tracking (ByteTrack)</w:t>
       </w:r>
-      <w:bookmarkEnd w:id="72"/>
+      <w:bookmarkEnd w:id="73"/>
     </w:p>
     <w:p>
       <w:pPr>
@@ -5561,11 +5733,11 @@
       <w:pPr>
         <w:pStyle w:val="Heading3"/>
       </w:pPr>
-      <w:bookmarkStart w:id="73" w:name="krok-1.3-wirtualna-linia-i-licznik"/>
+      <w:bookmarkStart w:id="74" w:name="krok-1.3-wirtualna-linia-i-licznik"/>
       <w:r>
         <w:t xml:space="preserve">Krok 1.3 — Wirtualna linia i licznik</w:t>
       </w:r>
-      <w:bookmarkEnd w:id="73"/>
+      <w:bookmarkEnd w:id="74"/>
     </w:p>
     <w:p>
       <w:pPr>
@@ -5697,11 +5869,11 @@
       <w:pPr>
         <w:pStyle w:val="Heading3"/>
       </w:pPr>
-      <w:bookmarkStart w:id="74" w:name="krok-1.4-filtr-klas-i-kierunek"/>
+      <w:bookmarkStart w:id="75" w:name="krok-1.4-filtr-klas-i-kierunek"/>
       <w:r>
         <w:t xml:space="preserve">Krok 1.4 — Filtr klas i kierunek</w:t>
       </w:r>
-      <w:bookmarkEnd w:id="74"/>
+      <w:bookmarkEnd w:id="75"/>
     </w:p>
     <w:p>
       <w:pPr>
@@ -5803,11 +5975,11 @@
       <w:pPr>
         <w:pStyle w:val="Heading3"/>
       </w:pPr>
-      <w:bookmarkStart w:id="75" w:name="krok-1.5-nakładka-i-fps"/>
+      <w:bookmarkStart w:id="76" w:name="krok-1.5-nakładka-i-fps"/>
       <w:r>
         <w:t xml:space="preserve">Krok 1.5 — Nakładka i FPS</w:t>
       </w:r>
-      <w:bookmarkEnd w:id="75"/>
+      <w:bookmarkEnd w:id="76"/>
     </w:p>
     <w:p>
       <w:pPr>
@@ -5897,11 +6069,11 @@
       <w:pPr>
         <w:pStyle w:val="Heading3"/>
       </w:pPr>
-      <w:bookmarkStart w:id="76" w:name="krok-1.6-refaktor-do-modułów"/>
+      <w:bookmarkStart w:id="77" w:name="krok-1.6-refaktor-do-modułów"/>
       <w:r>
         <w:t xml:space="preserve">Krok 1.6 — Refaktor do modułów</w:t>
       </w:r>
-      <w:bookmarkEnd w:id="76"/>
+      <w:bookmarkEnd w:id="77"/>
     </w:p>
     <w:p>
       <w:pPr>
@@ -6087,11 +6259,11 @@
       <w:pPr>
         <w:pStyle w:val="Heading2"/>
       </w:pPr>
-      <w:bookmarkStart w:id="77" w:name="rola-platformy-ultralytics-w-projekcie-1"/>
+      <w:bookmarkStart w:id="78" w:name="rola-platformy-ultralytics-w-projekcie-1"/>
       <w:r>
         <w:t xml:space="preserve">Rola platformy Ultralytics w Projekcie 1</w:t>
       </w:r>
-      <w:bookmarkEnd w:id="77"/>
+      <w:bookmarkEnd w:id="78"/>
     </w:p>
     <w:p>
       <w:pPr>
@@ -6264,11 +6436,11 @@
       <w:pPr>
         <w:pStyle w:val="Heading2"/>
       </w:pPr>
-      <w:bookmarkStart w:id="78" w:name="X420be2c5434d90208aed7424f2fc4b2951f9317"/>
+      <w:bookmarkStart w:id="79" w:name="X420be2c5434d90208aed7424f2fc4b2951f9317"/>
       <w:r>
         <w:t xml:space="preserve">Definicja ukończenia Projektu 1 (co masz do CV)</w:t>
       </w:r>
-      <w:bookmarkEnd w:id="78"/>
+      <w:bookmarkEnd w:id="79"/>
     </w:p>
     <w:p>
       <w:pPr>
@@ -6355,11 +6527,11 @@
       <w:pPr>
         <w:pStyle w:val="Heading2"/>
       </w:pPr>
-      <w:bookmarkStart w:id="79" w:name="co-dalej-faza-b-zapowiedź"/>
+      <w:bookmarkStart w:id="80" w:name="co-dalej-faza-b-zapowiedź"/>
       <w:r>
         <w:t xml:space="preserve">Co dalej — Faza B (zapowiedź)</w:t>
       </w:r>
-      <w:bookmarkEnd w:id="79"/>
+      <w:bookmarkEnd w:id="80"/>
     </w:p>
     <w:p>
       <w:pPr>
@@ -6389,7 +6561,7 @@
       <w:r>
         <w:t xml:space="preserve"> </w:t>
       </w:r>
-      <w:hyperlink r:id="rId80">
+      <w:hyperlink r:id="rId81">
         <w:r>
           <w:rPr>
             <w:rStyle w:val="Hyperlink"/>
@@ -6405,11 +6577,11 @@
       <w:pPr>
         <w:pStyle w:val="Heading1"/>
       </w:pPr>
-      <w:bookmarkStart w:id="81" w:name="instrukcja-kroki-wykonawcze-hands-on"/>
+      <w:bookmarkStart w:id="82" w:name="instrukcja-kroki-wykonawcze-hands-on"/>
       <w:r>
         <w:t xml:space="preserve">Instrukcja — kroki wykonawcze (hands-on)</w:t>
       </w:r>
-      <w:bookmarkEnd w:id="81"/>
+      <w:bookmarkEnd w:id="82"/>
     </w:p>
     <w:p>
       <w:pPr>
@@ -6494,21 +6666,21 @@
       <w:pPr>
         <w:pStyle w:val="Heading2"/>
       </w:pPr>
-      <w:bookmarkStart w:id="82" w:name="etap-0-środowisko-pierwsza-detekcja-2"/>
+      <w:bookmarkStart w:id="83" w:name="etap-0-środowisko-pierwsza-detekcja-2"/>
       <w:r>
         <w:t xml:space="preserve">Etap 0 — Środowisko + pierwsza detekcja</w:t>
       </w:r>
-      <w:bookmarkEnd w:id="82"/>
+      <w:bookmarkEnd w:id="83"/>
     </w:p>
     <w:p>
       <w:pPr>
         <w:pStyle w:val="Heading3"/>
       </w:pPr>
-      <w:bookmarkStart w:id="83" w:name="x-krok-0.1-repo-i-konto-github"/>
+      <w:bookmarkStart w:id="84" w:name="x-krok-0.1-repo-i-konto-github"/>
       <w:r>
         <w:t xml:space="preserve">[x] Krok 0.1 — Repo i konto GitHub</w:t>
       </w:r>
-      <w:bookmarkEnd w:id="83"/>
+      <w:bookmarkEnd w:id="84"/>
     </w:p>
     <w:p>
       <w:pPr>
@@ -6774,11 +6946,11 @@
       <w:pPr>
         <w:pStyle w:val="Heading3"/>
       </w:pPr>
-      <w:bookmarkStart w:id="84" w:name="X3143f8f9ae8fd59942caec4704d43b3a1116f4f"/>
+      <w:bookmarkStart w:id="85" w:name="X3143f8f9ae8fd59942caec4704d43b3a1116f4f"/>
       <w:r>
         <w:t xml:space="preserve">[x] Krok 0.2 — Środowisko wirtualne (venv) + instalacja</w:t>
       </w:r>
-      <w:bookmarkEnd w:id="84"/>
+      <w:bookmarkEnd w:id="85"/>
     </w:p>
     <w:p>
       <w:pPr>
@@ -7033,11 +7205,11 @@
       <w:pPr>
         <w:pStyle w:val="Heading3"/>
       </w:pPr>
-      <w:bookmarkStart w:id="85" w:name="x-krok-0.3-gpu-i-cuda"/>
+      <w:bookmarkStart w:id="86" w:name="x-krok-0.3-gpu-i-cuda"/>
       <w:r>
         <w:t xml:space="preserve">[x] Krok 0.3 — GPU i CUDA</w:t>
       </w:r>
-      <w:bookmarkEnd w:id="85"/>
+      <w:bookmarkEnd w:id="86"/>
     </w:p>
     <w:p>
       <w:pPr>
@@ -7308,11 +7480,11 @@
       <w:pPr>
         <w:pStyle w:val="Heading3"/>
       </w:pPr>
-      <w:bookmarkStart w:id="86" w:name="X8d4727dda8c57ff0e7a3386b689c18580b31e49"/>
+      <w:bookmarkStart w:id="87" w:name="X8d4727dda8c57ff0e7a3386b689c18580b31e49"/>
       <w:r>
         <w:t xml:space="preserve">[x] Krok 0.4 — Połączenie z platformą Ultralytics</w:t>
       </w:r>
-      <w:bookmarkEnd w:id="86"/>
+      <w:bookmarkEnd w:id="87"/>
     </w:p>
     <w:p>
       <w:pPr>
@@ -7472,11 +7644,11 @@
       <w:pPr>
         <w:pStyle w:val="Heading3"/>
       </w:pPr>
-      <w:bookmarkStart w:id="87" w:name="x-krok-0.5-pierwsza-detekcja"/>
+      <w:bookmarkStart w:id="88" w:name="x-krok-0.5-pierwsza-detekcja"/>
       <w:r>
         <w:t xml:space="preserve">[x] Krok 0.5 — Pierwsza detekcja</w:t>
       </w:r>
-      <w:bookmarkEnd w:id="87"/>
+      <w:bookmarkEnd w:id="88"/>
     </w:p>
     <w:p>
       <w:pPr>
@@ -8235,11 +8407,11 @@
       <w:pPr>
         <w:pStyle w:val="Heading2"/>
       </w:pPr>
-      <w:bookmarkStart w:id="88" w:name="porządki-w-repo-git"/>
+      <w:bookmarkStart w:id="89" w:name="porządki-w-repo-git"/>
       <w:r>
         <w:t xml:space="preserve">Porządki w repo (Git)</w:t>
       </w:r>
-      <w:bookmarkEnd w:id="88"/>
+      <w:bookmarkEnd w:id="89"/>
     </w:p>
     <w:p>
       <w:pPr>
@@ -8253,11 +8425,11 @@
       <w:pPr>
         <w:pStyle w:val="Heading3"/>
       </w:pPr>
-      <w:bookmarkStart w:id="89" w:name="X71da9fbfe01239c8fa8d4abd64300d9718fd78d"/>
+      <w:bookmarkStart w:id="90" w:name="X71da9fbfe01239c8fa8d4abd64300d9718fd78d"/>
       <w:r>
         <w:t xml:space="preserve">Usunięcie pliku/folderu z repo (ale nie z dysku)</w:t>
       </w:r>
-      <w:bookmarkEnd w:id="89"/>
+      <w:bookmarkEnd w:id="90"/>
     </w:p>
     <w:p>
       <w:pPr>
@@ -8378,11 +8550,11 @@
       <w:pPr>
         <w:pStyle w:val="Heading3"/>
       </w:pPr>
-      <w:bookmarkStart w:id="90" w:name="pliki-tymczasowe-worda"/>
+      <w:bookmarkStart w:id="91" w:name="pliki-tymczasowe-worda"/>
       <w:r>
         <w:t xml:space="preserve">Pliki tymczasowe Worda</w:t>
       </w:r>
-      <w:bookmarkEnd w:id="90"/>
+      <w:bookmarkEnd w:id="91"/>
     </w:p>
     <w:p>
       <w:pPr>
@@ -8434,11 +8606,11 @@
       <w:pPr>
         <w:pStyle w:val="Heading3"/>
       </w:pPr>
-      <w:bookmarkStart w:id="91" w:name="sekrety-klucz-api"/>
+      <w:bookmarkStart w:id="92" w:name="sekrety-klucz-api"/>
       <w:r>
         <w:t xml:space="preserve">Sekrety (klucz API)</w:t>
       </w:r>
-      <w:bookmarkEnd w:id="91"/>
+      <w:bookmarkEnd w:id="92"/>
     </w:p>
     <w:p>
       <w:pPr>
@@ -8538,11 +8710,21 @@
       <w:pPr>
         <w:pStyle w:val="Heading2"/>
       </w:pPr>
-      <w:bookmarkStart w:id="92" w:name="etap-1-detekcja-tracking-zliczanie"/>
+      <w:bookmarkStart w:id="93" w:name="etap-1-detekcja-tracking-zliczanie"/>
       <w:r>
         <w:t xml:space="preserve">Etap 1 — Detekcja + tracking + zliczanie</w:t>
       </w:r>
-      <w:bookmarkEnd w:id="92"/>
+      <w:bookmarkEnd w:id="93"/>
+    </w:p>
+    <w:p>
+      <w:pPr>
+        <w:pStyle w:val="Heading3"/>
+      </w:pPr>
+      <w:bookmarkStart w:id="94" w:name="x-krok-1.1-źródła-wideo"/>
+      <w:r>
+        <w:t xml:space="preserve">[x] Krok 1.1 — Źródła wideo</w:t>
+      </w:r>
+      <w:bookmarkEnd w:id="94"/>
     </w:p>
     <w:p>
       <w:pPr>
@@ -8550,9 +8732,5180 @@
       </w:pPr>
       <w:r>
         <w:rPr>
-          <w:i/>
-        </w:rPr>
-        <w:t xml:space="preserve">(kroki 1.1–1.6 — uzupełnimy przy realizacji)</w:t>
+          <w:b/>
+        </w:rPr>
+        <w:t xml:space="preserve">1. Utwórz folder na dane</w:t>
+      </w:r>
+      <w:r>
+        <w:t xml:space="preserve"> </w:t>
+      </w:r>
+      <w:r>
+        <w:t xml:space="preserve">(jest w</w:t>
+      </w:r>
+      <w:r>
+        <w:t xml:space="preserve"> </w:t>
+      </w:r>
+      <w:r>
+        <w:rPr>
+          <w:rStyle w:val="VerbatimChar"/>
+        </w:rPr>
+        <w:t xml:space="preserve">.gitignore</w:t>
+      </w:r>
+      <w:r>
+        <w:t xml:space="preserve">, filmy nie idą do repo):</w:t>
+      </w:r>
+    </w:p>
+    <w:p>
+      <w:pPr>
+        <w:pStyle w:val="SourceCode"/>
+      </w:pPr>
+      <w:r>
+        <w:rPr>
+          <w:rStyle w:val="VerbatimChar"/>
+        </w:rPr>
+        <w:t xml:space="preserve">mkdir data</w:t>
+      </w:r>
+    </w:p>
+    <w:p>
+      <w:pPr>
+        <w:pStyle w:val="FirstParagraph"/>
+      </w:pPr>
+      <w:r>
+        <w:rPr>
+          <w:b/>
+        </w:rPr>
+        <w:t xml:space="preserve">2. Pobierz krótki klip drogowy</w:t>
+      </w:r>
+      <w:r>
+        <w:t xml:space="preserve"> </w:t>
+      </w:r>
+      <w:r>
+        <w:t xml:space="preserve">(darmowe, bez logowania) i zapisz jako</w:t>
+      </w:r>
+      <w:r>
+        <w:t xml:space="preserve"> </w:t>
+      </w:r>
+      <w:r>
+        <w:rPr>
+          <w:rStyle w:val="VerbatimChar"/>
+        </w:rPr>
+        <w:t xml:space="preserve">data/traffic.mp4</w:t>
+      </w:r>
+      <w:r>
+        <w:t xml:space="preserve">:</w:t>
+      </w:r>
+    </w:p>
+    <w:p>
+      <w:pPr>
+        <w:numPr>
+          <w:ilvl w:val="0"/>
+          <w:numId w:val="1037"/>
+        </w:numPr>
+        <w:pStyle w:val="Compact"/>
+      </w:pPr>
+      <w:r>
+        <w:t xml:space="preserve">Pexels:</w:t>
+      </w:r>
+      <w:r>
+        <w:t xml:space="preserve"> </w:t>
+      </w:r>
+      <w:hyperlink r:id="rId95">
+        <w:r>
+          <w:rPr>
+            <w:rStyle w:val="Hyperlink"/>
+          </w:rPr>
+          <w:t xml:space="preserve">https://www.pexels.com/videos/</w:t>
+        </w:r>
+      </w:hyperlink>
+      <w:r>
+        <w:t xml:space="preserve"> </w:t>
+      </w:r>
+      <w:r>
+        <w:t xml:space="preserve">(szukaj „traffic" / „highway")</w:t>
+      </w:r>
+    </w:p>
+    <w:p>
+      <w:pPr>
+        <w:numPr>
+          <w:ilvl w:val="0"/>
+          <w:numId w:val="1037"/>
+        </w:numPr>
+        <w:pStyle w:val="Compact"/>
+      </w:pPr>
+      <w:r>
+        <w:t xml:space="preserve">Pixabay:</w:t>
+      </w:r>
+      <w:r>
+        <w:t xml:space="preserve"> </w:t>
+      </w:r>
+      <w:hyperlink r:id="rId96">
+        <w:r>
+          <w:rPr>
+            <w:rStyle w:val="Hyperlink"/>
+          </w:rPr>
+          <w:t xml:space="preserve">https://pixabay.com/videos/</w:t>
+        </w:r>
+      </w:hyperlink>
+    </w:p>
+    <w:p>
+      <w:pPr>
+        <w:numPr>
+          <w:ilvl w:val="0"/>
+          <w:numId w:val="1037"/>
+        </w:numPr>
+        <w:pStyle w:val="Compact"/>
+      </w:pPr>
+      <w:r>
+        <w:t xml:space="preserve">Coverr:</w:t>
+      </w:r>
+      <w:r>
+        <w:t xml:space="preserve"> </w:t>
+      </w:r>
+      <w:hyperlink r:id="rId97">
+        <w:r>
+          <w:rPr>
+            <w:rStyle w:val="Hyperlink"/>
+          </w:rPr>
+          <w:t xml:space="preserve">https://coverr.co/</w:t>
+        </w:r>
+      </w:hyperlink>
+    </w:p>
+    <w:p>
+      <w:pPr>
+        <w:pStyle w:val="FirstParagraph"/>
+      </w:pPr>
+      <w:r>
+        <w:t xml:space="preserve">Wybierz krótki klip (10–20 s), Download w HD.</w:t>
+      </w:r>
+    </w:p>
+    <w:p>
+      <w:pPr>
+        <w:pStyle w:val="BodyText"/>
+      </w:pPr>
+      <w:r>
+        <w:rPr>
+          <w:b/>
+        </w:rPr>
+        <w:t xml:space="preserve">3. Sprawdź, że model łyka wideo</w:t>
+      </w:r>
+      <w:r>
+        <w:t xml:space="preserve"> </w:t>
+      </w:r>
+      <w:r>
+        <w:t xml:space="preserve">(wykrywa</w:t>
+      </w:r>
+      <w:r>
+        <w:t xml:space="preserve"> </w:t>
+      </w:r>
+      <w:r>
+        <w:rPr>
+          <w:rStyle w:val="VerbatimChar"/>
+        </w:rPr>
+        <w:t xml:space="preserve">car</w:t>
+      </w:r>
+      <w:r>
+        <w:t xml:space="preserve">/</w:t>
+      </w:r>
+      <w:r>
+        <w:rPr>
+          <w:rStyle w:val="VerbatimChar"/>
+        </w:rPr>
+        <w:t xml:space="preserve">truck</w:t>
+      </w:r>
+      <w:r>
+        <w:t xml:space="preserve">/</w:t>
+      </w:r>
+      <w:r>
+        <w:rPr>
+          <w:rStyle w:val="VerbatimChar"/>
+        </w:rPr>
+        <w:t xml:space="preserve">bus</w:t>
+      </w:r>
+      <w:r>
+        <w:t xml:space="preserve">):</w:t>
+      </w:r>
+    </w:p>
+    <w:p>
+      <w:pPr>
+        <w:pStyle w:val="SourceCode"/>
+      </w:pPr>
+      <w:r>
+        <w:rPr>
+          <w:rStyle w:val="VerbatimChar"/>
+        </w:rPr>
+        <w:t xml:space="preserve">yolo predict model=yolo26n.pt source=data/traffic.mp4 show=True device=0</w:t>
+      </w:r>
+    </w:p>
+    <w:p>
+      <w:pPr>
+        <w:pStyle w:val="FirstParagraph"/>
+      </w:pPr>
+      <w:r>
+        <w:rPr>
+          <w:b/>
+        </w:rPr>
+        <w:t xml:space="preserve">4. Ludzie:</w:t>
+      </w:r>
+      <w:r>
+        <w:t xml:space="preserve"> </w:t>
+      </w:r>
+      <w:r>
+        <w:t xml:space="preserve">źródło = kamerka (</w:t>
+      </w:r>
+      <w:r>
+        <w:rPr>
+          <w:rStyle w:val="VerbatimChar"/>
+        </w:rPr>
+        <w:t xml:space="preserve">source=0</w:t>
+      </w:r>
+      <w:r>
+        <w:t xml:space="preserve">) z Kroku 0.5, nic nie trzeba dorabiać.</w:t>
+      </w:r>
+    </w:p>
+    <w:p>
+      <w:pPr>
+        <w:numPr>
+          <w:ilvl w:val="0"/>
+          <w:numId w:val="1038"/>
+        </w:numPr>
+        <w:pStyle w:val="Compact"/>
+      </w:pPr>
+      <w:r>
+        <w:rPr>
+          <w:b/>
+        </w:rPr>
+        <w:t xml:space="preserve">Dlaczego plik + kamerka:</w:t>
+      </w:r>
+      <w:r>
+        <w:t xml:space="preserve"> </w:t>
+      </w:r>
+      <w:r>
+        <w:t xml:space="preserve">plik daje powtarzalną scenę (potrzebne do pomiaru „przed/po" w Etapie 3 TensorRT), kamerka daje demo na żywo.</w:t>
+      </w:r>
+    </w:p>
+    <w:p>
+      <w:pPr>
+        <w:numPr>
+          <w:ilvl w:val="0"/>
+          <w:numId w:val="1038"/>
+        </w:numPr>
+        <w:pStyle w:val="Compact"/>
+      </w:pPr>
+      <w:r>
+        <w:rPr>
+          <w:b/>
+        </w:rPr>
+        <w:t xml:space="preserve">Checkpoint:</w:t>
+      </w:r>
+      <w:r>
+        <w:t xml:space="preserve"> </w:t>
+      </w:r>
+      <w:r>
+        <w:rPr>
+          <w:rStyle w:val="VerbatimChar"/>
+        </w:rPr>
+        <w:t xml:space="preserve">data/traffic.mp4</w:t>
+      </w:r>
+      <w:r>
+        <w:t xml:space="preserve"> </w:t>
+      </w:r>
+      <w:r>
+        <w:t xml:space="preserve">odtwarza się z wykrytymi pojazdami; kamerka działa dla ludzi. ✅</w:t>
+      </w:r>
+    </w:p>
+    <w:p>
+      <w:pPr>
+        <w:pStyle w:val="Heading3"/>
+      </w:pPr>
+      <w:bookmarkStart w:id="98" w:name="x-krok-1.2-tracking-bytetrack"/>
+      <w:r>
+        <w:t xml:space="preserve">[x] Krok 1.2 — Tracking (ByteTrack)</w:t>
+      </w:r>
+      <w:bookmarkEnd w:id="98"/>
+    </w:p>
+    <w:p>
+      <w:pPr>
+        <w:pStyle w:val="FirstParagraph"/>
+      </w:pPr>
+      <w:r>
+        <w:t xml:space="preserve">Uwaga z realizacji:</w:t>
+      </w:r>
+      <w:r>
+        <w:t xml:space="preserve"> </w:t>
+      </w:r>
+      <w:r>
+        <w:rPr>
+          <w:rStyle w:val="VerbatimChar"/>
+        </w:rPr>
+        <w:t xml:space="preserve">show=True</w:t>
+      </w:r>
+      <w:r>
+        <w:t xml:space="preserve"> </w:t>
+      </w:r>
+      <w:r>
+        <w:t xml:space="preserve">= live okno (OpenCV</w:t>
+      </w:r>
+      <w:r>
+        <w:t xml:space="preserve"> </w:t>
+      </w:r>
+      <w:r>
+        <w:rPr>
+          <w:rStyle w:val="VerbatimChar"/>
+        </w:rPr>
+        <w:t xml:space="preserve">cv2.imshow</w:t>
+      </w:r>
+      <w:r>
+        <w:t xml:space="preserve">). CLI</w:t>
+      </w:r>
+      <w:r>
+        <w:t xml:space="preserve"> </w:t>
+      </w:r>
+      <w:r>
+        <w:rPr>
+          <w:rStyle w:val="VerbatimChar"/>
+        </w:rPr>
+        <w:t xml:space="preserve">yolo track</w:t>
+      </w:r>
+      <w:r>
+        <w:t xml:space="preserve"> </w:t>
+      </w:r>
+      <w:r>
+        <w:t xml:space="preserve">i skrypt</w:t>
+      </w:r>
+      <w:r>
+        <w:t xml:space="preserve"> </w:t>
+      </w:r>
+      <w:r>
+        <w:t xml:space="preserve">robią to samo — CLI to wrapper na</w:t>
+      </w:r>
+      <w:r>
+        <w:t xml:space="preserve"> </w:t>
+      </w:r>
+      <w:r>
+        <w:rPr>
+          <w:rStyle w:val="VerbatimChar"/>
+        </w:rPr>
+        <w:t xml:space="preserve">model.track(...)</w:t>
+      </w:r>
+      <w:r>
+        <w:t xml:space="preserve">. W bardzo gęstej scenie ID rosną do 1000+</w:t>
+      </w:r>
+      <w:r>
+        <w:t xml:space="preserve"> </w:t>
+      </w:r>
+      <w:r>
+        <w:t xml:space="preserve">(zasłonięcia) → do czystego licznika lepszy prostszy klip.</w:t>
+      </w:r>
+    </w:p>
+    <w:p>
+      <w:pPr>
+        <w:pStyle w:val="BodyText"/>
+      </w:pPr>
+      <w:r>
+        <w:rPr>
+          <w:b/>
+        </w:rPr>
+        <w:t xml:space="preserve">A) Podgląd z linii komend</w:t>
+      </w:r>
+      <w:r>
+        <w:t xml:space="preserve"> </w:t>
+      </w:r>
+      <w:r>
+        <w:t xml:space="preserve">(</w:t>
+      </w:r>
+      <w:r>
+        <w:rPr>
+          <w:rStyle w:val="VerbatimChar"/>
+        </w:rPr>
+        <w:t xml:space="preserve">track</w:t>
+      </w:r>
+      <w:r>
+        <w:t xml:space="preserve"> </w:t>
+      </w:r>
+      <w:r>
+        <w:t xml:space="preserve">zamiast</w:t>
+      </w:r>
+      <w:r>
+        <w:t xml:space="preserve"> </w:t>
+      </w:r>
+      <w:r>
+        <w:rPr>
+          <w:rStyle w:val="VerbatimChar"/>
+        </w:rPr>
+        <w:t xml:space="preserve">predict</w:t>
+      </w:r>
+      <w:r>
+        <w:t xml:space="preserve"> </w:t>
+      </w:r>
+      <w:r>
+        <w:t xml:space="preserve">→ ramki z</w:t>
+      </w:r>
+      <w:r>
+        <w:t xml:space="preserve"> </w:t>
+      </w:r>
+      <w:r>
+        <w:rPr>
+          <w:rStyle w:val="VerbatimChar"/>
+        </w:rPr>
+        <w:t xml:space="preserve">id</w:t>
+      </w:r>
+      <w:r>
+        <w:t xml:space="preserve">):</w:t>
+      </w:r>
+    </w:p>
+    <w:p>
+      <w:pPr>
+        <w:pStyle w:val="SourceCode"/>
+      </w:pPr>
+      <w:r>
+        <w:rPr>
+          <w:rStyle w:val="VerbatimChar"/>
+        </w:rPr>
+        <w:t xml:space="preserve">yolo track model=yolo26n.pt source=data/traffic.mp4 tracker=bytetrack.yaml show=True device=0</w:t>
+      </w:r>
+    </w:p>
+    <w:p>
+      <w:pPr>
+        <w:pStyle w:val="FirstParagraph"/>
+      </w:pPr>
+      <w:r>
+        <w:rPr>
+          <w:b/>
+        </w:rPr>
+        <w:t xml:space="preserve">B) Skrypt</w:t>
+      </w:r>
+      <w:r>
+        <w:rPr>
+          <w:b/>
+        </w:rPr>
+        <w:t xml:space="preserve"> </w:t>
+      </w:r>
+      <w:r>
+        <w:rPr>
+          <w:rStyle w:val="VerbatimChar"/>
+          <w:b/>
+        </w:rPr>
+        <w:t xml:space="preserve">track_demo.py</w:t>
+      </w:r>
+      <w:r>
+        <w:t xml:space="preserve"> </w:t>
+      </w:r>
+      <w:r>
+        <w:t xml:space="preserve">— wyciąganie ID w kodzie:</w:t>
+      </w:r>
+    </w:p>
+    <w:p>
+      <w:pPr>
+        <w:pStyle w:val="SourceCode"/>
+      </w:pPr>
+      <w:r>
+        <w:rPr>
+          <w:rStyle w:val="ImportTok"/>
+        </w:rPr>
+        <w:t xml:space="preserve">from</w:t>
+      </w:r>
+      <w:r>
+        <w:rPr>
+          <w:rStyle w:val="NormalTok"/>
+        </w:rPr>
+        <w:t xml:space="preserve"> ultralytics </w:t>
+      </w:r>
+      <w:r>
+        <w:rPr>
+          <w:rStyle w:val="ImportTok"/>
+        </w:rPr>
+        <w:t xml:space="preserve">import</w:t>
+      </w:r>
+      <w:r>
+        <w:rPr>
+          <w:rStyle w:val="NormalTok"/>
+        </w:rPr>
+        <w:t xml:space="preserve"> YOLO</w:t>
+      </w:r>
+      <w:r>
+        <w:br/>
+      </w:r>
+      <w:r>
+        <w:br/>
+      </w:r>
+      <w:r>
+        <w:rPr>
+          <w:rStyle w:val="NormalTok"/>
+        </w:rPr>
+        <w:t xml:space="preserve">model </w:t>
+      </w:r>
+      <w:r>
+        <w:rPr>
+          <w:rStyle w:val="OperatorTok"/>
+        </w:rPr>
+        <w:t xml:space="preserve">=</w:t>
+      </w:r>
+      <w:r>
+        <w:rPr>
+          <w:rStyle w:val="NormalTok"/>
+        </w:rPr>
+        <w:t xml:space="preserve"> YOLO(</w:t>
+      </w:r>
+      <w:r>
+        <w:rPr>
+          <w:rStyle w:val="StringTok"/>
+        </w:rPr>
+        <w:t xml:space="preserve">"yolo26n.pt"</w:t>
+      </w:r>
+      <w:r>
+        <w:rPr>
+          <w:rStyle w:val="NormalTok"/>
+        </w:rPr>
+        <w:t xml:space="preserve">)</w:t>
+      </w:r>
+      <w:r>
+        <w:br/>
+      </w:r>
+      <w:r>
+        <w:br/>
+      </w:r>
+      <w:r>
+        <w:rPr>
+          <w:rStyle w:val="CommentTok"/>
+        </w:rPr>
+        <w:t xml:space="preserve"># track zamiast predict; persist=True = pamiętaj ID między klatkami</w:t>
+      </w:r>
+      <w:r>
+        <w:br/>
+      </w:r>
+      <w:r>
+        <w:rPr>
+          <w:rStyle w:val="CommentTok"/>
+        </w:rPr>
+        <w:t xml:space="preserve"># stream=True = przetwarzaj klatka po klatce (oszczędza pamięć na wideo)</w:t>
+      </w:r>
+      <w:r>
+        <w:br/>
+      </w:r>
+      <w:r>
+        <w:rPr>
+          <w:rStyle w:val="NormalTok"/>
+        </w:rPr>
+        <w:t xml:space="preserve">results </w:t>
+      </w:r>
+      <w:r>
+        <w:rPr>
+          <w:rStyle w:val="OperatorTok"/>
+        </w:rPr>
+        <w:t xml:space="preserve">=</w:t>
+      </w:r>
+      <w:r>
+        <w:rPr>
+          <w:rStyle w:val="NormalTok"/>
+        </w:rPr>
+        <w:t xml:space="preserve"> model.track(</w:t>
+      </w:r>
+      <w:r>
+        <w:br/>
+      </w:r>
+      <w:r>
+        <w:rPr>
+          <w:rStyle w:val="NormalTok"/>
+        </w:rPr>
+        <w:t xml:space="preserve">    source</w:t>
+      </w:r>
+      <w:r>
+        <w:rPr>
+          <w:rStyle w:val="OperatorTok"/>
+        </w:rPr>
+        <w:t xml:space="preserve">=</w:t>
+      </w:r>
+      <w:r>
+        <w:rPr>
+          <w:rStyle w:val="StringTok"/>
+        </w:rPr>
+        <w:t xml:space="preserve">"data/traffic.mp4"</w:t>
+      </w:r>
+      <w:r>
+        <w:rPr>
+          <w:rStyle w:val="NormalTok"/>
+        </w:rPr>
+        <w:t xml:space="preserve">,</w:t>
+      </w:r>
+      <w:r>
+        <w:br/>
+      </w:r>
+      <w:r>
+        <w:rPr>
+          <w:rStyle w:val="NormalTok"/>
+        </w:rPr>
+        <w:t xml:space="preserve">    tracker</w:t>
+      </w:r>
+      <w:r>
+        <w:rPr>
+          <w:rStyle w:val="OperatorTok"/>
+        </w:rPr>
+        <w:t xml:space="preserve">=</w:t>
+      </w:r>
+      <w:r>
+        <w:rPr>
+          <w:rStyle w:val="StringTok"/>
+        </w:rPr>
+        <w:t xml:space="preserve">"bytetrack.yaml"</w:t>
+      </w:r>
+      <w:r>
+        <w:rPr>
+          <w:rStyle w:val="NormalTok"/>
+        </w:rPr>
+        <w:t xml:space="preserve">,</w:t>
+      </w:r>
+      <w:r>
+        <w:br/>
+      </w:r>
+      <w:r>
+        <w:rPr>
+          <w:rStyle w:val="NormalTok"/>
+        </w:rPr>
+        <w:t xml:space="preserve">    persist</w:t>
+      </w:r>
+      <w:r>
+        <w:rPr>
+          <w:rStyle w:val="OperatorTok"/>
+        </w:rPr>
+        <w:t xml:space="preserve">=</w:t>
+      </w:r>
+      <w:r>
+        <w:rPr>
+          <w:rStyle w:val="VariableTok"/>
+        </w:rPr>
+        <w:t xml:space="preserve">True</w:t>
+      </w:r>
+      <w:r>
+        <w:rPr>
+          <w:rStyle w:val="NormalTok"/>
+        </w:rPr>
+        <w:t xml:space="preserve">,</w:t>
+      </w:r>
+      <w:r>
+        <w:br/>
+      </w:r>
+      <w:r>
+        <w:rPr>
+          <w:rStyle w:val="NormalTok"/>
+        </w:rPr>
+        <w:t xml:space="preserve">    stream</w:t>
+      </w:r>
+      <w:r>
+        <w:rPr>
+          <w:rStyle w:val="OperatorTok"/>
+        </w:rPr>
+        <w:t xml:space="preserve">=</w:t>
+      </w:r>
+      <w:r>
+        <w:rPr>
+          <w:rStyle w:val="VariableTok"/>
+        </w:rPr>
+        <w:t xml:space="preserve">True</w:t>
+      </w:r>
+      <w:r>
+        <w:rPr>
+          <w:rStyle w:val="NormalTok"/>
+        </w:rPr>
+        <w:t xml:space="preserve">,</w:t>
+      </w:r>
+      <w:r>
+        <w:br/>
+      </w:r>
+      <w:r>
+        <w:rPr>
+          <w:rStyle w:val="NormalTok"/>
+        </w:rPr>
+        <w:t xml:space="preserve">    show</w:t>
+      </w:r>
+      <w:r>
+        <w:rPr>
+          <w:rStyle w:val="OperatorTok"/>
+        </w:rPr>
+        <w:t xml:space="preserve">=</w:t>
+      </w:r>
+      <w:r>
+        <w:rPr>
+          <w:rStyle w:val="VariableTok"/>
+        </w:rPr>
+        <w:t xml:space="preserve">True</w:t>
+      </w:r>
+      <w:r>
+        <w:rPr>
+          <w:rStyle w:val="NormalTok"/>
+        </w:rPr>
+        <w:t xml:space="preserve">,</w:t>
+      </w:r>
+      <w:r>
+        <w:br/>
+      </w:r>
+      <w:r>
+        <w:rPr>
+          <w:rStyle w:val="NormalTok"/>
+        </w:rPr>
+        <w:t xml:space="preserve">    device</w:t>
+      </w:r>
+      <w:r>
+        <w:rPr>
+          <w:rStyle w:val="OperatorTok"/>
+        </w:rPr>
+        <w:t xml:space="preserve">=</w:t>
+      </w:r>
+      <w:r>
+        <w:rPr>
+          <w:rStyle w:val="DecValTok"/>
+        </w:rPr>
+        <w:t xml:space="preserve">0</w:t>
+      </w:r>
+      <w:r>
+        <w:rPr>
+          <w:rStyle w:val="NormalTok"/>
+        </w:rPr>
+        <w:t xml:space="preserve">,</w:t>
+      </w:r>
+      <w:r>
+        <w:br/>
+      </w:r>
+      <w:r>
+        <w:rPr>
+          <w:rStyle w:val="NormalTok"/>
+        </w:rPr>
+        <w:t xml:space="preserve">)</w:t>
+      </w:r>
+      <w:r>
+        <w:br/>
+      </w:r>
+      <w:r>
+        <w:br/>
+      </w:r>
+      <w:r>
+        <w:rPr>
+          <w:rStyle w:val="ControlFlowTok"/>
+        </w:rPr>
+        <w:t xml:space="preserve">for</w:t>
+      </w:r>
+      <w:r>
+        <w:rPr>
+          <w:rStyle w:val="NormalTok"/>
+        </w:rPr>
+        <w:t xml:space="preserve"> r </w:t>
+      </w:r>
+      <w:r>
+        <w:rPr>
+          <w:rStyle w:val="KeywordTok"/>
+        </w:rPr>
+        <w:t xml:space="preserve">in</w:t>
+      </w:r>
+      <w:r>
+        <w:rPr>
+          <w:rStyle w:val="NormalTok"/>
+        </w:rPr>
+        <w:t xml:space="preserve"> results:</w:t>
+      </w:r>
+      <w:r>
+        <w:br/>
+      </w:r>
+      <w:r>
+        <w:rPr>
+          <w:rStyle w:val="NormalTok"/>
+        </w:rPr>
+        <w:t xml:space="preserve">    </w:t>
+      </w:r>
+      <w:r>
+        <w:rPr>
+          <w:rStyle w:val="ControlFlowTok"/>
+        </w:rPr>
+        <w:t xml:space="preserve">if</w:t>
+      </w:r>
+      <w:r>
+        <w:rPr>
+          <w:rStyle w:val="NormalTok"/>
+        </w:rPr>
+        <w:t xml:space="preserve"> r.boxes.</w:t>
+      </w:r>
+      <w:r>
+        <w:rPr>
+          <w:rStyle w:val="BuiltInTok"/>
+        </w:rPr>
+        <w:t xml:space="preserve">id</w:t>
+      </w:r>
+      <w:r>
+        <w:rPr>
+          <w:rStyle w:val="NormalTok"/>
+        </w:rPr>
+        <w:t xml:space="preserve"> </w:t>
+      </w:r>
+      <w:r>
+        <w:rPr>
+          <w:rStyle w:val="KeywordTok"/>
+        </w:rPr>
+        <w:t xml:space="preserve">is</w:t>
+      </w:r>
+      <w:r>
+        <w:rPr>
+          <w:rStyle w:val="NormalTok"/>
+        </w:rPr>
+        <w:t xml:space="preserve"> </w:t>
+      </w:r>
+      <w:r>
+        <w:rPr>
+          <w:rStyle w:val="KeywordTok"/>
+        </w:rPr>
+        <w:t xml:space="preserve">not</w:t>
+      </w:r>
+      <w:r>
+        <w:rPr>
+          <w:rStyle w:val="NormalTok"/>
+        </w:rPr>
+        <w:t xml:space="preserve"> </w:t>
+      </w:r>
+      <w:r>
+        <w:rPr>
+          <w:rStyle w:val="VariableTok"/>
+        </w:rPr>
+        <w:t xml:space="preserve">None</w:t>
+      </w:r>
+      <w:r>
+        <w:rPr>
+          <w:rStyle w:val="NormalTok"/>
+        </w:rPr>
+        <w:t xml:space="preserve">:              </w:t>
+      </w:r>
+      <w:r>
+        <w:rPr>
+          <w:rStyle w:val="CommentTok"/>
+        </w:rPr>
+        <w:t xml:space="preserve"># czy są śledzone obiekty</w:t>
+      </w:r>
+      <w:r>
+        <w:br/>
+      </w:r>
+      <w:r>
+        <w:rPr>
+          <w:rStyle w:val="NormalTok"/>
+        </w:rPr>
+        <w:t xml:space="preserve">        ids </w:t>
+      </w:r>
+      <w:r>
+        <w:rPr>
+          <w:rStyle w:val="OperatorTok"/>
+        </w:rPr>
+        <w:t xml:space="preserve">=</w:t>
+      </w:r>
+      <w:r>
+        <w:rPr>
+          <w:rStyle w:val="NormalTok"/>
+        </w:rPr>
+        <w:t xml:space="preserve"> r.boxes.</w:t>
+      </w:r>
+      <w:r>
+        <w:rPr>
+          <w:rStyle w:val="BuiltInTok"/>
+        </w:rPr>
+        <w:t xml:space="preserve">id</w:t>
+      </w:r>
+      <w:r>
+        <w:rPr>
+          <w:rStyle w:val="NormalTok"/>
+        </w:rPr>
+        <w:t xml:space="preserve">.</w:t>
+      </w:r>
+      <w:r>
+        <w:rPr>
+          <w:rStyle w:val="BuiltInTok"/>
+        </w:rPr>
+        <w:t xml:space="preserve">int</w:t>
+      </w:r>
+      <w:r>
+        <w:rPr>
+          <w:rStyle w:val="NormalTok"/>
+        </w:rPr>
+        <w:t xml:space="preserve">().tolist()     </w:t>
+      </w:r>
+      <w:r>
+        <w:rPr>
+          <w:rStyle w:val="CommentTok"/>
+        </w:rPr>
+        <w:t xml:space="preserve"># lista ID w tej klatce</w:t>
+      </w:r>
+      <w:r>
+        <w:br/>
+      </w:r>
+      <w:r>
+        <w:rPr>
+          <w:rStyle w:val="NormalTok"/>
+        </w:rPr>
+        <w:t xml:space="preserve">        </w:t>
+      </w:r>
+      <w:r>
+        <w:rPr>
+          <w:rStyle w:val="BuiltInTok"/>
+        </w:rPr>
+        <w:t xml:space="preserve">print</w:t>
+      </w:r>
+      <w:r>
+        <w:rPr>
+          <w:rStyle w:val="NormalTok"/>
+        </w:rPr>
+        <w:t xml:space="preserve">(</w:t>
+      </w:r>
+      <w:r>
+        <w:rPr>
+          <w:rStyle w:val="StringTok"/>
+        </w:rPr>
+        <w:t xml:space="preserve">"Sledzone ID:"</w:t>
+      </w:r>
+      <w:r>
+        <w:rPr>
+          <w:rStyle w:val="NormalTok"/>
+        </w:rPr>
+        <w:t xml:space="preserve">, ids)</w:t>
+      </w:r>
+    </w:p>
+    <w:p>
+      <w:pPr>
+        <w:pStyle w:val="SourceCode"/>
+      </w:pPr>
+      <w:r>
+        <w:rPr>
+          <w:rStyle w:val="VerbatimChar"/>
+        </w:rPr>
+        <w:t xml:space="preserve">python track_demo.py</w:t>
+      </w:r>
+    </w:p>
+    <w:p>
+      <w:pPr>
+        <w:numPr>
+          <w:ilvl w:val="0"/>
+          <w:numId w:val="1039"/>
+        </w:numPr>
+        <w:pStyle w:val="Compact"/>
+      </w:pPr>
+      <w:r>
+        <w:rPr>
+          <w:b/>
+        </w:rPr>
+        <w:t xml:space="preserve">Dlaczego:</w:t>
+      </w:r>
+      <w:r>
+        <w:t xml:space="preserve"> </w:t>
+      </w:r>
+      <w:r>
+        <w:t xml:space="preserve">detektor daje ramki na każdej klatce osobno; tracker łączy je w ścieżki z trwałym</w:t>
+      </w:r>
+      <w:r>
+        <w:t xml:space="preserve"> </w:t>
+      </w:r>
+      <w:r>
+        <w:rPr>
+          <w:rStyle w:val="VerbatimChar"/>
+        </w:rPr>
+        <w:t xml:space="preserve">id</w:t>
+      </w:r>
+      <w:r>
+        <w:t xml:space="preserve">.</w:t>
+      </w:r>
+      <w:r>
+        <w:t xml:space="preserve"> </w:t>
+      </w:r>
+      <w:r>
+        <w:rPr>
+          <w:rStyle w:val="VerbatimChar"/>
+        </w:rPr>
+        <w:t xml:space="preserve">r.boxes.id</w:t>
+      </w:r>
+      <w:r>
+        <w:t xml:space="preserve"> </w:t>
+      </w:r>
+      <w:r>
+        <w:t xml:space="preserve">= te numery (podstawa pod zliczanie).</w:t>
+      </w:r>
+    </w:p>
+    <w:p>
+      <w:pPr>
+        <w:numPr>
+          <w:ilvl w:val="0"/>
+          <w:numId w:val="1039"/>
+        </w:numPr>
+        <w:pStyle w:val="Compact"/>
+      </w:pPr>
+      <w:r>
+        <w:rPr>
+          <w:b/>
+        </w:rPr>
+        <w:t xml:space="preserve">Checkpoint:</w:t>
+      </w:r>
+      <w:r>
+        <w:t xml:space="preserve"> </w:t>
+      </w:r>
+      <w:r>
+        <w:t xml:space="preserve">ten sam obiekt ma stały numer przez kolejne klatki; skrypt wypisuje listy ID.</w:t>
+      </w:r>
+    </w:p>
+    <w:p>
+      <w:pPr>
+        <w:pStyle w:val="Heading3"/>
+      </w:pPr>
+      <w:bookmarkStart w:id="99" w:name="krok-1.3-wirtualna-linia-licznik"/>
+      <w:r>
+        <w:t xml:space="preserve">[ ] Krok 1.3 — Wirtualna linia + licznik</w:t>
+      </w:r>
+      <w:bookmarkEnd w:id="99"/>
+    </w:p>
+    <w:p>
+      <w:pPr>
+        <w:pStyle w:val="FirstParagraph"/>
+      </w:pPr>
+      <w:r>
+        <w:t xml:space="preserve">Skrypt</w:t>
+      </w:r>
+      <w:r>
+        <w:t xml:space="preserve"> </w:t>
+      </w:r>
+      <w:r>
+        <w:rPr>
+          <w:rStyle w:val="VerbatimChar"/>
+        </w:rPr>
+        <w:t xml:space="preserve">counter.py</w:t>
+      </w:r>
+      <w:r>
+        <w:t xml:space="preserve"> </w:t>
+      </w:r>
+      <w:r>
+        <w:t xml:space="preserve">(gotowy</w:t>
+      </w:r>
+      <w:r>
+        <w:t xml:space="preserve"> </w:t>
+      </w:r>
+      <w:r>
+        <w:rPr>
+          <w:rStyle w:val="VerbatimChar"/>
+        </w:rPr>
+        <w:t xml:space="preserve">ObjectCounter</w:t>
+      </w:r>
+      <w:r>
+        <w:t xml:space="preserve"> </w:t>
+      </w:r>
+      <w:r>
+        <w:t xml:space="preserve">z Ultralytics):</w:t>
+      </w:r>
+    </w:p>
+    <w:p>
+      <w:pPr>
+        <w:pStyle w:val="SourceCode"/>
+      </w:pPr>
+      <w:r>
+        <w:rPr>
+          <w:rStyle w:val="ImportTok"/>
+        </w:rPr>
+        <w:t xml:space="preserve">import</w:t>
+      </w:r>
+      <w:r>
+        <w:rPr>
+          <w:rStyle w:val="NormalTok"/>
+        </w:rPr>
+        <w:t xml:space="preserve"> cv2</w:t>
+      </w:r>
+      <w:r>
+        <w:br/>
+      </w:r>
+      <w:r>
+        <w:rPr>
+          <w:rStyle w:val="ImportTok"/>
+        </w:rPr>
+        <w:t xml:space="preserve">from</w:t>
+      </w:r>
+      <w:r>
+        <w:rPr>
+          <w:rStyle w:val="NormalTok"/>
+        </w:rPr>
+        <w:t xml:space="preserve"> ultralytics </w:t>
+      </w:r>
+      <w:r>
+        <w:rPr>
+          <w:rStyle w:val="ImportTok"/>
+        </w:rPr>
+        <w:t xml:space="preserve">import</w:t>
+      </w:r>
+      <w:r>
+        <w:rPr>
+          <w:rStyle w:val="NormalTok"/>
+        </w:rPr>
+        <w:t xml:space="preserve"> solutions</w:t>
+      </w:r>
+      <w:r>
+        <w:br/>
+      </w:r>
+      <w:r>
+        <w:br/>
+      </w:r>
+      <w:r>
+        <w:rPr>
+          <w:rStyle w:val="NormalTok"/>
+        </w:rPr>
+        <w:t xml:space="preserve">cap </w:t>
+      </w:r>
+      <w:r>
+        <w:rPr>
+          <w:rStyle w:val="OperatorTok"/>
+        </w:rPr>
+        <w:t xml:space="preserve">=</w:t>
+      </w:r>
+      <w:r>
+        <w:rPr>
+          <w:rStyle w:val="NormalTok"/>
+        </w:rPr>
+        <w:t xml:space="preserve"> cv2.VideoCapture(</w:t>
+      </w:r>
+      <w:r>
+        <w:rPr>
+          <w:rStyle w:val="StringTok"/>
+        </w:rPr>
+        <w:t xml:space="preserve">"data/highway.mp4"</w:t>
+      </w:r>
+      <w:r>
+        <w:rPr>
+          <w:rStyle w:val="NormalTok"/>
+        </w:rPr>
+        <w:t xml:space="preserve">)</w:t>
+      </w:r>
+      <w:r>
+        <w:br/>
+      </w:r>
+      <w:r>
+        <w:rPr>
+          <w:rStyle w:val="ControlFlowTok"/>
+        </w:rPr>
+        <w:t xml:space="preserve">assert</w:t>
+      </w:r>
+      <w:r>
+        <w:rPr>
+          <w:rStyle w:val="NormalTok"/>
+        </w:rPr>
+        <w:t xml:space="preserve"> cap.isOpened(), </w:t>
+      </w:r>
+      <w:r>
+        <w:rPr>
+          <w:rStyle w:val="StringTok"/>
+        </w:rPr>
+        <w:t xml:space="preserve">"Nie moge otworzyc wideo"</w:t>
+      </w:r>
+      <w:r>
+        <w:br/>
+      </w:r>
+      <w:r>
+        <w:br/>
+      </w:r>
+      <w:r>
+        <w:rPr>
+          <w:rStyle w:val="NormalTok"/>
+        </w:rPr>
+        <w:t xml:space="preserve">w </w:t>
+      </w:r>
+      <w:r>
+        <w:rPr>
+          <w:rStyle w:val="OperatorTok"/>
+        </w:rPr>
+        <w:t xml:space="preserve">=</w:t>
+      </w:r>
+      <w:r>
+        <w:rPr>
+          <w:rStyle w:val="NormalTok"/>
+        </w:rPr>
+        <w:t xml:space="preserve"> </w:t>
+      </w:r>
+      <w:r>
+        <w:rPr>
+          <w:rStyle w:val="BuiltInTok"/>
+        </w:rPr>
+        <w:t xml:space="preserve">int</w:t>
+      </w:r>
+      <w:r>
+        <w:rPr>
+          <w:rStyle w:val="NormalTok"/>
+        </w:rPr>
+        <w:t xml:space="preserve">(cap.get(cv2.CAP_PROP_FRAME_WIDTH))</w:t>
+      </w:r>
+      <w:r>
+        <w:br/>
+      </w:r>
+      <w:r>
+        <w:rPr>
+          <w:rStyle w:val="NormalTok"/>
+        </w:rPr>
+        <w:t xml:space="preserve">h </w:t>
+      </w:r>
+      <w:r>
+        <w:rPr>
+          <w:rStyle w:val="OperatorTok"/>
+        </w:rPr>
+        <w:t xml:space="preserve">=</w:t>
+      </w:r>
+      <w:r>
+        <w:rPr>
+          <w:rStyle w:val="NormalTok"/>
+        </w:rPr>
+        <w:t xml:space="preserve"> </w:t>
+      </w:r>
+      <w:r>
+        <w:rPr>
+          <w:rStyle w:val="BuiltInTok"/>
+        </w:rPr>
+        <w:t xml:space="preserve">int</w:t>
+      </w:r>
+      <w:r>
+        <w:rPr>
+          <w:rStyle w:val="NormalTok"/>
+        </w:rPr>
+        <w:t xml:space="preserve">(cap.get(cv2.CAP_PROP_FRAME_HEIGHT))</w:t>
+      </w:r>
+      <w:r>
+        <w:br/>
+      </w:r>
+      <w:r>
+        <w:br/>
+      </w:r>
+      <w:r>
+        <w:rPr>
+          <w:rStyle w:val="NormalTok"/>
+        </w:rPr>
+        <w:t xml:space="preserve">line_points </w:t>
+      </w:r>
+      <w:r>
+        <w:rPr>
+          <w:rStyle w:val="OperatorTok"/>
+        </w:rPr>
+        <w:t xml:space="preserve">=</w:t>
+      </w:r>
+      <w:r>
+        <w:rPr>
+          <w:rStyle w:val="NormalTok"/>
+        </w:rPr>
+        <w:t xml:space="preserve"> [(</w:t>
+      </w:r>
+      <w:r>
+        <w:rPr>
+          <w:rStyle w:val="DecValTok"/>
+        </w:rPr>
+        <w:t xml:space="preserve">0</w:t>
+      </w:r>
+      <w:r>
+        <w:rPr>
+          <w:rStyle w:val="NormalTok"/>
+        </w:rPr>
+        <w:t xml:space="preserve">, h </w:t>
+      </w:r>
+      <w:r>
+        <w:rPr>
+          <w:rStyle w:val="OperatorTok"/>
+        </w:rPr>
+        <w:t xml:space="preserve">//</w:t>
+      </w:r>
+      <w:r>
+        <w:rPr>
+          <w:rStyle w:val="NormalTok"/>
+        </w:rPr>
+        <w:t xml:space="preserve"> </w:t>
+      </w:r>
+      <w:r>
+        <w:rPr>
+          <w:rStyle w:val="DecValTok"/>
+        </w:rPr>
+        <w:t xml:space="preserve">2</w:t>
+      </w:r>
+      <w:r>
+        <w:rPr>
+          <w:rStyle w:val="NormalTok"/>
+        </w:rPr>
+        <w:t xml:space="preserve">), (w, h </w:t>
+      </w:r>
+      <w:r>
+        <w:rPr>
+          <w:rStyle w:val="OperatorTok"/>
+        </w:rPr>
+        <w:t xml:space="preserve">//</w:t>
+      </w:r>
+      <w:r>
+        <w:rPr>
+          <w:rStyle w:val="NormalTok"/>
+        </w:rPr>
+        <w:t xml:space="preserve"> </w:t>
+      </w:r>
+      <w:r>
+        <w:rPr>
+          <w:rStyle w:val="DecValTok"/>
+        </w:rPr>
+        <w:t xml:space="preserve">2</w:t>
+      </w:r>
+      <w:r>
+        <w:rPr>
+          <w:rStyle w:val="NormalTok"/>
+        </w:rPr>
+        <w:t xml:space="preserve">)]   </w:t>
+      </w:r>
+      <w:r>
+        <w:rPr>
+          <w:rStyle w:val="CommentTok"/>
+        </w:rPr>
+        <w:t xml:space="preserve"># linia pozioma na srodku</w:t>
+      </w:r>
+      <w:r>
+        <w:br/>
+      </w:r>
+      <w:r>
+        <w:br/>
+      </w:r>
+      <w:r>
+        <w:rPr>
+          <w:rStyle w:val="NormalTok"/>
+        </w:rPr>
+        <w:t xml:space="preserve">counter </w:t>
+      </w:r>
+      <w:r>
+        <w:rPr>
+          <w:rStyle w:val="OperatorTok"/>
+        </w:rPr>
+        <w:t xml:space="preserve">=</w:t>
+      </w:r>
+      <w:r>
+        <w:rPr>
+          <w:rStyle w:val="NormalTok"/>
+        </w:rPr>
+        <w:t xml:space="preserve"> solutions.ObjectCounter(</w:t>
+      </w:r>
+      <w:r>
+        <w:br/>
+      </w:r>
+      <w:r>
+        <w:rPr>
+          <w:rStyle w:val="NormalTok"/>
+        </w:rPr>
+        <w:t xml:space="preserve">    model</w:t>
+      </w:r>
+      <w:r>
+        <w:rPr>
+          <w:rStyle w:val="OperatorTok"/>
+        </w:rPr>
+        <w:t xml:space="preserve">=</w:t>
+      </w:r>
+      <w:r>
+        <w:rPr>
+          <w:rStyle w:val="StringTok"/>
+        </w:rPr>
+        <w:t xml:space="preserve">"yolo26n.pt"</w:t>
+      </w:r>
+      <w:r>
+        <w:rPr>
+          <w:rStyle w:val="NormalTok"/>
+        </w:rPr>
+        <w:t xml:space="preserve">,</w:t>
+      </w:r>
+      <w:r>
+        <w:br/>
+      </w:r>
+      <w:r>
+        <w:rPr>
+          <w:rStyle w:val="NormalTok"/>
+        </w:rPr>
+        <w:t xml:space="preserve">    region</w:t>
+      </w:r>
+      <w:r>
+        <w:rPr>
+          <w:rStyle w:val="OperatorTok"/>
+        </w:rPr>
+        <w:t xml:space="preserve">=</w:t>
+      </w:r>
+      <w:r>
+        <w:rPr>
+          <w:rStyle w:val="NormalTok"/>
+        </w:rPr>
+        <w:t xml:space="preserve">line_points,</w:t>
+      </w:r>
+      <w:r>
+        <w:br/>
+      </w:r>
+      <w:r>
+        <w:rPr>
+          <w:rStyle w:val="NormalTok"/>
+        </w:rPr>
+        <w:t xml:space="preserve">    classes</w:t>
+      </w:r>
+      <w:r>
+        <w:rPr>
+          <w:rStyle w:val="OperatorTok"/>
+        </w:rPr>
+        <w:t xml:space="preserve">=</w:t>
+      </w:r>
+      <w:r>
+        <w:rPr>
+          <w:rStyle w:val="NormalTok"/>
+        </w:rPr>
+        <w:t xml:space="preserve">[</w:t>
+      </w:r>
+      <w:r>
+        <w:rPr>
+          <w:rStyle w:val="DecValTok"/>
+        </w:rPr>
+        <w:t xml:space="preserve">2</w:t>
+      </w:r>
+      <w:r>
+        <w:rPr>
+          <w:rStyle w:val="NormalTok"/>
+        </w:rPr>
+        <w:t xml:space="preserve">, </w:t>
+      </w:r>
+      <w:r>
+        <w:rPr>
+          <w:rStyle w:val="DecValTok"/>
+        </w:rPr>
+        <w:t xml:space="preserve">3</w:t>
+      </w:r>
+      <w:r>
+        <w:rPr>
+          <w:rStyle w:val="NormalTok"/>
+        </w:rPr>
+        <w:t xml:space="preserve">, </w:t>
+      </w:r>
+      <w:r>
+        <w:rPr>
+          <w:rStyle w:val="DecValTok"/>
+        </w:rPr>
+        <w:t xml:space="preserve">5</w:t>
+      </w:r>
+      <w:r>
+        <w:rPr>
+          <w:rStyle w:val="NormalTok"/>
+        </w:rPr>
+        <w:t xml:space="preserve">, </w:t>
+      </w:r>
+      <w:r>
+        <w:rPr>
+          <w:rStyle w:val="DecValTok"/>
+        </w:rPr>
+        <w:t xml:space="preserve">7</w:t>
+      </w:r>
+      <w:r>
+        <w:rPr>
+          <w:rStyle w:val="NormalTok"/>
+        </w:rPr>
+        <w:t xml:space="preserve">],   </w:t>
+      </w:r>
+      <w:r>
+        <w:rPr>
+          <w:rStyle w:val="CommentTok"/>
+        </w:rPr>
+        <w:t xml:space="preserve"># COCO: car, motorcycle, bus, truck</w:t>
+      </w:r>
+      <w:r>
+        <w:br/>
+      </w:r>
+      <w:r>
+        <w:rPr>
+          <w:rStyle w:val="NormalTok"/>
+        </w:rPr>
+        <w:t xml:space="preserve">    show</w:t>
+      </w:r>
+      <w:r>
+        <w:rPr>
+          <w:rStyle w:val="OperatorTok"/>
+        </w:rPr>
+        <w:t xml:space="preserve">=</w:t>
+      </w:r>
+      <w:r>
+        <w:rPr>
+          <w:rStyle w:val="VariableTok"/>
+        </w:rPr>
+        <w:t xml:space="preserve">True</w:t>
+      </w:r>
+      <w:r>
+        <w:rPr>
+          <w:rStyle w:val="NormalTok"/>
+        </w:rPr>
+        <w:t xml:space="preserve">,</w:t>
+      </w:r>
+      <w:r>
+        <w:br/>
+      </w:r>
+      <w:r>
+        <w:rPr>
+          <w:rStyle w:val="NormalTok"/>
+        </w:rPr>
+        <w:t xml:space="preserve">    device</w:t>
+      </w:r>
+      <w:r>
+        <w:rPr>
+          <w:rStyle w:val="OperatorTok"/>
+        </w:rPr>
+        <w:t xml:space="preserve">=</w:t>
+      </w:r>
+      <w:r>
+        <w:rPr>
+          <w:rStyle w:val="DecValTok"/>
+        </w:rPr>
+        <w:t xml:space="preserve">0</w:t>
+      </w:r>
+      <w:r>
+        <w:rPr>
+          <w:rStyle w:val="NormalTok"/>
+        </w:rPr>
+        <w:t xml:space="preserve">,</w:t>
+      </w:r>
+      <w:r>
+        <w:br/>
+      </w:r>
+      <w:r>
+        <w:rPr>
+          <w:rStyle w:val="NormalTok"/>
+        </w:rPr>
+        <w:t xml:space="preserve">)</w:t>
+      </w:r>
+      <w:r>
+        <w:br/>
+      </w:r>
+      <w:r>
+        <w:br/>
+      </w:r>
+      <w:r>
+        <w:rPr>
+          <w:rStyle w:val="ControlFlowTok"/>
+        </w:rPr>
+        <w:t xml:space="preserve">while</w:t>
+      </w:r>
+      <w:r>
+        <w:rPr>
+          <w:rStyle w:val="NormalTok"/>
+        </w:rPr>
+        <w:t xml:space="preserve"> cap.isOpened():</w:t>
+      </w:r>
+      <w:r>
+        <w:br/>
+      </w:r>
+      <w:r>
+        <w:rPr>
+          <w:rStyle w:val="NormalTok"/>
+        </w:rPr>
+        <w:t xml:space="preserve">    ok, frame </w:t>
+      </w:r>
+      <w:r>
+        <w:rPr>
+          <w:rStyle w:val="OperatorTok"/>
+        </w:rPr>
+        <w:t xml:space="preserve">=</w:t>
+      </w:r>
+      <w:r>
+        <w:rPr>
+          <w:rStyle w:val="NormalTok"/>
+        </w:rPr>
+        <w:t xml:space="preserve"> cap.read()</w:t>
+      </w:r>
+      <w:r>
+        <w:br/>
+      </w:r>
+      <w:r>
+        <w:rPr>
+          <w:rStyle w:val="NormalTok"/>
+        </w:rPr>
+        <w:t xml:space="preserve">    </w:t>
+      </w:r>
+      <w:r>
+        <w:rPr>
+          <w:rStyle w:val="ControlFlowTok"/>
+        </w:rPr>
+        <w:t xml:space="preserve">if</w:t>
+      </w:r>
+      <w:r>
+        <w:rPr>
+          <w:rStyle w:val="NormalTok"/>
+        </w:rPr>
+        <w:t xml:space="preserve"> </w:t>
+      </w:r>
+      <w:r>
+        <w:rPr>
+          <w:rStyle w:val="KeywordTok"/>
+        </w:rPr>
+        <w:t xml:space="preserve">not</w:t>
+      </w:r>
+      <w:r>
+        <w:rPr>
+          <w:rStyle w:val="NormalTok"/>
+        </w:rPr>
+        <w:t xml:space="preserve"> ok:</w:t>
+      </w:r>
+      <w:r>
+        <w:br/>
+      </w:r>
+      <w:r>
+        <w:rPr>
+          <w:rStyle w:val="NormalTok"/>
+        </w:rPr>
+        <w:t xml:space="preserve">        </w:t>
+      </w:r>
+      <w:r>
+        <w:rPr>
+          <w:rStyle w:val="ControlFlowTok"/>
+        </w:rPr>
+        <w:t xml:space="preserve">break</w:t>
+      </w:r>
+      <w:r>
+        <w:br/>
+      </w:r>
+      <w:r>
+        <w:rPr>
+          <w:rStyle w:val="NormalTok"/>
+        </w:rPr>
+        <w:t xml:space="preserve">    counter(frame)</w:t>
+      </w:r>
+      <w:r>
+        <w:br/>
+      </w:r>
+      <w:r>
+        <w:br/>
+      </w:r>
+      <w:r>
+        <w:rPr>
+          <w:rStyle w:val="NormalTok"/>
+        </w:rPr>
+        <w:t xml:space="preserve">cap.release()</w:t>
+      </w:r>
+      <w:r>
+        <w:br/>
+      </w:r>
+      <w:r>
+        <w:rPr>
+          <w:rStyle w:val="NormalTok"/>
+        </w:rPr>
+        <w:t xml:space="preserve">cv2.destroyAllWindows()</w:t>
+      </w:r>
+    </w:p>
+    <w:p>
+      <w:pPr>
+        <w:pStyle w:val="SourceCode"/>
+      </w:pPr>
+      <w:r>
+        <w:rPr>
+          <w:rStyle w:val="VerbatimChar"/>
+        </w:rPr>
+        <w:t xml:space="preserve">python counter.py</w:t>
+      </w:r>
+    </w:p>
+    <w:p>
+      <w:pPr>
+        <w:numPr>
+          <w:ilvl w:val="0"/>
+          <w:numId w:val="1040"/>
+        </w:numPr>
+        <w:pStyle w:val="Compact"/>
+      </w:pPr>
+      <w:r>
+        <w:rPr>
+          <w:b/>
+        </w:rPr>
+        <w:t xml:space="preserve">Jak działa:</w:t>
+      </w:r>
+      <w:r>
+        <w:t xml:space="preserve"> </w:t>
+      </w:r>
+      <w:r>
+        <w:rPr>
+          <w:rStyle w:val="VerbatimChar"/>
+        </w:rPr>
+        <w:t xml:space="preserve">ObjectCounter</w:t>
+      </w:r>
+      <w:r>
+        <w:t xml:space="preserve"> </w:t>
+      </w:r>
+      <w:r>
+        <w:t xml:space="preserve">= detekcja + tracking + logika przecięcia linii. Gdy środek śledzonego obiektu przejdzie przez</w:t>
+      </w:r>
+      <w:r>
+        <w:t xml:space="preserve"> </w:t>
+      </w:r>
+      <w:r>
+        <w:rPr>
+          <w:rStyle w:val="VerbatimChar"/>
+        </w:rPr>
+        <w:t xml:space="preserve">region</w:t>
+      </w:r>
+      <w:r>
+        <w:t xml:space="preserve">, rośnie licznik (z kierunkiem in/out).</w:t>
+      </w:r>
+    </w:p>
+    <w:p>
+      <w:pPr>
+        <w:numPr>
+          <w:ilvl w:val="0"/>
+          <w:numId w:val="1040"/>
+        </w:numPr>
+        <w:pStyle w:val="Compact"/>
+      </w:pPr>
+      <w:r>
+        <w:rPr>
+          <w:b/>
+        </w:rPr>
+        <w:t xml:space="preserve">Regulacja:</w:t>
+      </w:r>
+      <w:r>
+        <w:t xml:space="preserve"> </w:t>
+      </w:r>
+      <w:r>
+        <w:t xml:space="preserve">linię przesuwasz zmieniając</w:t>
+      </w:r>
+      <w:r>
+        <w:t xml:space="preserve"> </w:t>
+      </w:r>
+      <w:r>
+        <w:rPr>
+          <w:rStyle w:val="VerbatimChar"/>
+        </w:rPr>
+        <w:t xml:space="preserve">h // 2</w:t>
+      </w:r>
+      <w:r>
+        <w:t xml:space="preserve"> </w:t>
+      </w:r>
+      <w:r>
+        <w:t xml:space="preserve">(np.</w:t>
+      </w:r>
+      <w:r>
+        <w:t xml:space="preserve"> </w:t>
+      </w:r>
+      <w:r>
+        <w:rPr>
+          <w:rStyle w:val="VerbatimChar"/>
+        </w:rPr>
+        <w:t xml:space="preserve">int(h*0.6)</w:t>
+      </w:r>
+      <w:r>
+        <w:t xml:space="preserve">).</w:t>
+      </w:r>
+    </w:p>
+    <w:p>
+      <w:pPr>
+        <w:numPr>
+          <w:ilvl w:val="0"/>
+          <w:numId w:val="1040"/>
+        </w:numPr>
+        <w:pStyle w:val="Compact"/>
+      </w:pPr>
+      <w:r>
+        <w:rPr>
+          <w:b/>
+        </w:rPr>
+        <w:t xml:space="preserve">Checkpoint:</w:t>
+      </w:r>
+      <w:r>
+        <w:t xml:space="preserve"> </w:t>
+      </w:r>
+      <w:r>
+        <w:t xml:space="preserve">widać linię, licznik in/out rośnie przy przecięciach. ✅</w:t>
+      </w:r>
+    </w:p>
+    <w:p>
+      <w:pPr>
+        <w:pStyle w:val="Heading3"/>
+      </w:pPr>
+      <w:bookmarkStart w:id="100" w:name="Xde436ffbd60ff54010f0e79f97cd066761ccda0"/>
+      <w:r>
+        <w:t xml:space="preserve">[ ] Krok 1.3b — Własna logika licznika (zrozumienie)</w:t>
+      </w:r>
+      <w:bookmarkEnd w:id="100"/>
+    </w:p>
+    <w:p>
+      <w:pPr>
+        <w:pStyle w:val="FirstParagraph"/>
+      </w:pPr>
+      <w:r>
+        <w:t xml:space="preserve">Skrypt</w:t>
+      </w:r>
+      <w:r>
+        <w:t xml:space="preserve"> </w:t>
+      </w:r>
+      <w:r>
+        <w:rPr>
+          <w:rStyle w:val="VerbatimChar"/>
+        </w:rPr>
+        <w:t xml:space="preserve">counter_manual.py</w:t>
+      </w:r>
+      <w:r>
+        <w:t xml:space="preserve"> </w:t>
+      </w:r>
+      <w:r>
+        <w:t xml:space="preserve">— ręczna wersja, żeby zrozumieć, co robi</w:t>
+      </w:r>
+      <w:r>
+        <w:t xml:space="preserve"> </w:t>
+      </w:r>
+      <w:r>
+        <w:rPr>
+          <w:rStyle w:val="VerbatimChar"/>
+        </w:rPr>
+        <w:t xml:space="preserve">ObjectCounter</w:t>
+      </w:r>
+      <w:r>
+        <w:t xml:space="preserve">.</w:t>
+      </w:r>
+      <w:r>
+        <w:t xml:space="preserve"> </w:t>
+      </w:r>
+      <w:r>
+        <w:t xml:space="preserve">Idea: dla każdego ID pamiętamy poprzednie Y środka; gdy zmieni się znak</w:t>
+      </w:r>
+      <w:r>
+        <w:t xml:space="preserve"> </w:t>
+      </w:r>
+      <w:r>
+        <w:rPr>
+          <w:rStyle w:val="VerbatimChar"/>
+        </w:rPr>
+        <w:t xml:space="preserve">(cy - LINE_Y)</w:t>
+      </w:r>
+      <w:r>
+        <w:t xml:space="preserve">,</w:t>
+      </w:r>
+      <w:r>
+        <w:t xml:space="preserve"> </w:t>
+      </w:r>
+      <w:r>
+        <w:t xml:space="preserve">obiekt przeszedł przez linię →</w:t>
+      </w:r>
+      <w:r>
+        <w:t xml:space="preserve"> </w:t>
+      </w:r>
+      <w:r>
+        <w:rPr>
+          <w:rStyle w:val="VerbatimChar"/>
+        </w:rPr>
+        <w:t xml:space="preserve">+1</w:t>
+      </w:r>
+      <w:r>
+        <w:t xml:space="preserve"> </w:t>
+      </w:r>
+      <w:r>
+        <w:t xml:space="preserve">(raz, dzięki zbiorowi</w:t>
+      </w:r>
+      <w:r>
+        <w:t xml:space="preserve"> </w:t>
+      </w:r>
+      <w:r>
+        <w:rPr>
+          <w:rStyle w:val="VerbatimChar"/>
+        </w:rPr>
+        <w:t xml:space="preserve">counted</w:t>
+      </w:r>
+      <w:r>
+        <w:t xml:space="preserve">).</w:t>
+      </w:r>
+    </w:p>
+    <w:p>
+      <w:pPr>
+        <w:pStyle w:val="SourceCode"/>
+      </w:pPr>
+      <w:r>
+        <w:rPr>
+          <w:rStyle w:val="ImportTok"/>
+        </w:rPr>
+        <w:t xml:space="preserve">import</w:t>
+      </w:r>
+      <w:r>
+        <w:rPr>
+          <w:rStyle w:val="NormalTok"/>
+        </w:rPr>
+        <w:t xml:space="preserve"> cv2</w:t>
+      </w:r>
+      <w:r>
+        <w:br/>
+      </w:r>
+      <w:r>
+        <w:rPr>
+          <w:rStyle w:val="ImportTok"/>
+        </w:rPr>
+        <w:t xml:space="preserve">from</w:t>
+      </w:r>
+      <w:r>
+        <w:rPr>
+          <w:rStyle w:val="NormalTok"/>
+        </w:rPr>
+        <w:t xml:space="preserve"> ultralytics </w:t>
+      </w:r>
+      <w:r>
+        <w:rPr>
+          <w:rStyle w:val="ImportTok"/>
+        </w:rPr>
+        <w:t xml:space="preserve">import</w:t>
+      </w:r>
+      <w:r>
+        <w:rPr>
+          <w:rStyle w:val="NormalTok"/>
+        </w:rPr>
+        <w:t xml:space="preserve"> YOLO</w:t>
+      </w:r>
+      <w:r>
+        <w:br/>
+      </w:r>
+      <w:r>
+        <w:br/>
+      </w:r>
+      <w:r>
+        <w:rPr>
+          <w:rStyle w:val="NormalTok"/>
+        </w:rPr>
+        <w:t xml:space="preserve">model </w:t>
+      </w:r>
+      <w:r>
+        <w:rPr>
+          <w:rStyle w:val="OperatorTok"/>
+        </w:rPr>
+        <w:t xml:space="preserve">=</w:t>
+      </w:r>
+      <w:r>
+        <w:rPr>
+          <w:rStyle w:val="NormalTok"/>
+        </w:rPr>
+        <w:t xml:space="preserve"> YOLO(</w:t>
+      </w:r>
+      <w:r>
+        <w:rPr>
+          <w:rStyle w:val="StringTok"/>
+        </w:rPr>
+        <w:t xml:space="preserve">"yolo26n.pt"</w:t>
+      </w:r>
+      <w:r>
+        <w:rPr>
+          <w:rStyle w:val="NormalTok"/>
+        </w:rPr>
+        <w:t xml:space="preserve">)</w:t>
+      </w:r>
+      <w:r>
+        <w:br/>
+      </w:r>
+      <w:r>
+        <w:br/>
+      </w:r>
+      <w:r>
+        <w:rPr>
+          <w:rStyle w:val="NormalTok"/>
+        </w:rPr>
+        <w:t xml:space="preserve">cap </w:t>
+      </w:r>
+      <w:r>
+        <w:rPr>
+          <w:rStyle w:val="OperatorTok"/>
+        </w:rPr>
+        <w:t xml:space="preserve">=</w:t>
+      </w:r>
+      <w:r>
+        <w:rPr>
+          <w:rStyle w:val="NormalTok"/>
+        </w:rPr>
+        <w:t xml:space="preserve"> cv2.VideoCapture(</w:t>
+      </w:r>
+      <w:r>
+        <w:rPr>
+          <w:rStyle w:val="StringTok"/>
+        </w:rPr>
+        <w:t xml:space="preserve">"data/highway.mp4"</w:t>
+      </w:r>
+      <w:r>
+        <w:rPr>
+          <w:rStyle w:val="NormalTok"/>
+        </w:rPr>
+        <w:t xml:space="preserve">)</w:t>
+      </w:r>
+      <w:r>
+        <w:br/>
+      </w:r>
+      <w:r>
+        <w:rPr>
+          <w:rStyle w:val="NormalTok"/>
+        </w:rPr>
+        <w:t xml:space="preserve">w </w:t>
+      </w:r>
+      <w:r>
+        <w:rPr>
+          <w:rStyle w:val="OperatorTok"/>
+        </w:rPr>
+        <w:t xml:space="preserve">=</w:t>
+      </w:r>
+      <w:r>
+        <w:rPr>
+          <w:rStyle w:val="NormalTok"/>
+        </w:rPr>
+        <w:t xml:space="preserve"> </w:t>
+      </w:r>
+      <w:r>
+        <w:rPr>
+          <w:rStyle w:val="BuiltInTok"/>
+        </w:rPr>
+        <w:t xml:space="preserve">int</w:t>
+      </w:r>
+      <w:r>
+        <w:rPr>
+          <w:rStyle w:val="NormalTok"/>
+        </w:rPr>
+        <w:t xml:space="preserve">(cap.get(cv2.CAP_PROP_FRAME_WIDTH))</w:t>
+      </w:r>
+      <w:r>
+        <w:br/>
+      </w:r>
+      <w:r>
+        <w:rPr>
+          <w:rStyle w:val="NormalTok"/>
+        </w:rPr>
+        <w:t xml:space="preserve">h </w:t>
+      </w:r>
+      <w:r>
+        <w:rPr>
+          <w:rStyle w:val="OperatorTok"/>
+        </w:rPr>
+        <w:t xml:space="preserve">=</w:t>
+      </w:r>
+      <w:r>
+        <w:rPr>
+          <w:rStyle w:val="NormalTok"/>
+        </w:rPr>
+        <w:t xml:space="preserve"> </w:t>
+      </w:r>
+      <w:r>
+        <w:rPr>
+          <w:rStyle w:val="BuiltInTok"/>
+        </w:rPr>
+        <w:t xml:space="preserve">int</w:t>
+      </w:r>
+      <w:r>
+        <w:rPr>
+          <w:rStyle w:val="NormalTok"/>
+        </w:rPr>
+        <w:t xml:space="preserve">(cap.get(cv2.CAP_PROP_FRAME_HEIGHT))</w:t>
+      </w:r>
+      <w:r>
+        <w:br/>
+      </w:r>
+      <w:r>
+        <w:rPr>
+          <w:rStyle w:val="NormalTok"/>
+        </w:rPr>
+        <w:t xml:space="preserve">cap.release()</w:t>
+      </w:r>
+      <w:r>
+        <w:br/>
+      </w:r>
+      <w:r>
+        <w:rPr>
+          <w:rStyle w:val="NormalTok"/>
+        </w:rPr>
+        <w:t xml:space="preserve">LINE_Y </w:t>
+      </w:r>
+      <w:r>
+        <w:rPr>
+          <w:rStyle w:val="OperatorTok"/>
+        </w:rPr>
+        <w:t xml:space="preserve">=</w:t>
+      </w:r>
+      <w:r>
+        <w:rPr>
+          <w:rStyle w:val="NormalTok"/>
+        </w:rPr>
+        <w:t xml:space="preserve"> h </w:t>
+      </w:r>
+      <w:r>
+        <w:rPr>
+          <w:rStyle w:val="OperatorTok"/>
+        </w:rPr>
+        <w:t xml:space="preserve">//</w:t>
+      </w:r>
+      <w:r>
+        <w:rPr>
+          <w:rStyle w:val="NormalTok"/>
+        </w:rPr>
+        <w:t xml:space="preserve"> </w:t>
+      </w:r>
+      <w:r>
+        <w:rPr>
+          <w:rStyle w:val="DecValTok"/>
+        </w:rPr>
+        <w:t xml:space="preserve">2</w:t>
+      </w:r>
+      <w:r>
+        <w:br/>
+      </w:r>
+      <w:r>
+        <w:br/>
+      </w:r>
+      <w:r>
+        <w:rPr>
+          <w:rStyle w:val="NormalTok"/>
+        </w:rPr>
+        <w:t xml:space="preserve">VEHICLES </w:t>
+      </w:r>
+      <w:r>
+        <w:rPr>
+          <w:rStyle w:val="OperatorTok"/>
+        </w:rPr>
+        <w:t xml:space="preserve">=</w:t>
+      </w:r>
+      <w:r>
+        <w:rPr>
+          <w:rStyle w:val="NormalTok"/>
+        </w:rPr>
+        <w:t xml:space="preserve"> [</w:t>
+      </w:r>
+      <w:r>
+        <w:rPr>
+          <w:rStyle w:val="DecValTok"/>
+        </w:rPr>
+        <w:t xml:space="preserve">2</w:t>
+      </w:r>
+      <w:r>
+        <w:rPr>
+          <w:rStyle w:val="NormalTok"/>
+        </w:rPr>
+        <w:t xml:space="preserve">, </w:t>
+      </w:r>
+      <w:r>
+        <w:rPr>
+          <w:rStyle w:val="DecValTok"/>
+        </w:rPr>
+        <w:t xml:space="preserve">3</w:t>
+      </w:r>
+      <w:r>
+        <w:rPr>
+          <w:rStyle w:val="NormalTok"/>
+        </w:rPr>
+        <w:t xml:space="preserve">, </w:t>
+      </w:r>
+      <w:r>
+        <w:rPr>
+          <w:rStyle w:val="DecValTok"/>
+        </w:rPr>
+        <w:t xml:space="preserve">5</w:t>
+      </w:r>
+      <w:r>
+        <w:rPr>
+          <w:rStyle w:val="NormalTok"/>
+        </w:rPr>
+        <w:t xml:space="preserve">, </w:t>
+      </w:r>
+      <w:r>
+        <w:rPr>
+          <w:rStyle w:val="DecValTok"/>
+        </w:rPr>
+        <w:t xml:space="preserve">7</w:t>
+      </w:r>
+      <w:r>
+        <w:rPr>
+          <w:rStyle w:val="NormalTok"/>
+        </w:rPr>
+        <w:t xml:space="preserve">]     </w:t>
+      </w:r>
+      <w:r>
+        <w:rPr>
+          <w:rStyle w:val="CommentTok"/>
+        </w:rPr>
+        <w:t xml:space="preserve"># car, motorcycle, bus, truck</w:t>
+      </w:r>
+      <w:r>
+        <w:br/>
+      </w:r>
+      <w:r>
+        <w:rPr>
+          <w:rStyle w:val="NormalTok"/>
+        </w:rPr>
+        <w:t xml:space="preserve">prev_cy, counted, count </w:t>
+      </w:r>
+      <w:r>
+        <w:rPr>
+          <w:rStyle w:val="OperatorTok"/>
+        </w:rPr>
+        <w:t xml:space="preserve">=</w:t>
+      </w:r>
+      <w:r>
+        <w:rPr>
+          <w:rStyle w:val="NormalTok"/>
+        </w:rPr>
+        <w:t xml:space="preserve"> {}, </w:t>
+      </w:r>
+      <w:r>
+        <w:rPr>
+          <w:rStyle w:val="BuiltInTok"/>
+        </w:rPr>
+        <w:t xml:space="preserve">set</w:t>
+      </w:r>
+      <w:r>
+        <w:rPr>
+          <w:rStyle w:val="NormalTok"/>
+        </w:rPr>
+        <w:t xml:space="preserve">(), </w:t>
+      </w:r>
+      <w:r>
+        <w:rPr>
+          <w:rStyle w:val="DecValTok"/>
+        </w:rPr>
+        <w:t xml:space="preserve">0</w:t>
+      </w:r>
+      <w:r>
+        <w:br/>
+      </w:r>
+      <w:r>
+        <w:br/>
+      </w:r>
+      <w:r>
+        <w:rPr>
+          <w:rStyle w:val="NormalTok"/>
+        </w:rPr>
+        <w:t xml:space="preserve">results </w:t>
+      </w:r>
+      <w:r>
+        <w:rPr>
+          <w:rStyle w:val="OperatorTok"/>
+        </w:rPr>
+        <w:t xml:space="preserve">=</w:t>
+      </w:r>
+      <w:r>
+        <w:rPr>
+          <w:rStyle w:val="NormalTok"/>
+        </w:rPr>
+        <w:t xml:space="preserve"> model.track(source</w:t>
+      </w:r>
+      <w:r>
+        <w:rPr>
+          <w:rStyle w:val="OperatorTok"/>
+        </w:rPr>
+        <w:t xml:space="preserve">=</w:t>
+      </w:r>
+      <w:r>
+        <w:rPr>
+          <w:rStyle w:val="StringTok"/>
+        </w:rPr>
+        <w:t xml:space="preserve">"data/highway.mp4"</w:t>
+      </w:r>
+      <w:r>
+        <w:rPr>
+          <w:rStyle w:val="NormalTok"/>
+        </w:rPr>
+        <w:t xml:space="preserve">, tracker</w:t>
+      </w:r>
+      <w:r>
+        <w:rPr>
+          <w:rStyle w:val="OperatorTok"/>
+        </w:rPr>
+        <w:t xml:space="preserve">=</w:t>
+      </w:r>
+      <w:r>
+        <w:rPr>
+          <w:rStyle w:val="StringTok"/>
+        </w:rPr>
+        <w:t xml:space="preserve">"bytetrack.yaml"</w:t>
+      </w:r>
+      <w:r>
+        <w:rPr>
+          <w:rStyle w:val="NormalTok"/>
+        </w:rPr>
+        <w:t xml:space="preserve">,</w:t>
+      </w:r>
+      <w:r>
+        <w:br/>
+      </w:r>
+      <w:r>
+        <w:rPr>
+          <w:rStyle w:val="NormalTok"/>
+        </w:rPr>
+        <w:t xml:space="preserve">                      persist</w:t>
+      </w:r>
+      <w:r>
+        <w:rPr>
+          <w:rStyle w:val="OperatorTok"/>
+        </w:rPr>
+        <w:t xml:space="preserve">=</w:t>
+      </w:r>
+      <w:r>
+        <w:rPr>
+          <w:rStyle w:val="VariableTok"/>
+        </w:rPr>
+        <w:t xml:space="preserve">True</w:t>
+      </w:r>
+      <w:r>
+        <w:rPr>
+          <w:rStyle w:val="NormalTok"/>
+        </w:rPr>
+        <w:t xml:space="preserve">, stream</w:t>
+      </w:r>
+      <w:r>
+        <w:rPr>
+          <w:rStyle w:val="OperatorTok"/>
+        </w:rPr>
+        <w:t xml:space="preserve">=</w:t>
+      </w:r>
+      <w:r>
+        <w:rPr>
+          <w:rStyle w:val="VariableTok"/>
+        </w:rPr>
+        <w:t xml:space="preserve">True</w:t>
+      </w:r>
+      <w:r>
+        <w:rPr>
+          <w:rStyle w:val="NormalTok"/>
+        </w:rPr>
+        <w:t xml:space="preserve">, classes</w:t>
+      </w:r>
+      <w:r>
+        <w:rPr>
+          <w:rStyle w:val="OperatorTok"/>
+        </w:rPr>
+        <w:t xml:space="preserve">=</w:t>
+      </w:r>
+      <w:r>
+        <w:rPr>
+          <w:rStyle w:val="NormalTok"/>
+        </w:rPr>
+        <w:t xml:space="preserve">VEHICLES, device</w:t>
+      </w:r>
+      <w:r>
+        <w:rPr>
+          <w:rStyle w:val="OperatorTok"/>
+        </w:rPr>
+        <w:t xml:space="preserve">=</w:t>
+      </w:r>
+      <w:r>
+        <w:rPr>
+          <w:rStyle w:val="DecValTok"/>
+        </w:rPr>
+        <w:t xml:space="preserve">0</w:t>
+      </w:r>
+      <w:r>
+        <w:rPr>
+          <w:rStyle w:val="NormalTok"/>
+        </w:rPr>
+        <w:t xml:space="preserve">)</w:t>
+      </w:r>
+      <w:r>
+        <w:br/>
+      </w:r>
+      <w:r>
+        <w:br/>
+      </w:r>
+      <w:r>
+        <w:rPr>
+          <w:rStyle w:val="ControlFlowTok"/>
+        </w:rPr>
+        <w:t xml:space="preserve">for</w:t>
+      </w:r>
+      <w:r>
+        <w:rPr>
+          <w:rStyle w:val="NormalTok"/>
+        </w:rPr>
+        <w:t xml:space="preserve"> r </w:t>
+      </w:r>
+      <w:r>
+        <w:rPr>
+          <w:rStyle w:val="KeywordTok"/>
+        </w:rPr>
+        <w:t xml:space="preserve">in</w:t>
+      </w:r>
+      <w:r>
+        <w:rPr>
+          <w:rStyle w:val="NormalTok"/>
+        </w:rPr>
+        <w:t xml:space="preserve"> results:</w:t>
+      </w:r>
+      <w:r>
+        <w:br/>
+      </w:r>
+      <w:r>
+        <w:rPr>
+          <w:rStyle w:val="NormalTok"/>
+        </w:rPr>
+        <w:t xml:space="preserve">    frame </w:t>
+      </w:r>
+      <w:r>
+        <w:rPr>
+          <w:rStyle w:val="OperatorTok"/>
+        </w:rPr>
+        <w:t xml:space="preserve">=</w:t>
+      </w:r>
+      <w:r>
+        <w:rPr>
+          <w:rStyle w:val="NormalTok"/>
+        </w:rPr>
+        <w:t xml:space="preserve"> r.orig_img</w:t>
+      </w:r>
+      <w:r>
+        <w:br/>
+      </w:r>
+      <w:r>
+        <w:rPr>
+          <w:rStyle w:val="NormalTok"/>
+        </w:rPr>
+        <w:t xml:space="preserve">    cv2.line(frame, (</w:t>
+      </w:r>
+      <w:r>
+        <w:rPr>
+          <w:rStyle w:val="DecValTok"/>
+        </w:rPr>
+        <w:t xml:space="preserve">0</w:t>
+      </w:r>
+      <w:r>
+        <w:rPr>
+          <w:rStyle w:val="NormalTok"/>
+        </w:rPr>
+        <w:t xml:space="preserve">, LINE_Y), (w, LINE_Y), (</w:t>
+      </w:r>
+      <w:r>
+        <w:rPr>
+          <w:rStyle w:val="DecValTok"/>
+        </w:rPr>
+        <w:t xml:space="preserve">255</w:t>
+      </w:r>
+      <w:r>
+        <w:rPr>
+          <w:rStyle w:val="NormalTok"/>
+        </w:rPr>
+        <w:t xml:space="preserve">, </w:t>
+      </w:r>
+      <w:r>
+        <w:rPr>
+          <w:rStyle w:val="DecValTok"/>
+        </w:rPr>
+        <w:t xml:space="preserve">0</w:t>
+      </w:r>
+      <w:r>
+        <w:rPr>
+          <w:rStyle w:val="NormalTok"/>
+        </w:rPr>
+        <w:t xml:space="preserve">, </w:t>
+      </w:r>
+      <w:r>
+        <w:rPr>
+          <w:rStyle w:val="DecValTok"/>
+        </w:rPr>
+        <w:t xml:space="preserve">255</w:t>
+      </w:r>
+      <w:r>
+        <w:rPr>
+          <w:rStyle w:val="NormalTok"/>
+        </w:rPr>
+        <w:t xml:space="preserve">), </w:t>
+      </w:r>
+      <w:r>
+        <w:rPr>
+          <w:rStyle w:val="DecValTok"/>
+        </w:rPr>
+        <w:t xml:space="preserve">2</w:t>
+      </w:r>
+      <w:r>
+        <w:rPr>
+          <w:rStyle w:val="NormalTok"/>
+        </w:rPr>
+        <w:t xml:space="preserve">)</w:t>
+      </w:r>
+      <w:r>
+        <w:br/>
+      </w:r>
+      <w:r>
+        <w:rPr>
+          <w:rStyle w:val="NormalTok"/>
+        </w:rPr>
+        <w:t xml:space="preserve">    </w:t>
+      </w:r>
+      <w:r>
+        <w:rPr>
+          <w:rStyle w:val="ControlFlowTok"/>
+        </w:rPr>
+        <w:t xml:space="preserve">if</w:t>
+      </w:r>
+      <w:r>
+        <w:rPr>
+          <w:rStyle w:val="NormalTok"/>
+        </w:rPr>
+        <w:t xml:space="preserve"> r.boxes.</w:t>
+      </w:r>
+      <w:r>
+        <w:rPr>
+          <w:rStyle w:val="BuiltInTok"/>
+        </w:rPr>
+        <w:t xml:space="preserve">id</w:t>
+      </w:r>
+      <w:r>
+        <w:rPr>
+          <w:rStyle w:val="NormalTok"/>
+        </w:rPr>
+        <w:t xml:space="preserve"> </w:t>
+      </w:r>
+      <w:r>
+        <w:rPr>
+          <w:rStyle w:val="KeywordTok"/>
+        </w:rPr>
+        <w:t xml:space="preserve">is</w:t>
+      </w:r>
+      <w:r>
+        <w:rPr>
+          <w:rStyle w:val="NormalTok"/>
+        </w:rPr>
+        <w:t xml:space="preserve"> </w:t>
+      </w:r>
+      <w:r>
+        <w:rPr>
+          <w:rStyle w:val="KeywordTok"/>
+        </w:rPr>
+        <w:t xml:space="preserve">not</w:t>
+      </w:r>
+      <w:r>
+        <w:rPr>
+          <w:rStyle w:val="NormalTok"/>
+        </w:rPr>
+        <w:t xml:space="preserve"> </w:t>
+      </w:r>
+      <w:r>
+        <w:rPr>
+          <w:rStyle w:val="VariableTok"/>
+        </w:rPr>
+        <w:t xml:space="preserve">None</w:t>
+      </w:r>
+      <w:r>
+        <w:rPr>
+          <w:rStyle w:val="NormalTok"/>
+        </w:rPr>
+        <w:t xml:space="preserve">:</w:t>
+      </w:r>
+      <w:r>
+        <w:br/>
+      </w:r>
+      <w:r>
+        <w:rPr>
+          <w:rStyle w:val="NormalTok"/>
+        </w:rPr>
+        <w:t xml:space="preserve">        boxes </w:t>
+      </w:r>
+      <w:r>
+        <w:rPr>
+          <w:rStyle w:val="OperatorTok"/>
+        </w:rPr>
+        <w:t xml:space="preserve">=</w:t>
+      </w:r>
+      <w:r>
+        <w:rPr>
+          <w:rStyle w:val="NormalTok"/>
+        </w:rPr>
+        <w:t xml:space="preserve"> r.boxes.xyxy.cpu().numpy()</w:t>
+      </w:r>
+      <w:r>
+        <w:br/>
+      </w:r>
+      <w:r>
+        <w:rPr>
+          <w:rStyle w:val="NormalTok"/>
+        </w:rPr>
+        <w:t xml:space="preserve">        ids </w:t>
+      </w:r>
+      <w:r>
+        <w:rPr>
+          <w:rStyle w:val="OperatorTok"/>
+        </w:rPr>
+        <w:t xml:space="preserve">=</w:t>
+      </w:r>
+      <w:r>
+        <w:rPr>
+          <w:rStyle w:val="NormalTok"/>
+        </w:rPr>
+        <w:t xml:space="preserve"> r.boxes.</w:t>
+      </w:r>
+      <w:r>
+        <w:rPr>
+          <w:rStyle w:val="BuiltInTok"/>
+        </w:rPr>
+        <w:t xml:space="preserve">id</w:t>
+      </w:r>
+      <w:r>
+        <w:rPr>
+          <w:rStyle w:val="NormalTok"/>
+        </w:rPr>
+        <w:t xml:space="preserve">.</w:t>
+      </w:r>
+      <w:r>
+        <w:rPr>
+          <w:rStyle w:val="BuiltInTok"/>
+        </w:rPr>
+        <w:t xml:space="preserve">int</w:t>
+      </w:r>
+      <w:r>
+        <w:rPr>
+          <w:rStyle w:val="NormalTok"/>
+        </w:rPr>
+        <w:t xml:space="preserve">().cpu().tolist()</w:t>
+      </w:r>
+      <w:r>
+        <w:br/>
+      </w:r>
+      <w:r>
+        <w:rPr>
+          <w:rStyle w:val="NormalTok"/>
+        </w:rPr>
+        <w:t xml:space="preserve">        </w:t>
+      </w:r>
+      <w:r>
+        <w:rPr>
+          <w:rStyle w:val="ControlFlowTok"/>
+        </w:rPr>
+        <w:t xml:space="preserve">for</w:t>
+      </w:r>
+      <w:r>
+        <w:rPr>
+          <w:rStyle w:val="NormalTok"/>
+        </w:rPr>
+        <w:t xml:space="preserve"> (x1, y1, x2, y2), tid </w:t>
+      </w:r>
+      <w:r>
+        <w:rPr>
+          <w:rStyle w:val="KeywordTok"/>
+        </w:rPr>
+        <w:t xml:space="preserve">in</w:t>
+      </w:r>
+      <w:r>
+        <w:rPr>
+          <w:rStyle w:val="NormalTok"/>
+        </w:rPr>
+        <w:t xml:space="preserve"> </w:t>
+      </w:r>
+      <w:r>
+        <w:rPr>
+          <w:rStyle w:val="BuiltInTok"/>
+        </w:rPr>
+        <w:t xml:space="preserve">zip</w:t>
+      </w:r>
+      <w:r>
+        <w:rPr>
+          <w:rStyle w:val="NormalTok"/>
+        </w:rPr>
+        <w:t xml:space="preserve">(boxes, ids):</w:t>
+      </w:r>
+      <w:r>
+        <w:br/>
+      </w:r>
+      <w:r>
+        <w:rPr>
+          <w:rStyle w:val="NormalTok"/>
+        </w:rPr>
+        <w:t xml:space="preserve">            cy </w:t>
+      </w:r>
+      <w:r>
+        <w:rPr>
+          <w:rStyle w:val="OperatorTok"/>
+        </w:rPr>
+        <w:t xml:space="preserve">=</w:t>
+      </w:r>
+      <w:r>
+        <w:rPr>
+          <w:rStyle w:val="NormalTok"/>
+        </w:rPr>
+        <w:t xml:space="preserve"> </w:t>
+      </w:r>
+      <w:r>
+        <w:rPr>
+          <w:rStyle w:val="BuiltInTok"/>
+        </w:rPr>
+        <w:t xml:space="preserve">int</w:t>
+      </w:r>
+      <w:r>
+        <w:rPr>
+          <w:rStyle w:val="NormalTok"/>
+        </w:rPr>
+        <w:t xml:space="preserve">((y1 </w:t>
+      </w:r>
+      <w:r>
+        <w:rPr>
+          <w:rStyle w:val="OperatorTok"/>
+        </w:rPr>
+        <w:t xml:space="preserve">+</w:t>
+      </w:r>
+      <w:r>
+        <w:rPr>
+          <w:rStyle w:val="NormalTok"/>
+        </w:rPr>
+        <w:t xml:space="preserve"> y2) </w:t>
+      </w:r>
+      <w:r>
+        <w:rPr>
+          <w:rStyle w:val="OperatorTok"/>
+        </w:rPr>
+        <w:t xml:space="preserve">/</w:t>
+      </w:r>
+      <w:r>
+        <w:rPr>
+          <w:rStyle w:val="NormalTok"/>
+        </w:rPr>
+        <w:t xml:space="preserve"> </w:t>
+      </w:r>
+      <w:r>
+        <w:rPr>
+          <w:rStyle w:val="DecValTok"/>
+        </w:rPr>
+        <w:t xml:space="preserve">2</w:t>
+      </w:r>
+      <w:r>
+        <w:rPr>
+          <w:rStyle w:val="NormalTok"/>
+        </w:rPr>
+        <w:t xml:space="preserve">)</w:t>
+      </w:r>
+      <w:r>
+        <w:br/>
+      </w:r>
+      <w:r>
+        <w:rPr>
+          <w:rStyle w:val="NormalTok"/>
+        </w:rPr>
+        <w:t xml:space="preserve">            </w:t>
+      </w:r>
+      <w:r>
+        <w:rPr>
+          <w:rStyle w:val="ControlFlowTok"/>
+        </w:rPr>
+        <w:t xml:space="preserve">if</w:t>
+      </w:r>
+      <w:r>
+        <w:rPr>
+          <w:rStyle w:val="NormalTok"/>
+        </w:rPr>
+        <w:t xml:space="preserve"> tid </w:t>
+      </w:r>
+      <w:r>
+        <w:rPr>
+          <w:rStyle w:val="KeywordTok"/>
+        </w:rPr>
+        <w:t xml:space="preserve">in</w:t>
+      </w:r>
+      <w:r>
+        <w:rPr>
+          <w:rStyle w:val="NormalTok"/>
+        </w:rPr>
+        <w:t xml:space="preserve"> prev_cy </w:t>
+      </w:r>
+      <w:r>
+        <w:rPr>
+          <w:rStyle w:val="KeywordTok"/>
+        </w:rPr>
+        <w:t xml:space="preserve">and</w:t>
+      </w:r>
+      <w:r>
+        <w:rPr>
+          <w:rStyle w:val="NormalTok"/>
+        </w:rPr>
+        <w:t xml:space="preserve"> tid </w:t>
+      </w:r>
+      <w:r>
+        <w:rPr>
+          <w:rStyle w:val="KeywordTok"/>
+        </w:rPr>
+        <w:t xml:space="preserve">not</w:t>
+      </w:r>
+      <w:r>
+        <w:rPr>
+          <w:rStyle w:val="NormalTok"/>
+        </w:rPr>
+        <w:t xml:space="preserve"> </w:t>
+      </w:r>
+      <w:r>
+        <w:rPr>
+          <w:rStyle w:val="KeywordTok"/>
+        </w:rPr>
+        <w:t xml:space="preserve">in</w:t>
+      </w:r>
+      <w:r>
+        <w:rPr>
+          <w:rStyle w:val="NormalTok"/>
+        </w:rPr>
+        <w:t xml:space="preserve"> counted:</w:t>
+      </w:r>
+      <w:r>
+        <w:br/>
+      </w:r>
+      <w:r>
+        <w:rPr>
+          <w:rStyle w:val="NormalTok"/>
+        </w:rPr>
+        <w:t xml:space="preserve">                </w:t>
+      </w:r>
+      <w:r>
+        <w:rPr>
+          <w:rStyle w:val="ControlFlowTok"/>
+        </w:rPr>
+        <w:t xml:space="preserve">if</w:t>
+      </w:r>
+      <w:r>
+        <w:rPr>
+          <w:rStyle w:val="NormalTok"/>
+        </w:rPr>
+        <w:t xml:space="preserve"> (prev_cy[tid] </w:t>
+      </w:r>
+      <w:r>
+        <w:rPr>
+          <w:rStyle w:val="OperatorTok"/>
+        </w:rPr>
+        <w:t xml:space="preserve">-</w:t>
+      </w:r>
+      <w:r>
+        <w:rPr>
+          <w:rStyle w:val="NormalTok"/>
+        </w:rPr>
+        <w:t xml:space="preserve"> LINE_Y) </w:t>
+      </w:r>
+      <w:r>
+        <w:rPr>
+          <w:rStyle w:val="OperatorTok"/>
+        </w:rPr>
+        <w:t xml:space="preserve">*</w:t>
+      </w:r>
+      <w:r>
+        <w:rPr>
+          <w:rStyle w:val="NormalTok"/>
+        </w:rPr>
+        <w:t xml:space="preserve"> (cy </w:t>
+      </w:r>
+      <w:r>
+        <w:rPr>
+          <w:rStyle w:val="OperatorTok"/>
+        </w:rPr>
+        <w:t xml:space="preserve">-</w:t>
+      </w:r>
+      <w:r>
+        <w:rPr>
+          <w:rStyle w:val="NormalTok"/>
+        </w:rPr>
+        <w:t xml:space="preserve"> LINE_Y) </w:t>
+      </w:r>
+      <w:r>
+        <w:rPr>
+          <w:rStyle w:val="OperatorTok"/>
+        </w:rPr>
+        <w:t xml:space="preserve">&lt;</w:t>
+      </w:r>
+      <w:r>
+        <w:rPr>
+          <w:rStyle w:val="NormalTok"/>
+        </w:rPr>
+        <w:t xml:space="preserve"> </w:t>
+      </w:r>
+      <w:r>
+        <w:rPr>
+          <w:rStyle w:val="DecValTok"/>
+        </w:rPr>
+        <w:t xml:space="preserve">0</w:t>
+      </w:r>
+      <w:r>
+        <w:rPr>
+          <w:rStyle w:val="NormalTok"/>
+        </w:rPr>
+        <w:t xml:space="preserve">:</w:t>
+      </w:r>
+      <w:r>
+        <w:br/>
+      </w:r>
+      <w:r>
+        <w:rPr>
+          <w:rStyle w:val="NormalTok"/>
+        </w:rPr>
+        <w:t xml:space="preserve">                    count </w:t>
+      </w:r>
+      <w:r>
+        <w:rPr>
+          <w:rStyle w:val="OperatorTok"/>
+        </w:rPr>
+        <w:t xml:space="preserve">+=</w:t>
+      </w:r>
+      <w:r>
+        <w:rPr>
+          <w:rStyle w:val="NormalTok"/>
+        </w:rPr>
+        <w:t xml:space="preserve"> </w:t>
+      </w:r>
+      <w:r>
+        <w:rPr>
+          <w:rStyle w:val="DecValTok"/>
+        </w:rPr>
+        <w:t xml:space="preserve">1</w:t>
+      </w:r>
+      <w:r>
+        <w:br/>
+      </w:r>
+      <w:r>
+        <w:rPr>
+          <w:rStyle w:val="NormalTok"/>
+        </w:rPr>
+        <w:t xml:space="preserve">                    counted.add(tid)</w:t>
+      </w:r>
+      <w:r>
+        <w:br/>
+      </w:r>
+      <w:r>
+        <w:rPr>
+          <w:rStyle w:val="NormalTok"/>
+        </w:rPr>
+        <w:t xml:space="preserve">            prev_cy[tid] </w:t>
+      </w:r>
+      <w:r>
+        <w:rPr>
+          <w:rStyle w:val="OperatorTok"/>
+        </w:rPr>
+        <w:t xml:space="preserve">=</w:t>
+      </w:r>
+      <w:r>
+        <w:rPr>
+          <w:rStyle w:val="NormalTok"/>
+        </w:rPr>
+        <w:t xml:space="preserve"> cy</w:t>
+      </w:r>
+      <w:r>
+        <w:br/>
+      </w:r>
+      <w:r>
+        <w:rPr>
+          <w:rStyle w:val="NormalTok"/>
+        </w:rPr>
+        <w:t xml:space="preserve">            cv2.rectangle(frame, (</w:t>
+      </w:r>
+      <w:r>
+        <w:rPr>
+          <w:rStyle w:val="BuiltInTok"/>
+        </w:rPr>
+        <w:t xml:space="preserve">int</w:t>
+      </w:r>
+      <w:r>
+        <w:rPr>
+          <w:rStyle w:val="NormalTok"/>
+        </w:rPr>
+        <w:t xml:space="preserve">(x1), </w:t>
+      </w:r>
+      <w:r>
+        <w:rPr>
+          <w:rStyle w:val="BuiltInTok"/>
+        </w:rPr>
+        <w:t xml:space="preserve">int</w:t>
+      </w:r>
+      <w:r>
+        <w:rPr>
+          <w:rStyle w:val="NormalTok"/>
+        </w:rPr>
+        <w:t xml:space="preserve">(y1)), (</w:t>
+      </w:r>
+      <w:r>
+        <w:rPr>
+          <w:rStyle w:val="BuiltInTok"/>
+        </w:rPr>
+        <w:t xml:space="preserve">int</w:t>
+      </w:r>
+      <w:r>
+        <w:rPr>
+          <w:rStyle w:val="NormalTok"/>
+        </w:rPr>
+        <w:t xml:space="preserve">(x2), </w:t>
+      </w:r>
+      <w:r>
+        <w:rPr>
+          <w:rStyle w:val="BuiltInTok"/>
+        </w:rPr>
+        <w:t xml:space="preserve">int</w:t>
+      </w:r>
+      <w:r>
+        <w:rPr>
+          <w:rStyle w:val="NormalTok"/>
+        </w:rPr>
+        <w:t xml:space="preserve">(y2)), (</w:t>
+      </w:r>
+      <w:r>
+        <w:rPr>
+          <w:rStyle w:val="DecValTok"/>
+        </w:rPr>
+        <w:t xml:space="preserve">0</w:t>
+      </w:r>
+      <w:r>
+        <w:rPr>
+          <w:rStyle w:val="NormalTok"/>
+        </w:rPr>
+        <w:t xml:space="preserve">, </w:t>
+      </w:r>
+      <w:r>
+        <w:rPr>
+          <w:rStyle w:val="DecValTok"/>
+        </w:rPr>
+        <w:t xml:space="preserve">255</w:t>
+      </w:r>
+      <w:r>
+        <w:rPr>
+          <w:rStyle w:val="NormalTok"/>
+        </w:rPr>
+        <w:t xml:space="preserve">, </w:t>
+      </w:r>
+      <w:r>
+        <w:rPr>
+          <w:rStyle w:val="DecValTok"/>
+        </w:rPr>
+        <w:t xml:space="preserve">0</w:t>
+      </w:r>
+      <w:r>
+        <w:rPr>
+          <w:rStyle w:val="NormalTok"/>
+        </w:rPr>
+        <w:t xml:space="preserve">), </w:t>
+      </w:r>
+      <w:r>
+        <w:rPr>
+          <w:rStyle w:val="DecValTok"/>
+        </w:rPr>
+        <w:t xml:space="preserve">2</w:t>
+      </w:r>
+      <w:r>
+        <w:rPr>
+          <w:rStyle w:val="NormalTok"/>
+        </w:rPr>
+        <w:t xml:space="preserve">)</w:t>
+      </w:r>
+      <w:r>
+        <w:br/>
+      </w:r>
+      <w:r>
+        <w:rPr>
+          <w:rStyle w:val="NormalTok"/>
+        </w:rPr>
+        <w:t xml:space="preserve">            cv2.putText(frame, </w:t>
+      </w:r>
+      <w:r>
+        <w:rPr>
+          <w:rStyle w:val="BuiltInTok"/>
+        </w:rPr>
+        <w:t xml:space="preserve">str</w:t>
+      </w:r>
+      <w:r>
+        <w:rPr>
+          <w:rStyle w:val="NormalTok"/>
+        </w:rPr>
+        <w:t xml:space="preserve">(tid), (</w:t>
+      </w:r>
+      <w:r>
+        <w:rPr>
+          <w:rStyle w:val="BuiltInTok"/>
+        </w:rPr>
+        <w:t xml:space="preserve">int</w:t>
+      </w:r>
+      <w:r>
+        <w:rPr>
+          <w:rStyle w:val="NormalTok"/>
+        </w:rPr>
+        <w:t xml:space="preserve">(x1), </w:t>
+      </w:r>
+      <w:r>
+        <w:rPr>
+          <w:rStyle w:val="BuiltInTok"/>
+        </w:rPr>
+        <w:t xml:space="preserve">int</w:t>
+      </w:r>
+      <w:r>
+        <w:rPr>
+          <w:rStyle w:val="NormalTok"/>
+        </w:rPr>
+        <w:t xml:space="preserve">(y1) </w:t>
+      </w:r>
+      <w:r>
+        <w:rPr>
+          <w:rStyle w:val="OperatorTok"/>
+        </w:rPr>
+        <w:t xml:space="preserve">-</w:t>
+      </w:r>
+      <w:r>
+        <w:rPr>
+          <w:rStyle w:val="NormalTok"/>
+        </w:rPr>
+        <w:t xml:space="preserve"> </w:t>
+      </w:r>
+      <w:r>
+        <w:rPr>
+          <w:rStyle w:val="DecValTok"/>
+        </w:rPr>
+        <w:t xml:space="preserve">5</w:t>
+      </w:r>
+      <w:r>
+        <w:rPr>
+          <w:rStyle w:val="NormalTok"/>
+        </w:rPr>
+        <w:t xml:space="preserve">),</w:t>
+      </w:r>
+      <w:r>
+        <w:br/>
+      </w:r>
+      <w:r>
+        <w:rPr>
+          <w:rStyle w:val="NormalTok"/>
+        </w:rPr>
+        <w:t xml:space="preserve">                        cv2.FONT_HERSHEY_SIMPLEX, </w:t>
+      </w:r>
+      <w:r>
+        <w:rPr>
+          <w:rStyle w:val="FloatTok"/>
+        </w:rPr>
+        <w:t xml:space="preserve">0.5</w:t>
+      </w:r>
+      <w:r>
+        <w:rPr>
+          <w:rStyle w:val="NormalTok"/>
+        </w:rPr>
+        <w:t xml:space="preserve">, (</w:t>
+      </w:r>
+      <w:r>
+        <w:rPr>
+          <w:rStyle w:val="DecValTok"/>
+        </w:rPr>
+        <w:t xml:space="preserve">0</w:t>
+      </w:r>
+      <w:r>
+        <w:rPr>
+          <w:rStyle w:val="NormalTok"/>
+        </w:rPr>
+        <w:t xml:space="preserve">, </w:t>
+      </w:r>
+      <w:r>
+        <w:rPr>
+          <w:rStyle w:val="DecValTok"/>
+        </w:rPr>
+        <w:t xml:space="preserve">255</w:t>
+      </w:r>
+      <w:r>
+        <w:rPr>
+          <w:rStyle w:val="NormalTok"/>
+        </w:rPr>
+        <w:t xml:space="preserve">, </w:t>
+      </w:r>
+      <w:r>
+        <w:rPr>
+          <w:rStyle w:val="DecValTok"/>
+        </w:rPr>
+        <w:t xml:space="preserve">0</w:t>
+      </w:r>
+      <w:r>
+        <w:rPr>
+          <w:rStyle w:val="NormalTok"/>
+        </w:rPr>
+        <w:t xml:space="preserve">), </w:t>
+      </w:r>
+      <w:r>
+        <w:rPr>
+          <w:rStyle w:val="DecValTok"/>
+        </w:rPr>
+        <w:t xml:space="preserve">1</w:t>
+      </w:r>
+      <w:r>
+        <w:rPr>
+          <w:rStyle w:val="NormalTok"/>
+        </w:rPr>
+        <w:t xml:space="preserve">)</w:t>
+      </w:r>
+      <w:r>
+        <w:br/>
+      </w:r>
+      <w:r>
+        <w:rPr>
+          <w:rStyle w:val="NormalTok"/>
+        </w:rPr>
+        <w:t xml:space="preserve">    cv2.putText(frame, </w:t>
+      </w:r>
+      <w:r>
+        <w:rPr>
+          <w:rStyle w:val="SpecialStringTok"/>
+        </w:rPr>
+        <w:t xml:space="preserve">f"Licznik: </w:t>
+      </w:r>
+      <w:r>
+        <w:rPr>
+          <w:rStyle w:val="SpecialCharTok"/>
+        </w:rPr>
+        <w:t xml:space="preserve">{</w:t>
+      </w:r>
+      <w:r>
+        <w:rPr>
+          <w:rStyle w:val="NormalTok"/>
+        </w:rPr>
+        <w:t xml:space="preserve">count</w:t>
+      </w:r>
+      <w:r>
+        <w:rPr>
+          <w:rStyle w:val="SpecialCharTok"/>
+        </w:rPr>
+        <w:t xml:space="preserve">}</w:t>
+      </w:r>
+      <w:r>
+        <w:rPr>
+          <w:rStyle w:val="SpecialStringTok"/>
+        </w:rPr>
+        <w:t xml:space="preserve">"</w:t>
+      </w:r>
+      <w:r>
+        <w:rPr>
+          <w:rStyle w:val="NormalTok"/>
+        </w:rPr>
+        <w:t xml:space="preserve">, (</w:t>
+      </w:r>
+      <w:r>
+        <w:rPr>
+          <w:rStyle w:val="DecValTok"/>
+        </w:rPr>
+        <w:t xml:space="preserve">20</w:t>
+      </w:r>
+      <w:r>
+        <w:rPr>
+          <w:rStyle w:val="NormalTok"/>
+        </w:rPr>
+        <w:t xml:space="preserve">, </w:t>
+      </w:r>
+      <w:r>
+        <w:rPr>
+          <w:rStyle w:val="DecValTok"/>
+        </w:rPr>
+        <w:t xml:space="preserve">40</w:t>
+      </w:r>
+      <w:r>
+        <w:rPr>
+          <w:rStyle w:val="NormalTok"/>
+        </w:rPr>
+        <w:t xml:space="preserve">),</w:t>
+      </w:r>
+      <w:r>
+        <w:br/>
+      </w:r>
+      <w:r>
+        <w:rPr>
+          <w:rStyle w:val="NormalTok"/>
+        </w:rPr>
+        <w:t xml:space="preserve">                cv2.FONT_HERSHEY_SIMPLEX, </w:t>
+      </w:r>
+      <w:r>
+        <w:rPr>
+          <w:rStyle w:val="DecValTok"/>
+        </w:rPr>
+        <w:t xml:space="preserve">1</w:t>
+      </w:r>
+      <w:r>
+        <w:rPr>
+          <w:rStyle w:val="NormalTok"/>
+        </w:rPr>
+        <w:t xml:space="preserve">, (</w:t>
+      </w:r>
+      <w:r>
+        <w:rPr>
+          <w:rStyle w:val="DecValTok"/>
+        </w:rPr>
+        <w:t xml:space="preserve">0</w:t>
+      </w:r>
+      <w:r>
+        <w:rPr>
+          <w:rStyle w:val="NormalTok"/>
+        </w:rPr>
+        <w:t xml:space="preserve">, </w:t>
+      </w:r>
+      <w:r>
+        <w:rPr>
+          <w:rStyle w:val="DecValTok"/>
+        </w:rPr>
+        <w:t xml:space="preserve">255</w:t>
+      </w:r>
+      <w:r>
+        <w:rPr>
+          <w:rStyle w:val="NormalTok"/>
+        </w:rPr>
+        <w:t xml:space="preserve">, </w:t>
+      </w:r>
+      <w:r>
+        <w:rPr>
+          <w:rStyle w:val="DecValTok"/>
+        </w:rPr>
+        <w:t xml:space="preserve">255</w:t>
+      </w:r>
+      <w:r>
+        <w:rPr>
+          <w:rStyle w:val="NormalTok"/>
+        </w:rPr>
+        <w:t xml:space="preserve">), </w:t>
+      </w:r>
+      <w:r>
+        <w:rPr>
+          <w:rStyle w:val="DecValTok"/>
+        </w:rPr>
+        <w:t xml:space="preserve">2</w:t>
+      </w:r>
+      <w:r>
+        <w:rPr>
+          <w:rStyle w:val="NormalTok"/>
+        </w:rPr>
+        <w:t xml:space="preserve">)</w:t>
+      </w:r>
+      <w:r>
+        <w:br/>
+      </w:r>
+      <w:r>
+        <w:rPr>
+          <w:rStyle w:val="NormalTok"/>
+        </w:rPr>
+        <w:t xml:space="preserve">    cv2.imshow(</w:t>
+      </w:r>
+      <w:r>
+        <w:rPr>
+          <w:rStyle w:val="StringTok"/>
+        </w:rPr>
+        <w:t xml:space="preserve">"Reczny licznik"</w:t>
+      </w:r>
+      <w:r>
+        <w:rPr>
+          <w:rStyle w:val="NormalTok"/>
+        </w:rPr>
+        <w:t xml:space="preserve">, frame)</w:t>
+      </w:r>
+      <w:r>
+        <w:br/>
+      </w:r>
+      <w:r>
+        <w:rPr>
+          <w:rStyle w:val="NormalTok"/>
+        </w:rPr>
+        <w:t xml:space="preserve">    </w:t>
+      </w:r>
+      <w:r>
+        <w:rPr>
+          <w:rStyle w:val="ControlFlowTok"/>
+        </w:rPr>
+        <w:t xml:space="preserve">if</w:t>
+      </w:r>
+      <w:r>
+        <w:rPr>
+          <w:rStyle w:val="NormalTok"/>
+        </w:rPr>
+        <w:t xml:space="preserve"> cv2.waitKey(</w:t>
+      </w:r>
+      <w:r>
+        <w:rPr>
+          <w:rStyle w:val="DecValTok"/>
+        </w:rPr>
+        <w:t xml:space="preserve">1</w:t>
+      </w:r>
+      <w:r>
+        <w:rPr>
+          <w:rStyle w:val="NormalTok"/>
+        </w:rPr>
+        <w:t xml:space="preserve">) </w:t>
+      </w:r>
+      <w:r>
+        <w:rPr>
+          <w:rStyle w:val="OperatorTok"/>
+        </w:rPr>
+        <w:t xml:space="preserve">&amp;</w:t>
+      </w:r>
+      <w:r>
+        <w:rPr>
+          <w:rStyle w:val="NormalTok"/>
+        </w:rPr>
+        <w:t xml:space="preserve"> </w:t>
+      </w:r>
+      <w:r>
+        <w:rPr>
+          <w:rStyle w:val="BaseNTok"/>
+        </w:rPr>
+        <w:t xml:space="preserve">0xFF</w:t>
+      </w:r>
+      <w:r>
+        <w:rPr>
+          <w:rStyle w:val="NormalTok"/>
+        </w:rPr>
+        <w:t xml:space="preserve"> </w:t>
+      </w:r>
+      <w:r>
+        <w:rPr>
+          <w:rStyle w:val="OperatorTok"/>
+        </w:rPr>
+        <w:t xml:space="preserve">==</w:t>
+      </w:r>
+      <w:r>
+        <w:rPr>
+          <w:rStyle w:val="NormalTok"/>
+        </w:rPr>
+        <w:t xml:space="preserve"> </w:t>
+      </w:r>
+      <w:r>
+        <w:rPr>
+          <w:rStyle w:val="BuiltInTok"/>
+        </w:rPr>
+        <w:t xml:space="preserve">ord</w:t>
+      </w:r>
+      <w:r>
+        <w:rPr>
+          <w:rStyle w:val="NormalTok"/>
+        </w:rPr>
+        <w:t xml:space="preserve">(</w:t>
+      </w:r>
+      <w:r>
+        <w:rPr>
+          <w:rStyle w:val="StringTok"/>
+        </w:rPr>
+        <w:t xml:space="preserve">"q"</w:t>
+      </w:r>
+      <w:r>
+        <w:rPr>
+          <w:rStyle w:val="NormalTok"/>
+        </w:rPr>
+        <w:t xml:space="preserve">):</w:t>
+      </w:r>
+      <w:r>
+        <w:br/>
+      </w:r>
+      <w:r>
+        <w:rPr>
+          <w:rStyle w:val="NormalTok"/>
+        </w:rPr>
+        <w:t xml:space="preserve">        </w:t>
+      </w:r>
+      <w:r>
+        <w:rPr>
+          <w:rStyle w:val="ControlFlowTok"/>
+        </w:rPr>
+        <w:t xml:space="preserve">break</w:t>
+      </w:r>
+      <w:r>
+        <w:br/>
+      </w:r>
+      <w:r>
+        <w:rPr>
+          <w:rStyle w:val="NormalTok"/>
+        </w:rPr>
+        <w:t xml:space="preserve">cv2.destroyAllWindows()</w:t>
+      </w:r>
+    </w:p>
+    <w:p>
+      <w:pPr>
+        <w:pStyle w:val="SourceCode"/>
+      </w:pPr>
+      <w:r>
+        <w:rPr>
+          <w:rStyle w:val="VerbatimChar"/>
+        </w:rPr>
+        <w:t xml:space="preserve">python counter_manual.py</w:t>
+      </w:r>
+    </w:p>
+    <w:p>
+      <w:pPr>
+        <w:numPr>
+          <w:ilvl w:val="0"/>
+          <w:numId w:val="1041"/>
+        </w:numPr>
+        <w:pStyle w:val="Compact"/>
+      </w:pPr>
+      <w:r>
+        <w:rPr>
+          <w:b/>
+        </w:rPr>
+        <w:t xml:space="preserve">Sedno:</w:t>
+      </w:r>
+      <w:r>
+        <w:t xml:space="preserve"> </w:t>
+      </w:r>
+      <w:r>
+        <w:rPr>
+          <w:rStyle w:val="VerbatimChar"/>
+        </w:rPr>
+        <w:t xml:space="preserve">(prev - LINE_Y) * (cy - LINE_Y) &lt; 0</w:t>
+      </w:r>
+      <w:r>
+        <w:t xml:space="preserve"> </w:t>
+      </w:r>
+      <w:r>
+        <w:t xml:space="preserve">= zmiana znaku = przecięcie linii.</w:t>
+      </w:r>
+    </w:p>
+    <w:p>
+      <w:pPr>
+        <w:numPr>
+          <w:ilvl w:val="0"/>
+          <w:numId w:val="1041"/>
+        </w:numPr>
+        <w:pStyle w:val="Compact"/>
+      </w:pPr>
+      <w:r>
+        <w:rPr>
+          <w:b/>
+        </w:rPr>
+        <w:t xml:space="preserve">Checkpoint:</w:t>
+      </w:r>
+      <w:r>
+        <w:t xml:space="preserve"> </w:t>
+      </w:r>
+      <w:r>
+        <w:t xml:space="preserve">własny licznik rośnie podobnie jak</w:t>
+      </w:r>
+      <w:r>
+        <w:t xml:space="preserve"> </w:t>
+      </w:r>
+      <w:r>
+        <w:rPr>
+          <w:rStyle w:val="VerbatimChar"/>
+        </w:rPr>
+        <w:t xml:space="preserve">ObjectCounter</w:t>
+      </w:r>
+      <w:r>
+        <w:t xml:space="preserve">. ✅</w:t>
+      </w:r>
+    </w:p>
+    <w:p>
+      <w:pPr>
+        <w:pStyle w:val="FirstParagraph"/>
+      </w:pPr>
+      <w:r>
+        <w:rPr>
+          <w:b/>
+        </w:rPr>
+        <w:t xml:space="preserve">Sterowanie rozmiarem okna</w:t>
+      </w:r>
+      <w:r>
+        <w:t xml:space="preserve"> </w:t>
+      </w:r>
+      <w:r>
+        <w:t xml:space="preserve">(gdy wideo jest np. 4K i okno przerasta ekran) — rozmiar okna</w:t>
+      </w:r>
+      <w:r>
+        <w:t xml:space="preserve"> </w:t>
+      </w:r>
+      <w:r>
+        <w:t xml:space="preserve">nie wpływa na detekcję (model liczy wewnętrznie w 640 px). Dwa sposoby:</w:t>
+      </w:r>
+    </w:p>
+    <w:p>
+      <w:pPr>
+        <w:pStyle w:val="SourceCode"/>
+      </w:pPr>
+      <w:r>
+        <w:rPr>
+          <w:rStyle w:val="CommentTok"/>
+        </w:rPr>
+        <w:t xml:space="preserve"># Sposob 1 (zalecany): okno skalowalne, obraz bez zmian. Dodaj PRZED petla:</w:t>
+      </w:r>
+      <w:r>
+        <w:br/>
+      </w:r>
+      <w:r>
+        <w:rPr>
+          <w:rStyle w:val="NormalTok"/>
+        </w:rPr>
+        <w:t xml:space="preserve">cv2.namedWindow(</w:t>
+      </w:r>
+      <w:r>
+        <w:rPr>
+          <w:rStyle w:val="StringTok"/>
+        </w:rPr>
+        <w:t xml:space="preserve">"Reczny licznik"</w:t>
+      </w:r>
+      <w:r>
+        <w:rPr>
+          <w:rStyle w:val="NormalTok"/>
+        </w:rPr>
+        <w:t xml:space="preserve">, cv2.WINDOW_NORMAL)</w:t>
+      </w:r>
+      <w:r>
+        <w:br/>
+      </w:r>
+      <w:r>
+        <w:rPr>
+          <w:rStyle w:val="NormalTok"/>
+        </w:rPr>
+        <w:t xml:space="preserve">cv2.resizeWindow(</w:t>
+      </w:r>
+      <w:r>
+        <w:rPr>
+          <w:rStyle w:val="StringTok"/>
+        </w:rPr>
+        <w:t xml:space="preserve">"Reczny licznik"</w:t>
+      </w:r>
+      <w:r>
+        <w:rPr>
+          <w:rStyle w:val="NormalTok"/>
+        </w:rPr>
+        <w:t xml:space="preserve">, </w:t>
+      </w:r>
+      <w:r>
+        <w:rPr>
+          <w:rStyle w:val="DecValTok"/>
+        </w:rPr>
+        <w:t xml:space="preserve">1280</w:t>
+      </w:r>
+      <w:r>
+        <w:rPr>
+          <w:rStyle w:val="NormalTok"/>
+        </w:rPr>
+        <w:t xml:space="preserve">, </w:t>
+      </w:r>
+      <w:r>
+        <w:rPr>
+          <w:rStyle w:val="DecValTok"/>
+        </w:rPr>
+        <w:t xml:space="preserve">720</w:t>
+      </w:r>
+      <w:r>
+        <w:rPr>
+          <w:rStyle w:val="NormalTok"/>
+        </w:rPr>
+        <w:t xml:space="preserve">)</w:t>
+      </w:r>
+    </w:p>
+    <w:p>
+      <w:pPr>
+        <w:pStyle w:val="SourceCode"/>
+      </w:pPr>
+      <w:r>
+        <w:rPr>
+          <w:rStyle w:val="CommentTok"/>
+        </w:rPr>
+        <w:t xml:space="preserve"># Sposob 2: zmniejsz sama klatke przed wyswietleniem (zachowuje proporcje):</w:t>
+      </w:r>
+      <w:r>
+        <w:br/>
+      </w:r>
+      <w:r>
+        <w:rPr>
+          <w:rStyle w:val="NormalTok"/>
+        </w:rPr>
+        <w:t xml:space="preserve">disp </w:t>
+      </w:r>
+      <w:r>
+        <w:rPr>
+          <w:rStyle w:val="OperatorTok"/>
+        </w:rPr>
+        <w:t xml:space="preserve">=</w:t>
+      </w:r>
+      <w:r>
+        <w:rPr>
+          <w:rStyle w:val="NormalTok"/>
+        </w:rPr>
+        <w:t xml:space="preserve"> cv2.resize(frame, </w:t>
+      </w:r>
+      <w:r>
+        <w:rPr>
+          <w:rStyle w:val="VariableTok"/>
+        </w:rPr>
+        <w:t xml:space="preserve">None</w:t>
+      </w:r>
+      <w:r>
+        <w:rPr>
+          <w:rStyle w:val="NormalTok"/>
+        </w:rPr>
+        <w:t xml:space="preserve">, fx</w:t>
+      </w:r>
+      <w:r>
+        <w:rPr>
+          <w:rStyle w:val="OperatorTok"/>
+        </w:rPr>
+        <w:t xml:space="preserve">=</w:t>
+      </w:r>
+      <w:r>
+        <w:rPr>
+          <w:rStyle w:val="FloatTok"/>
+        </w:rPr>
+        <w:t xml:space="preserve">0.5</w:t>
+      </w:r>
+      <w:r>
+        <w:rPr>
+          <w:rStyle w:val="NormalTok"/>
+        </w:rPr>
+        <w:t xml:space="preserve">, fy</w:t>
+      </w:r>
+      <w:r>
+        <w:rPr>
+          <w:rStyle w:val="OperatorTok"/>
+        </w:rPr>
+        <w:t xml:space="preserve">=</w:t>
+      </w:r>
+      <w:r>
+        <w:rPr>
+          <w:rStyle w:val="FloatTok"/>
+        </w:rPr>
+        <w:t xml:space="preserve">0.5</w:t>
+      </w:r>
+      <w:r>
+        <w:rPr>
+          <w:rStyle w:val="NormalTok"/>
+        </w:rPr>
+        <w:t xml:space="preserve">)</w:t>
+      </w:r>
+      <w:r>
+        <w:br/>
+      </w:r>
+      <w:r>
+        <w:rPr>
+          <w:rStyle w:val="NormalTok"/>
+        </w:rPr>
+        <w:t xml:space="preserve">cv2.imshow(</w:t>
+      </w:r>
+      <w:r>
+        <w:rPr>
+          <w:rStyle w:val="StringTok"/>
+        </w:rPr>
+        <w:t xml:space="preserve">"Reczny licznik"</w:t>
+      </w:r>
+      <w:r>
+        <w:rPr>
+          <w:rStyle w:val="NormalTok"/>
+        </w:rPr>
+        <w:t xml:space="preserve">, disp)</w:t>
+      </w:r>
+    </w:p>
+    <w:p>
+      <w:pPr>
+        <w:pStyle w:val="Heading3"/>
+      </w:pPr>
+      <w:bookmarkStart w:id="101" w:name="krok-1.4-kierunek-inout-liczenie-ludzi"/>
+      <w:r>
+        <w:t xml:space="preserve">[ ] Krok 1.4 — Kierunek in/out + liczenie ludzi</w:t>
+      </w:r>
+      <w:bookmarkEnd w:id="101"/>
+    </w:p>
+    <w:p>
+      <w:pPr>
+        <w:pStyle w:val="FirstParagraph"/>
+      </w:pPr>
+      <w:r>
+        <w:t xml:space="preserve">Rozszerzenie</w:t>
+      </w:r>
+      <w:r>
+        <w:t xml:space="preserve"> </w:t>
+      </w:r>
+      <w:r>
+        <w:rPr>
+          <w:rStyle w:val="VerbatimChar"/>
+        </w:rPr>
+        <w:t xml:space="preserve">counter_manual.py</w:t>
+      </w:r>
+      <w:r>
+        <w:t xml:space="preserve">: konfiguracja</w:t>
+      </w:r>
+      <w:r>
+        <w:t xml:space="preserve"> </w:t>
+      </w:r>
+      <w:r>
+        <w:rPr>
+          <w:rStyle w:val="VerbatimChar"/>
+        </w:rPr>
+        <w:t xml:space="preserve">SOURCE</w:t>
+      </w:r>
+      <w:r>
+        <w:t xml:space="preserve">/</w:t>
+      </w:r>
+      <w:r>
+        <w:rPr>
+          <w:rStyle w:val="VerbatimChar"/>
+        </w:rPr>
+        <w:t xml:space="preserve">CLASSES</w:t>
+      </w:r>
+      <w:r>
+        <w:t xml:space="preserve"> </w:t>
+      </w:r>
+      <w:r>
+        <w:t xml:space="preserve">na górze + rozdzielenie</w:t>
+      </w:r>
+      <w:r>
+        <w:t xml:space="preserve"> </w:t>
+      </w:r>
+      <w:r>
+        <w:t xml:space="preserve">kierunku. W momencie przecięcia porównujemy</w:t>
+      </w:r>
+      <w:r>
+        <w:t xml:space="preserve"> </w:t>
+      </w:r>
+      <w:r>
+        <w:rPr>
+          <w:rStyle w:val="VerbatimChar"/>
+        </w:rPr>
+        <w:t xml:space="preserve">cy</w:t>
+      </w:r>
+      <w:r>
+        <w:t xml:space="preserve"> </w:t>
+      </w:r>
+      <w:r>
+        <w:t xml:space="preserve">z</w:t>
+      </w:r>
+      <w:r>
+        <w:t xml:space="preserve"> </w:t>
+      </w:r>
+      <w:r>
+        <w:rPr>
+          <w:rStyle w:val="VerbatimChar"/>
+        </w:rPr>
+        <w:t xml:space="preserve">prev_cy[tid]</w:t>
+      </w:r>
+      <w:r>
+        <w:t xml:space="preserve">:</w:t>
+      </w:r>
+    </w:p>
+    <w:p>
+      <w:pPr>
+        <w:pStyle w:val="SourceCode"/>
+      </w:pPr>
+      <w:r>
+        <w:rPr>
+          <w:rStyle w:val="ControlFlowTok"/>
+        </w:rPr>
+        <w:t xml:space="preserve">if</w:t>
+      </w:r>
+      <w:r>
+        <w:rPr>
+          <w:rStyle w:val="NormalTok"/>
+        </w:rPr>
+        <w:t xml:space="preserve"> cy </w:t>
+      </w:r>
+      <w:r>
+        <w:rPr>
+          <w:rStyle w:val="OperatorTok"/>
+        </w:rPr>
+        <w:t xml:space="preserve">&gt;</w:t>
+      </w:r>
+      <w:r>
+        <w:rPr>
+          <w:rStyle w:val="NormalTok"/>
+        </w:rPr>
+        <w:t xml:space="preserve"> prev_cy[tid]:   </w:t>
+      </w:r>
+      <w:r>
+        <w:rPr>
+          <w:rStyle w:val="CommentTok"/>
+        </w:rPr>
+        <w:t xml:space="preserve"># środek zjechał w dół</w:t>
+      </w:r>
+      <w:r>
+        <w:br/>
+      </w:r>
+      <w:r>
+        <w:rPr>
+          <w:rStyle w:val="NormalTok"/>
+        </w:rPr>
+        <w:t xml:space="preserve">    count_down </w:t>
+      </w:r>
+      <w:r>
+        <w:rPr>
+          <w:rStyle w:val="OperatorTok"/>
+        </w:rPr>
+        <w:t xml:space="preserve">+=</w:t>
+      </w:r>
+      <w:r>
+        <w:rPr>
+          <w:rStyle w:val="NormalTok"/>
+        </w:rPr>
+        <w:t xml:space="preserve"> </w:t>
+      </w:r>
+      <w:r>
+        <w:rPr>
+          <w:rStyle w:val="DecValTok"/>
+        </w:rPr>
+        <w:t xml:space="preserve">1</w:t>
+      </w:r>
+      <w:r>
+        <w:br/>
+      </w:r>
+      <w:r>
+        <w:rPr>
+          <w:rStyle w:val="ControlFlowTok"/>
+        </w:rPr>
+        <w:t xml:space="preserve">else</w:t>
+      </w:r>
+      <w:r>
+        <w:rPr>
+          <w:rStyle w:val="NormalTok"/>
+        </w:rPr>
+        <w:t xml:space="preserve">:                   </w:t>
+      </w:r>
+      <w:r>
+        <w:rPr>
+          <w:rStyle w:val="CommentTok"/>
+        </w:rPr>
+        <w:t xml:space="preserve"># środek pojechał w górę</w:t>
+      </w:r>
+      <w:r>
+        <w:br/>
+      </w:r>
+      <w:r>
+        <w:rPr>
+          <w:rStyle w:val="NormalTok"/>
+        </w:rPr>
+        <w:t xml:space="preserve">    count_up </w:t>
+      </w:r>
+      <w:r>
+        <w:rPr>
+          <w:rStyle w:val="OperatorTok"/>
+        </w:rPr>
+        <w:t xml:space="preserve">+=</w:t>
+      </w:r>
+      <w:r>
+        <w:rPr>
+          <w:rStyle w:val="NormalTok"/>
+        </w:rPr>
+        <w:t xml:space="preserve"> </w:t>
+      </w:r>
+      <w:r>
+        <w:rPr>
+          <w:rStyle w:val="DecValTok"/>
+        </w:rPr>
+        <w:t xml:space="preserve">1</w:t>
+      </w:r>
+    </w:p>
+    <w:p>
+      <w:pPr>
+        <w:pStyle w:val="FirstParagraph"/>
+      </w:pPr>
+      <w:r>
+        <w:t xml:space="preserve">Uruchomienie:</w:t>
+      </w:r>
+    </w:p>
+    <w:p>
+      <w:pPr>
+        <w:pStyle w:val="SourceCode"/>
+      </w:pPr>
+      <w:r>
+        <w:rPr>
+          <w:rStyle w:val="VerbatimChar"/>
+        </w:rPr>
+        <w:t xml:space="preserve">python counter_manual.py</w:t>
+      </w:r>
+    </w:p>
+    <w:p>
+      <w:pPr>
+        <w:numPr>
+          <w:ilvl w:val="0"/>
+          <w:numId w:val="1042"/>
+        </w:numPr>
+        <w:pStyle w:val="Compact"/>
+      </w:pPr>
+      <w:r>
+        <w:t xml:space="preserve">Pojazdy:</w:t>
+      </w:r>
+      <w:r>
+        <w:t xml:space="preserve"> </w:t>
+      </w:r>
+      <w:r>
+        <w:rPr>
+          <w:rStyle w:val="VerbatimChar"/>
+        </w:rPr>
+        <w:t xml:space="preserve">SOURCE = "data/highway.mp4"</w:t>
+      </w:r>
+      <w:r>
+        <w:t xml:space="preserve">,</w:t>
+      </w:r>
+      <w:r>
+        <w:t xml:space="preserve"> </w:t>
+      </w:r>
+      <w:r>
+        <w:rPr>
+          <w:rStyle w:val="VerbatimChar"/>
+        </w:rPr>
+        <w:t xml:space="preserve">CLASSES = [2, 3, 5, 7]</w:t>
+      </w:r>
+      <w:r>
+        <w:t xml:space="preserve">.</w:t>
+      </w:r>
+    </w:p>
+    <w:p>
+      <w:pPr>
+        <w:numPr>
+          <w:ilvl w:val="0"/>
+          <w:numId w:val="1042"/>
+        </w:numPr>
+        <w:pStyle w:val="Compact"/>
+      </w:pPr>
+      <w:r>
+        <w:t xml:space="preserve">Ludzie (kamerka):</w:t>
+      </w:r>
+      <w:r>
+        <w:t xml:space="preserve"> </w:t>
+      </w:r>
+      <w:r>
+        <w:rPr>
+          <w:rStyle w:val="VerbatimChar"/>
+        </w:rPr>
+        <w:t xml:space="preserve">SOURCE = 0</w:t>
+      </w:r>
+      <w:r>
+        <w:t xml:space="preserve">,</w:t>
+      </w:r>
+      <w:r>
+        <w:t xml:space="preserve"> </w:t>
+      </w:r>
+      <w:r>
+        <w:rPr>
+          <w:rStyle w:val="VerbatimChar"/>
+        </w:rPr>
+        <w:t xml:space="preserve">CLASSES = [0]</w:t>
+      </w:r>
+      <w:r>
+        <w:t xml:space="preserve">.</w:t>
+      </w:r>
+    </w:p>
+    <w:p>
+      <w:pPr>
+        <w:numPr>
+          <w:ilvl w:val="0"/>
+          <w:numId w:val="1042"/>
+        </w:numPr>
+        <w:pStyle w:val="Compact"/>
+      </w:pPr>
+      <w:r>
+        <w:t xml:space="preserve">Wskazówka: dla ruchu lewo-prawo lepsza linia pionowa (porównuj</w:t>
+      </w:r>
+      <w:r>
+        <w:t xml:space="preserve"> </w:t>
+      </w:r>
+      <w:r>
+        <w:rPr>
+          <w:rStyle w:val="VerbatimChar"/>
+        </w:rPr>
+        <w:t xml:space="preserve">cx</w:t>
+      </w:r>
+      <w:r>
+        <w:t xml:space="preserve"> </w:t>
+      </w:r>
+      <w:r>
+        <w:t xml:space="preserve">zamiast</w:t>
+      </w:r>
+      <w:r>
+        <w:t xml:space="preserve"> </w:t>
+      </w:r>
+      <w:r>
+        <w:rPr>
+          <w:rStyle w:val="VerbatimChar"/>
+        </w:rPr>
+        <w:t xml:space="preserve">cy</w:t>
+      </w:r>
+      <w:r>
+        <w:t xml:space="preserve">).</w:t>
+      </w:r>
+    </w:p>
+    <w:p>
+      <w:pPr>
+        <w:numPr>
+          <w:ilvl w:val="0"/>
+          <w:numId w:val="1042"/>
+        </w:numPr>
+        <w:pStyle w:val="Compact"/>
+      </w:pPr>
+      <w:r>
+        <w:rPr>
+          <w:b/>
+        </w:rPr>
+        <w:t xml:space="preserve">Uwaga:</w:t>
+      </w:r>
+      <w:r>
+        <w:t xml:space="preserve"> </w:t>
+      </w:r>
+      <w:r>
+        <w:rPr>
+          <w:rStyle w:val="VerbatimChar"/>
+        </w:rPr>
+        <w:t xml:space="preserve">SOURCE = 0</w:t>
+      </w:r>
+      <w:r>
+        <w:t xml:space="preserve"> </w:t>
+      </w:r>
+      <w:r>
+        <w:t xml:space="preserve">(bez nawiasów — pojedyncza wartość),</w:t>
+      </w:r>
+      <w:r>
+        <w:t xml:space="preserve"> </w:t>
+      </w:r>
+      <w:r>
+        <w:rPr>
+          <w:rStyle w:val="VerbatimChar"/>
+        </w:rPr>
+        <w:t xml:space="preserve">CLASSES = [0]</w:t>
+      </w:r>
+      <w:r>
+        <w:t xml:space="preserve"> </w:t>
+      </w:r>
+      <w:r>
+        <w:t xml:space="preserve">(lista).</w:t>
+      </w:r>
+    </w:p>
+    <w:p>
+      <w:pPr>
+        <w:numPr>
+          <w:ilvl w:val="0"/>
+          <w:numId w:val="1042"/>
+        </w:numPr>
+        <w:pStyle w:val="Compact"/>
+      </w:pPr>
+      <w:r>
+        <w:rPr>
+          <w:b/>
+        </w:rPr>
+        <w:t xml:space="preserve">Checkpoint:</w:t>
+      </w:r>
+      <w:r>
+        <w:t xml:space="preserve"> </w:t>
+      </w:r>
+      <w:r>
+        <w:t xml:space="preserve">dwa liczniki (w dół / w górę) rosną zgodnie z kierunkiem; działa dla pojazdów i ludzi. ✅</w:t>
+      </w:r>
+    </w:p>
+    <w:p>
+      <w:pPr>
+        <w:pStyle w:val="Heading3"/>
+      </w:pPr>
+      <w:bookmarkStart w:id="102" w:name="krok-1.5-fps-na-nakładce-zapis-demo"/>
+      <w:r>
+        <w:t xml:space="preserve">[ ] Krok 1.5 — FPS na nakładce + zapis demo</w:t>
+      </w:r>
+      <w:bookmarkEnd w:id="102"/>
+    </w:p>
+    <w:p>
+      <w:pPr>
+        <w:pStyle w:val="FirstParagraph"/>
+      </w:pPr>
+      <w:r>
+        <w:t xml:space="preserve">Dodatki do</w:t>
+      </w:r>
+      <w:r>
+        <w:t xml:space="preserve"> </w:t>
+      </w:r>
+      <w:r>
+        <w:rPr>
+          <w:rStyle w:val="VerbatimChar"/>
+        </w:rPr>
+        <w:t xml:space="preserve">counter_manual.py</w:t>
+      </w:r>
+      <w:r>
+        <w:t xml:space="preserve">:</w:t>
+      </w:r>
+    </w:p>
+    <w:p>
+      <w:pPr>
+        <w:pStyle w:val="SourceCode"/>
+      </w:pPr>
+      <w:r>
+        <w:rPr>
+          <w:rStyle w:val="CommentTok"/>
+        </w:rPr>
+        <w:t xml:space="preserve"># 1) na gorze pliku</w:t>
+      </w:r>
+      <w:r>
+        <w:br/>
+      </w:r>
+      <w:r>
+        <w:rPr>
+          <w:rStyle w:val="ImportTok"/>
+        </w:rPr>
+        <w:t xml:space="preserve">import</w:t>
+      </w:r>
+      <w:r>
+        <w:rPr>
+          <w:rStyle w:val="NormalTok"/>
+        </w:rPr>
+        <w:t xml:space="preserve"> time</w:t>
+      </w:r>
+      <w:r>
+        <w:br/>
+      </w:r>
+      <w:r>
+        <w:br/>
+      </w:r>
+      <w:r>
+        <w:rPr>
+          <w:rStyle w:val="CommentTok"/>
+        </w:rPr>
+        <w:t xml:space="preserve"># 2) po cv2.resizeWindow(...):</w:t>
+      </w:r>
+      <w:r>
+        <w:br/>
+      </w:r>
+      <w:r>
+        <w:rPr>
+          <w:rStyle w:val="ImportTok"/>
+        </w:rPr>
+        <w:t xml:space="preserve">import</w:t>
+      </w:r>
+      <w:r>
+        <w:rPr>
+          <w:rStyle w:val="NormalTok"/>
+        </w:rPr>
+        <w:t xml:space="preserve"> os</w:t>
+      </w:r>
+      <w:r>
+        <w:br/>
+      </w:r>
+      <w:r>
+        <w:rPr>
+          <w:rStyle w:val="NormalTok"/>
+        </w:rPr>
+        <w:t xml:space="preserve">os.makedirs(</w:t>
+      </w:r>
+      <w:r>
+        <w:rPr>
+          <w:rStyle w:val="StringTok"/>
+        </w:rPr>
+        <w:t xml:space="preserve">"runs"</w:t>
+      </w:r>
+      <w:r>
+        <w:rPr>
+          <w:rStyle w:val="NormalTok"/>
+        </w:rPr>
+        <w:t xml:space="preserve">, exist_ok</w:t>
+      </w:r>
+      <w:r>
+        <w:rPr>
+          <w:rStyle w:val="OperatorTok"/>
+        </w:rPr>
+        <w:t xml:space="preserve">=</w:t>
+      </w:r>
+      <w:r>
+        <w:rPr>
+          <w:rStyle w:val="VariableTok"/>
+        </w:rPr>
+        <w:t xml:space="preserve">True</w:t>
+      </w:r>
+      <w:r>
+        <w:rPr>
+          <w:rStyle w:val="NormalTok"/>
+        </w:rPr>
+        <w:t xml:space="preserve">)</w:t>
+      </w:r>
+      <w:r>
+        <w:br/>
+      </w:r>
+      <w:r>
+        <w:rPr>
+          <w:rStyle w:val="NormalTok"/>
+        </w:rPr>
+        <w:t xml:space="preserve">writer </w:t>
+      </w:r>
+      <w:r>
+        <w:rPr>
+          <w:rStyle w:val="OperatorTok"/>
+        </w:rPr>
+        <w:t xml:space="preserve">=</w:t>
+      </w:r>
+      <w:r>
+        <w:rPr>
+          <w:rStyle w:val="NormalTok"/>
+        </w:rPr>
+        <w:t xml:space="preserve"> cv2.VideoWriter(</w:t>
+      </w:r>
+      <w:r>
+        <w:rPr>
+          <w:rStyle w:val="StringTok"/>
+        </w:rPr>
+        <w:t xml:space="preserve">"runs/demo.mp4"</w:t>
+      </w:r>
+      <w:r>
+        <w:rPr>
+          <w:rStyle w:val="NormalTok"/>
+        </w:rPr>
+        <w:t xml:space="preserve">, cv2.VideoWriter_fourcc(</w:t>
+      </w:r>
+      <w:r>
+        <w:rPr>
+          <w:rStyle w:val="OperatorTok"/>
+        </w:rPr>
+        <w:t xml:space="preserve">*</w:t>
+      </w:r>
+      <w:r>
+        <w:rPr>
+          <w:rStyle w:val="StringTok"/>
+        </w:rPr>
+        <w:t xml:space="preserve">"mp4v"</w:t>
+      </w:r>
+      <w:r>
+        <w:rPr>
+          <w:rStyle w:val="NormalTok"/>
+        </w:rPr>
+        <w:t xml:space="preserve">), </w:t>
+      </w:r>
+      <w:r>
+        <w:rPr>
+          <w:rStyle w:val="DecValTok"/>
+        </w:rPr>
+        <w:t xml:space="preserve">30</w:t>
+      </w:r>
+      <w:r>
+        <w:rPr>
+          <w:rStyle w:val="NormalTok"/>
+        </w:rPr>
+        <w:t xml:space="preserve">, (w, h))</w:t>
+      </w:r>
+      <w:r>
+        <w:br/>
+      </w:r>
+      <w:r>
+        <w:rPr>
+          <w:rStyle w:val="NormalTok"/>
+        </w:rPr>
+        <w:t xml:space="preserve">prev_t </w:t>
+      </w:r>
+      <w:r>
+        <w:rPr>
+          <w:rStyle w:val="OperatorTok"/>
+        </w:rPr>
+        <w:t xml:space="preserve">=</w:t>
+      </w:r>
+      <w:r>
+        <w:rPr>
+          <w:rStyle w:val="NormalTok"/>
+        </w:rPr>
+        <w:t xml:space="preserve"> time.time()</w:t>
+      </w:r>
+      <w:r>
+        <w:br/>
+      </w:r>
+      <w:r>
+        <w:br/>
+      </w:r>
+      <w:r>
+        <w:rPr>
+          <w:rStyle w:val="CommentTok"/>
+        </w:rPr>
+        <w:t xml:space="preserve"># 3) w petli, tuz przed cv2.imshow(...):</w:t>
+      </w:r>
+      <w:r>
+        <w:br/>
+      </w:r>
+      <w:r>
+        <w:rPr>
+          <w:rStyle w:val="NormalTok"/>
+        </w:rPr>
+        <w:t xml:space="preserve">now </w:t>
+      </w:r>
+      <w:r>
+        <w:rPr>
+          <w:rStyle w:val="OperatorTok"/>
+        </w:rPr>
+        <w:t xml:space="preserve">=</w:t>
+      </w:r>
+      <w:r>
+        <w:rPr>
+          <w:rStyle w:val="NormalTok"/>
+        </w:rPr>
+        <w:t xml:space="preserve"> time.time()</w:t>
+      </w:r>
+      <w:r>
+        <w:br/>
+      </w:r>
+      <w:r>
+        <w:rPr>
+          <w:rStyle w:val="NormalTok"/>
+        </w:rPr>
+        <w:t xml:space="preserve">fps </w:t>
+      </w:r>
+      <w:r>
+        <w:rPr>
+          <w:rStyle w:val="OperatorTok"/>
+        </w:rPr>
+        <w:t xml:space="preserve">=</w:t>
+      </w:r>
+      <w:r>
+        <w:rPr>
+          <w:rStyle w:val="NormalTok"/>
+        </w:rPr>
+        <w:t xml:space="preserve"> </w:t>
+      </w:r>
+      <w:r>
+        <w:rPr>
+          <w:rStyle w:val="FloatTok"/>
+        </w:rPr>
+        <w:t xml:space="preserve">1.0</w:t>
+      </w:r>
+      <w:r>
+        <w:rPr>
+          <w:rStyle w:val="NormalTok"/>
+        </w:rPr>
+        <w:t xml:space="preserve"> </w:t>
+      </w:r>
+      <w:r>
+        <w:rPr>
+          <w:rStyle w:val="OperatorTok"/>
+        </w:rPr>
+        <w:t xml:space="preserve">/</w:t>
+      </w:r>
+      <w:r>
+        <w:rPr>
+          <w:rStyle w:val="NormalTok"/>
+        </w:rPr>
+        <w:t xml:space="preserve"> (now </w:t>
+      </w:r>
+      <w:r>
+        <w:rPr>
+          <w:rStyle w:val="OperatorTok"/>
+        </w:rPr>
+        <w:t xml:space="preserve">-</w:t>
+      </w:r>
+      <w:r>
+        <w:rPr>
+          <w:rStyle w:val="NormalTok"/>
+        </w:rPr>
+        <w:t xml:space="preserve"> prev_t) </w:t>
+      </w:r>
+      <w:r>
+        <w:rPr>
+          <w:rStyle w:val="ControlFlowTok"/>
+        </w:rPr>
+        <w:t xml:space="preserve">if</w:t>
+      </w:r>
+      <w:r>
+        <w:rPr>
+          <w:rStyle w:val="NormalTok"/>
+        </w:rPr>
+        <w:t xml:space="preserve"> now </w:t>
+      </w:r>
+      <w:r>
+        <w:rPr>
+          <w:rStyle w:val="OperatorTok"/>
+        </w:rPr>
+        <w:t xml:space="preserve">&gt;</w:t>
+      </w:r>
+      <w:r>
+        <w:rPr>
+          <w:rStyle w:val="NormalTok"/>
+        </w:rPr>
+        <w:t xml:space="preserve"> prev_t </w:t>
+      </w:r>
+      <w:r>
+        <w:rPr>
+          <w:rStyle w:val="ControlFlowTok"/>
+        </w:rPr>
+        <w:t xml:space="preserve">else</w:t>
+      </w:r>
+      <w:r>
+        <w:rPr>
+          <w:rStyle w:val="NormalTok"/>
+        </w:rPr>
+        <w:t xml:space="preserve"> </w:t>
+      </w:r>
+      <w:r>
+        <w:rPr>
+          <w:rStyle w:val="FloatTok"/>
+        </w:rPr>
+        <w:t xml:space="preserve">0.0</w:t>
+      </w:r>
+      <w:r>
+        <w:br/>
+      </w:r>
+      <w:r>
+        <w:rPr>
+          <w:rStyle w:val="NormalTok"/>
+        </w:rPr>
+        <w:t xml:space="preserve">prev_t </w:t>
+      </w:r>
+      <w:r>
+        <w:rPr>
+          <w:rStyle w:val="OperatorTok"/>
+        </w:rPr>
+        <w:t xml:space="preserve">=</w:t>
+      </w:r>
+      <w:r>
+        <w:rPr>
+          <w:rStyle w:val="NormalTok"/>
+        </w:rPr>
+        <w:t xml:space="preserve"> now</w:t>
+      </w:r>
+      <w:r>
+        <w:br/>
+      </w:r>
+      <w:r>
+        <w:rPr>
+          <w:rStyle w:val="NormalTok"/>
+        </w:rPr>
+        <w:t xml:space="preserve">cv2.putText(frame, </w:t>
+      </w:r>
+      <w:r>
+        <w:rPr>
+          <w:rStyle w:val="SpecialStringTok"/>
+        </w:rPr>
+        <w:t xml:space="preserve">f"FPS: </w:t>
+      </w:r>
+      <w:r>
+        <w:rPr>
+          <w:rStyle w:val="SpecialCharTok"/>
+        </w:rPr>
+        <w:t xml:space="preserve">{</w:t>
+      </w:r>
+      <w:r>
+        <w:rPr>
+          <w:rStyle w:val="NormalTok"/>
+        </w:rPr>
+        <w:t xml:space="preserve">fps</w:t>
+      </w:r>
+      <w:r>
+        <w:rPr>
+          <w:rStyle w:val="SpecialCharTok"/>
+        </w:rPr>
+        <w:t xml:space="preserve">:.1f}</w:t>
+      </w:r>
+      <w:r>
+        <w:rPr>
+          <w:rStyle w:val="SpecialStringTok"/>
+        </w:rPr>
+        <w:t xml:space="preserve">"</w:t>
+      </w:r>
+      <w:r>
+        <w:rPr>
+          <w:rStyle w:val="NormalTok"/>
+        </w:rPr>
+        <w:t xml:space="preserve">, (</w:t>
+      </w:r>
+      <w:r>
+        <w:rPr>
+          <w:rStyle w:val="DecValTok"/>
+        </w:rPr>
+        <w:t xml:space="preserve">20</w:t>
+      </w:r>
+      <w:r>
+        <w:rPr>
+          <w:rStyle w:val="NormalTok"/>
+        </w:rPr>
+        <w:t xml:space="preserve">, </w:t>
+      </w:r>
+      <w:r>
+        <w:rPr>
+          <w:rStyle w:val="DecValTok"/>
+        </w:rPr>
+        <w:t xml:space="preserve">80</w:t>
+      </w:r>
+      <w:r>
+        <w:rPr>
+          <w:rStyle w:val="NormalTok"/>
+        </w:rPr>
+        <w:t xml:space="preserve">),</w:t>
+      </w:r>
+      <w:r>
+        <w:br/>
+      </w:r>
+      <w:r>
+        <w:rPr>
+          <w:rStyle w:val="NormalTok"/>
+        </w:rPr>
+        <w:t xml:space="preserve">            cv2.FONT_HERSHEY_SIMPLEX, </w:t>
+      </w:r>
+      <w:r>
+        <w:rPr>
+          <w:rStyle w:val="DecValTok"/>
+        </w:rPr>
+        <w:t xml:space="preserve">1</w:t>
+      </w:r>
+      <w:r>
+        <w:rPr>
+          <w:rStyle w:val="NormalTok"/>
+        </w:rPr>
+        <w:t xml:space="preserve">, (</w:t>
+      </w:r>
+      <w:r>
+        <w:rPr>
+          <w:rStyle w:val="DecValTok"/>
+        </w:rPr>
+        <w:t xml:space="preserve">0</w:t>
+      </w:r>
+      <w:r>
+        <w:rPr>
+          <w:rStyle w:val="NormalTok"/>
+        </w:rPr>
+        <w:t xml:space="preserve">, </w:t>
+      </w:r>
+      <w:r>
+        <w:rPr>
+          <w:rStyle w:val="DecValTok"/>
+        </w:rPr>
+        <w:t xml:space="preserve">255</w:t>
+      </w:r>
+      <w:r>
+        <w:rPr>
+          <w:rStyle w:val="NormalTok"/>
+        </w:rPr>
+        <w:t xml:space="preserve">, </w:t>
+      </w:r>
+      <w:r>
+        <w:rPr>
+          <w:rStyle w:val="DecValTok"/>
+        </w:rPr>
+        <w:t xml:space="preserve">0</w:t>
+      </w:r>
+      <w:r>
+        <w:rPr>
+          <w:rStyle w:val="NormalTok"/>
+        </w:rPr>
+        <w:t xml:space="preserve">), </w:t>
+      </w:r>
+      <w:r>
+        <w:rPr>
+          <w:rStyle w:val="DecValTok"/>
+        </w:rPr>
+        <w:t xml:space="preserve">2</w:t>
+      </w:r>
+      <w:r>
+        <w:rPr>
+          <w:rStyle w:val="NormalTok"/>
+        </w:rPr>
+        <w:t xml:space="preserve">)</w:t>
+      </w:r>
+      <w:r>
+        <w:br/>
+      </w:r>
+      <w:r>
+        <w:rPr>
+          <w:rStyle w:val="NormalTok"/>
+        </w:rPr>
+        <w:t xml:space="preserve">writer.write(frame)</w:t>
+      </w:r>
+      <w:r>
+        <w:br/>
+      </w:r>
+      <w:r>
+        <w:br/>
+      </w:r>
+      <w:r>
+        <w:rPr>
+          <w:rStyle w:val="CommentTok"/>
+        </w:rPr>
+        <w:t xml:space="preserve"># 4) po petli, przed destroyAllWindows():</w:t>
+      </w:r>
+      <w:r>
+        <w:br/>
+      </w:r>
+      <w:r>
+        <w:rPr>
+          <w:rStyle w:val="NormalTok"/>
+        </w:rPr>
+        <w:t xml:space="preserve">writer.release()</w:t>
+      </w:r>
+    </w:p>
+    <w:p>
+      <w:pPr>
+        <w:numPr>
+          <w:ilvl w:val="0"/>
+          <w:numId w:val="1043"/>
+        </w:numPr>
+        <w:pStyle w:val="Compact"/>
+      </w:pPr>
+      <w:r>
+        <w:rPr>
+          <w:b/>
+        </w:rPr>
+        <w:t xml:space="preserve">FPS</w:t>
+      </w:r>
+      <w:r>
+        <w:t xml:space="preserve"> </w:t>
+      </w:r>
+      <w:r>
+        <w:t xml:space="preserve">=</w:t>
+      </w:r>
+      <w:r>
+        <w:t xml:space="preserve"> </w:t>
+      </w:r>
+      <w:r>
+        <w:rPr>
+          <w:rStyle w:val="VerbatimChar"/>
+        </w:rPr>
+        <w:t xml:space="preserve">1 / (czas jednej klatki)</w:t>
+      </w:r>
+      <w:r>
+        <w:t xml:space="preserve"> </w:t>
+      </w:r>
+      <w:r>
+        <w:t xml:space="preserve">— wydajność całego pipeline’u (detekcja+tracking+rysowanie).</w:t>
+      </w:r>
+    </w:p>
+    <w:p>
+      <w:pPr>
+        <w:numPr>
+          <w:ilvl w:val="0"/>
+          <w:numId w:val="1043"/>
+        </w:numPr>
+        <w:pStyle w:val="Compact"/>
+      </w:pPr>
+      <w:r>
+        <w:rPr>
+          <w:b/>
+        </w:rPr>
+        <w:t xml:space="preserve">VideoWriter</w:t>
+      </w:r>
+      <w:r>
+        <w:t xml:space="preserve">:</w:t>
+      </w:r>
+      <w:r>
+        <w:t xml:space="preserve"> </w:t>
+      </w:r>
+      <w:r>
+        <w:rPr>
+          <w:rStyle w:val="VerbatimChar"/>
+        </w:rPr>
+        <w:t xml:space="preserve">mp4v</w:t>
+      </w:r>
+      <w:r>
+        <w:t xml:space="preserve"> </w:t>
+      </w:r>
+      <w:r>
+        <w:t xml:space="preserve">kodek,</w:t>
+      </w:r>
+      <w:r>
+        <w:t xml:space="preserve"> </w:t>
+      </w:r>
+      <w:r>
+        <w:rPr>
+          <w:rStyle w:val="VerbatimChar"/>
+        </w:rPr>
+        <w:t xml:space="preserve">30</w:t>
+      </w:r>
+      <w:r>
+        <w:t xml:space="preserve"> </w:t>
+      </w:r>
+      <w:r>
+        <w:t xml:space="preserve">FPS pliku,</w:t>
+      </w:r>
+      <w:r>
+        <w:t xml:space="preserve"> </w:t>
+      </w:r>
+      <w:r>
+        <w:rPr>
+          <w:rStyle w:val="VerbatimChar"/>
+        </w:rPr>
+        <w:t xml:space="preserve">(w, h)</w:t>
+      </w:r>
+      <w:r>
+        <w:t xml:space="preserve"> </w:t>
+      </w:r>
+      <w:r>
+        <w:t xml:space="preserve">= rozmiar klatki.</w:t>
+      </w:r>
+      <w:r>
+        <w:t xml:space="preserve"> </w:t>
+      </w:r>
+      <w:r>
+        <w:rPr>
+          <w:rStyle w:val="VerbatimChar"/>
+        </w:rPr>
+        <w:t xml:space="preserve">release()</w:t>
+      </w:r>
+      <w:r>
+        <w:t xml:space="preserve"> </w:t>
+      </w:r>
+      <w:r>
+        <w:t xml:space="preserve">finalizuje plik.</w:t>
+      </w:r>
+    </w:p>
+    <w:p>
+      <w:pPr>
+        <w:numPr>
+          <w:ilvl w:val="0"/>
+          <w:numId w:val="1043"/>
+        </w:numPr>
+        <w:pStyle w:val="Compact"/>
+      </w:pPr>
+      <w:r>
+        <w:t xml:space="preserve">Kończ klawiszem</w:t>
+      </w:r>
+      <w:r>
+        <w:t xml:space="preserve"> </w:t>
+      </w:r>
+      <w:r>
+        <w:rPr>
+          <w:rStyle w:val="VerbatimChar"/>
+        </w:rPr>
+        <w:t xml:space="preserve">q</w:t>
+      </w:r>
+      <w:r>
+        <w:t xml:space="preserve"> </w:t>
+      </w:r>
+      <w:r>
+        <w:t xml:space="preserve">(nie Ctrl+C), żeby plik był kompletny.</w:t>
+      </w:r>
+      <w:r>
+        <w:t xml:space="preserve"> </w:t>
+      </w:r>
+      <w:r>
+        <w:rPr>
+          <w:rStyle w:val="VerbatimChar"/>
+        </w:rPr>
+        <w:t xml:space="preserve">runs/</w:t>
+      </w:r>
+      <w:r>
+        <w:t xml:space="preserve"> </w:t>
+      </w:r>
+      <w:r>
+        <w:t xml:space="preserve">jest w</w:t>
+      </w:r>
+      <w:r>
+        <w:t xml:space="preserve"> </w:t>
+      </w:r>
+      <w:r>
+        <w:rPr>
+          <w:rStyle w:val="VerbatimChar"/>
+        </w:rPr>
+        <w:t xml:space="preserve">.gitignore</w:t>
+      </w:r>
+      <w:r>
+        <w:t xml:space="preserve">.</w:t>
+      </w:r>
+    </w:p>
+    <w:p>
+      <w:pPr>
+        <w:numPr>
+          <w:ilvl w:val="0"/>
+          <w:numId w:val="1043"/>
+        </w:numPr>
+        <w:pStyle w:val="Compact"/>
+      </w:pPr>
+      <w:r>
+        <w:rPr>
+          <w:b/>
+        </w:rPr>
+        <w:t xml:space="preserve">Checkpoint:</w:t>
+      </w:r>
+      <w:r>
+        <w:t xml:space="preserve"> </w:t>
+      </w:r>
+      <w:r>
+        <w:t xml:space="preserve">widać licznik FPS;</w:t>
+      </w:r>
+      <w:r>
+        <w:t xml:space="preserve"> </w:t>
+      </w:r>
+      <w:r>
+        <w:rPr>
+          <w:rStyle w:val="VerbatimChar"/>
+        </w:rPr>
+        <w:t xml:space="preserve">runs/demo.mp4</w:t>
+      </w:r>
+      <w:r>
+        <w:t xml:space="preserve"> </w:t>
+      </w:r>
+      <w:r>
+        <w:t xml:space="preserve">otwiera się z ramkami i licznikami. ✅</w:t>
+      </w:r>
+    </w:p>
+    <w:p>
+      <w:pPr>
+        <w:pStyle w:val="Heading3"/>
+      </w:pPr>
+      <w:bookmarkStart w:id="103" w:name="krok-1.6-refaktor-do-modułów-src"/>
+      <w:r>
+        <w:t xml:space="preserve">[ ] Krok 1.6 — Refaktor do modułów</w:t>
+      </w:r>
+      <w:r>
+        <w:t xml:space="preserve"> </w:t>
+      </w:r>
+      <w:r>
+        <w:rPr>
+          <w:rStyle w:val="VerbatimChar"/>
+        </w:rPr>
+        <w:t xml:space="preserve">src/</w:t>
+      </w:r>
+      <w:bookmarkEnd w:id="103"/>
+    </w:p>
+    <w:p>
+      <w:pPr>
+        <w:pStyle w:val="FirstParagraph"/>
+      </w:pPr>
+      <w:r>
+        <w:t xml:space="preserve">Rozbicie monolitu na moduły (separation of concerns):</w:t>
+      </w:r>
+    </w:p>
+    <w:p>
+      <w:pPr>
+        <w:pStyle w:val="SourceCode"/>
+      </w:pPr>
+      <w:r>
+        <w:rPr>
+          <w:rStyle w:val="VerbatimChar"/>
+        </w:rPr>
+        <w:t xml:space="preserve">src/</w:t>
+      </w:r>
+      <w:r>
+        <w:br/>
+      </w:r>
+      <w:r>
+        <w:rPr>
+          <w:rStyle w:val="VerbatimChar"/>
+        </w:rPr>
+        <w:t xml:space="preserve">├── __init__.py     # pusty - oznacza pakiet</w:t>
+      </w:r>
+      <w:r>
+        <w:br/>
+      </w:r>
+      <w:r>
+        <w:rPr>
+          <w:rStyle w:val="VerbatimChar"/>
+        </w:rPr>
+        <w:t xml:space="preserve">├── config.py       # cała konfiguracja (model, źródło, klasy, linia)</w:t>
+      </w:r>
+      <w:r>
+        <w:br/>
+      </w:r>
+      <w:r>
+        <w:rPr>
+          <w:rStyle w:val="VerbatimChar"/>
+        </w:rPr>
+        <w:t xml:space="preserve">├── detector.py     # klasa Detector: YOLO26 + ByteTrack -&gt; (frame, boxes, ids)</w:t>
+      </w:r>
+      <w:r>
+        <w:br/>
+      </w:r>
+      <w:r>
+        <w:rPr>
+          <w:rStyle w:val="VerbatimChar"/>
+        </w:rPr>
+        <w:t xml:space="preserve">├── counter.py      # klasa LineCounter: logika przecięcia linii + kierunek</w:t>
+      </w:r>
+      <w:r>
+        <w:br/>
+      </w:r>
+      <w:r>
+        <w:rPr>
+          <w:rStyle w:val="VerbatimChar"/>
+        </w:rPr>
+        <w:t xml:space="preserve">├── draw.py         # rysowanie nakładek (OpenCV)</w:t>
+      </w:r>
+      <w:r>
+        <w:br/>
+      </w:r>
+      <w:r>
+        <w:rPr>
+          <w:rStyle w:val="VerbatimChar"/>
+        </w:rPr>
+        <w:t xml:space="preserve">└── app.py          # spina wszystko w pętli</w:t>
+      </w:r>
+    </w:p>
+    <w:p>
+      <w:pPr>
+        <w:pStyle w:val="FirstParagraph"/>
+      </w:pPr>
+      <w:r>
+        <w:t xml:space="preserve">Uruchomienie z katalogu projektu (import pakietowy</w:t>
+      </w:r>
+      <w:r>
+        <w:t xml:space="preserve"> </w:t>
+      </w:r>
+      <w:r>
+        <w:rPr>
+          <w:rStyle w:val="VerbatimChar"/>
+        </w:rPr>
+        <w:t xml:space="preserve">from src import ...</w:t>
+      </w:r>
+      <w:r>
+        <w:t xml:space="preserve">):</w:t>
+      </w:r>
+    </w:p>
+    <w:p>
+      <w:pPr>
+        <w:pStyle w:val="SourceCode"/>
+      </w:pPr>
+      <w:r>
+        <w:rPr>
+          <w:rStyle w:val="VerbatimChar"/>
+        </w:rPr>
+        <w:t xml:space="preserve">python -m src.app</w:t>
+      </w:r>
+    </w:p>
+    <w:p>
+      <w:pPr>
+        <w:numPr>
+          <w:ilvl w:val="0"/>
+          <w:numId w:val="1044"/>
+        </w:numPr>
+        <w:pStyle w:val="Compact"/>
+      </w:pPr>
+      <w:r>
+        <w:rPr>
+          <w:b/>
+        </w:rPr>
+        <w:t xml:space="preserve">Dlaczego</w:t>
+      </w:r>
+      <w:r>
+        <w:rPr>
+          <w:b/>
+        </w:rPr>
+        <w:t xml:space="preserve"> </w:t>
+      </w:r>
+      <w:r>
+        <w:rPr>
+          <w:rStyle w:val="VerbatimChar"/>
+          <w:b/>
+        </w:rPr>
+        <w:t xml:space="preserve">-m src.app</w:t>
+      </w:r>
+      <w:r>
+        <w:t xml:space="preserve">, a nie</w:t>
+      </w:r>
+      <w:r>
+        <w:t xml:space="preserve"> </w:t>
+      </w:r>
+      <w:r>
+        <w:rPr>
+          <w:rStyle w:val="VerbatimChar"/>
+        </w:rPr>
+        <w:t xml:space="preserve">python src/app.py</w:t>
+      </w:r>
+      <w:r>
+        <w:t xml:space="preserve">: importy pakietowe działają tylko, gdy Python widzi</w:t>
+      </w:r>
+      <w:r>
+        <w:t xml:space="preserve"> </w:t>
+      </w:r>
+      <w:r>
+        <w:rPr>
+          <w:rStyle w:val="VerbatimChar"/>
+        </w:rPr>
+        <w:t xml:space="preserve">src</w:t>
+      </w:r>
+      <w:r>
+        <w:t xml:space="preserve"> </w:t>
+      </w:r>
+      <w:r>
+        <w:t xml:space="preserve">jako pakiet (stąd pusty</w:t>
+      </w:r>
+      <w:r>
+        <w:t xml:space="preserve"> </w:t>
+      </w:r>
+      <w:r>
+        <w:rPr>
+          <w:rStyle w:val="VerbatimChar"/>
+        </w:rPr>
+        <w:t xml:space="preserve">__init__.py</w:t>
+      </w:r>
+      <w:r>
+        <w:t xml:space="preserve">).</w:t>
+      </w:r>
+    </w:p>
+    <w:p>
+      <w:pPr>
+        <w:numPr>
+          <w:ilvl w:val="0"/>
+          <w:numId w:val="1044"/>
+        </w:numPr>
+        <w:pStyle w:val="Compact"/>
+      </w:pPr>
+      <w:r>
+        <w:rPr>
+          <w:b/>
+        </w:rPr>
+        <w:t xml:space="preserve">Zysk:</w:t>
+      </w:r>
+      <w:r>
+        <w:t xml:space="preserve"> </w:t>
+      </w:r>
+      <w:r>
+        <w:t xml:space="preserve">żeby przełączyć na ludzi, zmieniasz TYLKO</w:t>
+      </w:r>
+      <w:r>
+        <w:t xml:space="preserve"> </w:t>
+      </w:r>
+      <w:r>
+        <w:rPr>
+          <w:rStyle w:val="VerbatimChar"/>
+        </w:rPr>
+        <w:t xml:space="preserve">config.py</w:t>
+      </w:r>
+      <w:r>
+        <w:t xml:space="preserve"> </w:t>
+      </w:r>
+      <w:r>
+        <w:t xml:space="preserve">(</w:t>
+      </w:r>
+      <w:r>
+        <w:rPr>
+          <w:rStyle w:val="VerbatimChar"/>
+        </w:rPr>
+        <w:t xml:space="preserve">SOURCE = 0</w:t>
+      </w:r>
+      <w:r>
+        <w:t xml:space="preserve">,</w:t>
+      </w:r>
+      <w:r>
+        <w:t xml:space="preserve"> </w:t>
+      </w:r>
+      <w:r>
+        <w:rPr>
+          <w:rStyle w:val="VerbatimChar"/>
+        </w:rPr>
+        <w:t xml:space="preserve">CLASSES = [0]</w:t>
+      </w:r>
+      <w:r>
+        <w:t xml:space="preserve">). Reszta bez zmian.</w:t>
+      </w:r>
+    </w:p>
+    <w:p>
+      <w:pPr>
+        <w:numPr>
+          <w:ilvl w:val="0"/>
+          <w:numId w:val="1044"/>
+        </w:numPr>
+        <w:pStyle w:val="Compact"/>
+      </w:pPr>
+      <w:r>
+        <w:rPr>
+          <w:b/>
+        </w:rPr>
+        <w:t xml:space="preserve">Checkpoint:</w:t>
+      </w:r>
+      <w:r>
+        <w:t xml:space="preserve"> </w:t>
+      </w:r>
+      <w:r>
+        <w:rPr>
+          <w:rStyle w:val="VerbatimChar"/>
+        </w:rPr>
+        <w:t xml:space="preserve">python -m src.app</w:t>
+      </w:r>
+      <w:r>
+        <w:t xml:space="preserve"> </w:t>
+      </w:r>
+      <w:r>
+        <w:t xml:space="preserve">działa jak</w:t>
+      </w:r>
+      <w:r>
+        <w:t xml:space="preserve"> </w:t>
+      </w:r>
+      <w:r>
+        <w:rPr>
+          <w:rStyle w:val="VerbatimChar"/>
+        </w:rPr>
+        <w:t xml:space="preserve">counter_manual.py</w:t>
+      </w:r>
+      <w:r>
+        <w:t xml:space="preserve">, ale kod jest modularny. ✅</w:t>
+      </w:r>
+    </w:p>
+    <w:p>
+      <w:pPr>
+        <w:pStyle w:val="FirstParagraph"/>
+      </w:pPr>
+      <w:r>
+        <w:rPr>
+          <w:b/>
+        </w:rPr>
+        <w:t xml:space="preserve">PROJEKT 1 UKOŃCZONY</w:t>
+      </w:r>
+      <w:r>
+        <w:t xml:space="preserve"> </w:t>
+      </w:r>
+      <w:r>
+        <w:t xml:space="preserve">— commit:</w:t>
+      </w:r>
+    </w:p>
+    <w:p>
+      <w:pPr>
+        <w:pStyle w:val="SourceCode"/>
+      </w:pPr>
+      <w:r>
+        <w:rPr>
+          <w:rStyle w:val="VerbatimChar"/>
+        </w:rPr>
+        <w:t xml:space="preserve">git add .</w:t>
+      </w:r>
+      <w:r>
+        <w:br/>
+      </w:r>
+      <w:r>
+        <w:rPr>
+          <w:rStyle w:val="VerbatimChar"/>
+        </w:rPr>
+        <w:t xml:space="preserve">git commit -m "Projekt 1: modularny licznik ludzi i pojazdow (Etap 1 gotowy)"</w:t>
+      </w:r>
+      <w:r>
+        <w:br/>
+      </w:r>
+      <w:r>
+        <w:rPr>
+          <w:rStyle w:val="VerbatimChar"/>
+        </w:rPr>
+        <w:t xml:space="preserve">git push</w:t>
       </w:r>
     </w:p>
     <w:p>
@@ -8566,11 +13919,11 @@
       <w:pPr>
         <w:pStyle w:val="Heading2"/>
       </w:pPr>
-      <w:bookmarkStart w:id="93" w:name="codzienny-rytm-pracy-skrót"/>
+      <w:bookmarkStart w:id="104" w:name="codzienny-rytm-pracy-skrót"/>
       <w:r>
         <w:t xml:space="preserve">Codzienny rytm pracy (skrót)</w:t>
       </w:r>
-      <w:bookmarkEnd w:id="93"/>
+      <w:bookmarkEnd w:id="104"/>
     </w:p>
     <w:p>
       <w:pPr>
@@ -9093,6 +14446,30 @@
     <w:abstractNumId w:val="991"/>
   </w:num>
   <w:num w:numId="1036">
+    <w:abstractNumId w:val="991"/>
+  </w:num>
+  <w:num w:numId="1037">
+    <w:abstractNumId w:val="991"/>
+  </w:num>
+  <w:num w:numId="1038">
+    <w:abstractNumId w:val="991"/>
+  </w:num>
+  <w:num w:numId="1039">
+    <w:abstractNumId w:val="991"/>
+  </w:num>
+  <w:num w:numId="1040">
+    <w:abstractNumId w:val="991"/>
+  </w:num>
+  <w:num w:numId="1041">
+    <w:abstractNumId w:val="991"/>
+  </w:num>
+  <w:num w:numId="1042">
+    <w:abstractNumId w:val="991"/>
+  </w:num>
+  <w:num w:numId="1043">
+    <w:abstractNumId w:val="991"/>
+  </w:num>
+  <w:num w:numId="1044">
     <w:abstractNumId w:val="991"/>
   </w:num>
 </w:numbering>
